--- a/documentacao.docx
+++ b/documentacao.docx
@@ -3537,14 +3537,12 @@
         <w:rPr/>
         <w:t xml:space="preserve">Casos de </w:t>
       </w:r>
-      <w:bookmarkStart w:name="_Int_FZMCUKk8" w:id="274006788"/>
       <w:r>
         <w:rPr/>
         <w:t>uso</w:t>
       </w:r>
       <w:bookmarkEnd w:id="83"/>
       <w:bookmarkEnd w:id="2077515094"/>
-      <w:bookmarkEnd w:id="274006788"/>
     </w:p>
     <w:p>
       <w:pPr>
@@ -6074,13 +6072,14 @@
       <w:pPr>
         <w:pStyle w:val="Legenda"/>
         <w:keepNext w:val="1"/>
+        <w:widowControl w:val="1"/>
         <w:spacing w:line="360" w:lineRule="auto"/>
         <w:ind w:firstLine="0"/>
         <w:jc w:val="both"/>
       </w:pPr>
       <w:r>
         <w:drawing>
-          <wp:inline wp14:editId="3054DC97" wp14:anchorId="4315BC46">
+          <wp:inline wp14:editId="02BA21B9" wp14:anchorId="4315BC46">
             <wp:extent cx="5762625" cy="3648075"/>
             <wp:effectExtent l="0" t="0" r="0" b="0"/>
             <wp:docPr id="40023874" name="drawing"/>
@@ -6169,31 +6168,212 @@
     </w:p>
     <w:p>
       <w:pPr>
-        <w:pStyle w:val="Normal"/>
-        <w:keepNext w:val="1"/>
-        <w:spacing w:line="360" w:lineRule="auto"/>
-        <w:jc w:val="both"/>
-      </w:pPr>
+        <w:pStyle w:val="Ttulo1"/>
+        <w:widowControl w:val="1"/>
+        <w:rPr/>
+      </w:pPr>
+      <w:r>
+        <w:rPr/>
+        <w:t xml:space="preserve">    BPMN</w:t>
+      </w:r>
     </w:p>
     <w:p>
       <w:pPr>
         <w:pStyle w:val="Normal"/>
         <w:widowControl w:val="1"/>
-        <w:spacing w:line="360" w:lineRule="auto"/>
-        <w:ind w:firstLine="0"/>
-        <w:jc w:val="both"/>
-        <w:rPr>
-          <w:rFonts w:eastAsia="Arial" w:cs="Arial"/>
-        </w:rPr>
-      </w:pPr>
-    </w:p>
-    <w:p>
+      </w:pPr>
+      <w:r>
+        <w:rPr/>
+        <w:t>Segue abaixo alguns dos diagramas BPMN que realizamos para o nosso projeto:</w:t>
+      </w:r>
+    </w:p>
+    <w:p w14:noSpellErr="1">
       <w:pPr>
         <w:pStyle w:val="Normal"/>
         <w:widowControl w:val="1"/>
-        <w:spacing w:line="360" w:lineRule="auto"/>
+      </w:pPr>
+    </w:p>
+    <w:p>
+      <w:pPr>
+        <w:pStyle w:val="Normal"/>
+        <w:widowControl w:val="1"/>
         <w:ind w:firstLine="0"/>
-        <w:jc w:val="both"/>
+        <w:jc w:val="left"/>
+      </w:pPr>
+      <w:r>
+        <w:drawing>
+          <wp:inline wp14:editId="7101590D" wp14:anchorId="61D18600">
+            <wp:extent cx="5762625" cy="1514475"/>
+            <wp:effectExtent l="0" t="0" r="0" b="0"/>
+            <wp:docPr id="1749935597" name="drawing"/>
+            <wp:cNvGraphicFramePr>
+              <a:graphicFrameLocks noChangeAspect="1"/>
+            </wp:cNvGraphicFramePr>
+            <a:graphic>
+              <a:graphicData xmlns:a="http://schemas.openxmlformats.org/drawingml/2006/main" uri="http://schemas.openxmlformats.org/drawingml/2006/picture">
+                <pic:pic xmlns:pic="http://schemas.openxmlformats.org/drawingml/2006/picture">
+                  <pic:nvPicPr>
+                    <pic:cNvPr id="73416081" name="Picture 73416081"/>
+                    <pic:cNvPicPr/>
+                  </pic:nvPicPr>
+                  <pic:blipFill>
+                    <a:blip xmlns:r="http://schemas.openxmlformats.org/officeDocument/2006/relationships" r:embed="rId240320370">
+                      <a:extLst>
+                        <a:ext uri="{28A0092B-C50C-407E-A947-70E740481C1C}">
+                          <a14:useLocalDpi xmlns:a14="http://schemas.microsoft.com/office/drawing/2010/main"/>
+                        </a:ext>
+                      </a:extLst>
+                    </a:blip>
+                    <a:stretch>
+                      <a:fillRect/>
+                    </a:stretch>
+                  </pic:blipFill>
+                  <pic:spPr>
+                    <a:xfrm>
+                      <a:off x="0" y="0"/>
+                      <a:ext cx="5762625" cy="1514475"/>
+                    </a:xfrm>
+                    <a:prstGeom prst="rect">
+                      <a:avLst/>
+                    </a:prstGeom>
+                  </pic:spPr>
+                </pic:pic>
+              </a:graphicData>
+            </a:graphic>
+          </wp:inline>
+        </w:drawing>
+      </w:r>
+      <w:r>
+        <w:tab/>
+      </w:r>
+      <w:r>
+        <w:tab/>
+      </w:r>
+      <w:r>
+        <w:tab/>
+      </w:r>
+      <w:r>
+        <w:tab/>
+      </w:r>
+      <w:r>
+        <w:rPr/>
+        <w:t>Fluxo de compra de ingresso</w:t>
+      </w:r>
+    </w:p>
+    <w:p>
+      <w:pPr>
+        <w:pStyle w:val="Normal"/>
+        <w:widowControl w:val="1"/>
+        <w:ind w:firstLine="0"/>
+        <w:jc w:val="center"/>
+      </w:pPr>
+      <w:r>
+        <w:drawing>
+          <wp:inline wp14:editId="11CF7A0E" wp14:anchorId="39CF8FE4">
+            <wp:extent cx="5762625" cy="2705100"/>
+            <wp:effectExtent l="0" t="0" r="0" b="0"/>
+            <wp:docPr id="1575890725" name="drawing"/>
+            <wp:cNvGraphicFramePr>
+              <a:graphicFrameLocks noChangeAspect="1"/>
+            </wp:cNvGraphicFramePr>
+            <a:graphic>
+              <a:graphicData xmlns:a="http://schemas.openxmlformats.org/drawingml/2006/main" uri="http://schemas.openxmlformats.org/drawingml/2006/picture">
+                <pic:pic xmlns:pic="http://schemas.openxmlformats.org/drawingml/2006/picture">
+                  <pic:nvPicPr>
+                    <pic:cNvPr id="1575890725" name="Picture 1575890725"/>
+                    <pic:cNvPicPr/>
+                  </pic:nvPicPr>
+                  <pic:blipFill>
+                    <a:blip xmlns:r="http://schemas.openxmlformats.org/officeDocument/2006/relationships" r:embed="rId986495038">
+                      <a:extLst>
+                        <a:ext uri="{28A0092B-C50C-407E-A947-70E740481C1C}">
+                          <a14:useLocalDpi xmlns:a14="http://schemas.microsoft.com/office/drawing/2010/main"/>
+                        </a:ext>
+                      </a:extLst>
+                    </a:blip>
+                    <a:stretch>
+                      <a:fillRect/>
+                    </a:stretch>
+                  </pic:blipFill>
+                  <pic:spPr>
+                    <a:xfrm>
+                      <a:off x="0" y="0"/>
+                      <a:ext cx="5762625" cy="2705100"/>
+                    </a:xfrm>
+                    <a:prstGeom prst="rect">
+                      <a:avLst/>
+                    </a:prstGeom>
+                  </pic:spPr>
+                </pic:pic>
+              </a:graphicData>
+            </a:graphic>
+          </wp:inline>
+        </w:drawing>
+      </w:r>
+      <w:r>
+        <w:rPr/>
+        <w:t>Fluxo de convite de colaborador</w:t>
+      </w:r>
+    </w:p>
+    <w:p>
+      <w:pPr>
+        <w:pStyle w:val="Normal"/>
+        <w:widowControl w:val="1"/>
+        <w:ind w:firstLine="0"/>
+        <w:jc w:val="center"/>
+      </w:pPr>
+      <w:r>
+        <w:drawing>
+          <wp:inline wp14:editId="57008532" wp14:anchorId="07E2E344">
+            <wp:extent cx="5762625" cy="2990850"/>
+            <wp:effectExtent l="0" t="0" r="0" b="0"/>
+            <wp:docPr id="1408978570" name="drawing"/>
+            <wp:cNvGraphicFramePr>
+              <a:graphicFrameLocks noChangeAspect="1"/>
+            </wp:cNvGraphicFramePr>
+            <a:graphic>
+              <a:graphicData xmlns:a="http://schemas.openxmlformats.org/drawingml/2006/main" uri="http://schemas.openxmlformats.org/drawingml/2006/picture">
+                <pic:pic xmlns:pic="http://schemas.openxmlformats.org/drawingml/2006/picture">
+                  <pic:nvPicPr>
+                    <pic:cNvPr id="1408978570" name="Picture 1408978570"/>
+                    <pic:cNvPicPr/>
+                  </pic:nvPicPr>
+                  <pic:blipFill>
+                    <a:blip xmlns:r="http://schemas.openxmlformats.org/officeDocument/2006/relationships" r:embed="rId460630084">
+                      <a:extLst>
+                        <a:ext uri="{28A0092B-C50C-407E-A947-70E740481C1C}">
+                          <a14:useLocalDpi xmlns:a14="http://schemas.microsoft.com/office/drawing/2010/main"/>
+                        </a:ext>
+                      </a:extLst>
+                    </a:blip>
+                    <a:stretch>
+                      <a:fillRect/>
+                    </a:stretch>
+                  </pic:blipFill>
+                  <pic:spPr>
+                    <a:xfrm>
+                      <a:off x="0" y="0"/>
+                      <a:ext cx="5762625" cy="2990850"/>
+                    </a:xfrm>
+                    <a:prstGeom prst="rect">
+                      <a:avLst/>
+                    </a:prstGeom>
+                  </pic:spPr>
+                </pic:pic>
+              </a:graphicData>
+            </a:graphic>
+          </wp:inline>
+        </w:drawing>
+      </w:r>
+      <w:r>
+        <w:rPr/>
+        <w:t>Checkin Evento</w:t>
+      </w:r>
+    </w:p>
+    <w:p>
+      <w:pPr>
+        <w:pStyle w:val="Normal"/>
+        <w:widowControl w:val="1"/>
       </w:pPr>
     </w:p>
     <w:p>
@@ -6206,24 +6386,20 @@
       </w:pPr>
       <w:bookmarkStart w:name="_Toc211596440" w:id="119"/>
       <w:bookmarkStart w:name="_Toc236427104" w:id="1772675964"/>
-      <w:bookmarkStart w:name="_Int_r0wYm1Ap" w:id="945468738"/>
       <w:r>
         <w:rPr/>
         <w:t>Estudo</w:t>
       </w:r>
-      <w:bookmarkEnd w:id="945468738"/>
       <w:r>
         <w:rPr/>
         <w:t xml:space="preserve"> de </w:t>
       </w:r>
-      <w:bookmarkStart w:name="_Int_3iNLna1p" w:id="1960638038"/>
       <w:r>
         <w:rPr/>
         <w:t>viabilidade</w:t>
       </w:r>
       <w:bookmarkEnd w:id="119"/>
       <w:bookmarkEnd w:id="1772675964"/>
-      <w:bookmarkEnd w:id="1960638038"/>
       <w:r>
         <w:rPr/>
         <w:t> </w:t>
@@ -6235,36 +6411,40 @@
         <w:spacing w:line="360" w:lineRule="auto"/>
         <w:ind w:left="0" w:firstLine="0"/>
         <w:jc w:val="both"/>
-        <w:rPr>
-          <w:rFonts w:eastAsia="Arial" w:cs="Arial"/>
-        </w:rPr>
-      </w:pPr>
-      <w:bookmarkStart w:name="_Toc211596441" w:id="121"/>
-      <w:bookmarkStart w:name="_Toc1802712037" w:id="1142028622"/>
-      <w:r>
-        <w:rPr>
-          <w:rFonts w:eastAsia="Arial"/>
-        </w:rPr>
-        <w:t>Viabilidade Técnica</w:t>
-      </w:r>
-      <w:bookmarkEnd w:id="121"/>
-      <w:bookmarkEnd w:id="1142028622"/>
-    </w:p>
-    <w:p>
-      <w:pPr>
-        <w:spacing w:before="240" w:after="240" w:line="360" w:lineRule="auto"/>
-        <w:ind w:firstLine="708"/>
-        <w:jc w:val="both"/>
-        <w:rPr>
-          <w:rFonts w:eastAsia="Arial" w:cs="Arial"/>
-        </w:rPr>
-      </w:pPr>
-      <w:r>
         <w:rPr>
           <w:rFonts w:eastAsia="Arial" w:cs="Arial"/>
           <w:b w:val="1"/>
           <w:bCs w:val="1"/>
         </w:rPr>
+      </w:pPr>
+      <w:bookmarkStart w:name="_Toc211596441" w:id="121"/>
+      <w:bookmarkStart w:name="_Toc1802712037" w:id="1142028622"/>
+      <w:r>
+        <w:rPr>
+          <w:rFonts w:eastAsia="Arial"/>
+          <w:b w:val="1"/>
+          <w:bCs w:val="1"/>
+        </w:rPr>
+        <w:t>Viabilidade Técnica</w:t>
+      </w:r>
+      <w:bookmarkEnd w:id="121"/>
+      <w:bookmarkEnd w:id="1142028622"/>
+    </w:p>
+    <w:p>
+      <w:pPr>
+        <w:spacing w:before="240" w:after="240" w:line="360" w:lineRule="auto"/>
+        <w:ind w:firstLine="708"/>
+        <w:jc w:val="both"/>
+        <w:rPr>
+          <w:rFonts w:eastAsia="Arial" w:cs="Arial"/>
+        </w:rPr>
+      </w:pPr>
+      <w:r>
+        <w:rPr>
+          <w:rFonts w:eastAsia="Arial" w:cs="Arial"/>
+          <w:b w:val="1"/>
+          <w:bCs w:val="1"/>
+        </w:rPr>
         <w:t>Quais tecnologias e recursos são necessários para desenvolver e manter o projeto?</w:t>
       </w:r>
       <w:r>
@@ -6289,25 +6469,13 @@
         <w:rPr>
           <w:rFonts w:eastAsia="Arial" w:cs="Arial"/>
         </w:rPr>
-        <w:t>Flutter</w:t>
+        <w:t xml:space="preserve">.NET Maui </w:t>
       </w:r>
       <w:r>
         <w:rPr>
           <w:rFonts w:eastAsia="Arial" w:cs="Arial"/>
         </w:rPr>
-        <w:t xml:space="preserve"> para o mobile, Node.js com o framework </w:t>
-      </w:r>
-      <w:r>
-        <w:rPr>
-          <w:rFonts w:eastAsia="Arial" w:cs="Arial"/>
-        </w:rPr>
-        <w:t>NestJS</w:t>
-      </w:r>
-      <w:r>
-        <w:rPr>
-          <w:rFonts w:eastAsia="Arial" w:cs="Arial"/>
-        </w:rPr>
-        <w:t xml:space="preserve"> para a API e PostgreSQL para o banco de dados.</w:t>
+        <w:t>para o mobile, Node.js com o framework NestJS para a API e PostgreSQL para o banco de dados.</w:t>
       </w:r>
     </w:p>
     <w:p>
@@ -6387,332 +6555,324 @@
           <w:b w:val="1"/>
           <w:bCs w:val="1"/>
         </w:rPr>
-        <w:t>Quais custos estão envolvidos no</w:t>
-      </w:r>
+        <w:t>Quais custos estão envolvidos no desenvolvimento e manutenção do projeto?</w:t>
+      </w:r>
+      <w:r>
+        <w:br/>
+      </w:r>
+      <w:r>
+        <w:rPr>
+          <w:rFonts w:eastAsia="Arial"/>
+        </w:rPr>
+        <w:t>Os principais custos envolvem a hospedagem em nuvem do sistema.</w:t>
+      </w:r>
+      <w:r>
+        <w:br/>
+      </w:r>
+      <w:r>
+        <w:rPr>
+          <w:rFonts w:eastAsia="Arial"/>
+        </w:rPr>
+        <w:t>As ferramentas de desenvolvimento adotadas (Node.js, .NET Maui e PostgreSQL) são de uso gratuito, o que reduz significativamente o investimento inicial e os custos de manutenção.</w:t>
+      </w:r>
+    </w:p>
+    <w:p>
+      <w:pPr>
+        <w:spacing w:before="240" w:after="240" w:line="360" w:lineRule="auto"/>
+        <w:ind w:firstLine="708"/>
+        <w:jc w:val="both"/>
+        <w:rPr>
+          <w:rFonts w:eastAsia="Arial"/>
+        </w:rPr>
+      </w:pPr>
       <w:r>
         <w:rPr>
           <w:rFonts w:eastAsia="Arial" w:cs="Arial"/>
           <w:b w:val="1"/>
           <w:bCs w:val="1"/>
         </w:rPr>
-        <w:t xml:space="preserve"> desenvolvimento e manutenção</w:t>
-      </w:r>
+        <w:t>Será necessário investimento em mão de obra?</w:t>
+      </w:r>
+      <w:r>
+        <w:br/>
+      </w:r>
+      <w:r>
+        <w:rPr>
+          <w:rFonts w:eastAsia="Arial"/>
+        </w:rPr>
+        <w:t>Não será necessário investimento em mão de obra, já que que o desenvolvimento será realizado pelos próprios alunos, evitando despesas desnecessárias.</w:t>
+      </w:r>
+    </w:p>
+    <w:p>
+      <w:pPr>
+        <w:spacing w:before="240" w:after="240" w:line="360" w:lineRule="auto"/>
+        <w:ind w:firstLine="708"/>
+        <w:jc w:val="both"/>
+      </w:pPr>
       <w:r>
         <w:rPr>
           <w:rFonts w:eastAsia="Arial" w:cs="Arial"/>
           <w:b w:val="1"/>
           <w:bCs w:val="1"/>
         </w:rPr>
-        <w:t xml:space="preserve"> do projeto?</w:t>
-      </w:r>
-      <w:r>
-        <w:br/>
-      </w:r>
-      <w:r>
-        <w:rPr>
-          <w:rFonts w:eastAsia="Arial"/>
-        </w:rPr>
-        <w:t>Os principais custos envolvem a hospedagem em nuvem do sistema.</w:t>
-      </w:r>
-      <w:r>
-        <w:br/>
-      </w:r>
-      <w:r>
-        <w:rPr>
-          <w:rFonts w:eastAsia="Arial"/>
-        </w:rPr>
-        <w:t xml:space="preserve">As ferramentas de desenvolvimento adotadas (Node.js, </w:t>
-      </w:r>
-      <w:r>
-        <w:rPr>
-          <w:rFonts w:eastAsia="Arial"/>
-        </w:rPr>
-        <w:t>Flutter</w:t>
-      </w:r>
-      <w:r>
-        <w:rPr>
-          <w:rFonts w:eastAsia="Arial"/>
-        </w:rPr>
-        <w:t xml:space="preserve"> e </w:t>
-      </w:r>
-      <w:r>
-        <w:rPr>
-          <w:rFonts w:eastAsia="Arial"/>
-        </w:rPr>
-        <w:t>PostgreSQL</w:t>
-      </w:r>
-      <w:r>
-        <w:rPr>
-          <w:rFonts w:eastAsia="Arial"/>
-        </w:rPr>
-        <w:t>) são de uso gratuito, o que reduz significativamente o investimento inicial e os custos de manutenção.</w:t>
-      </w:r>
-    </w:p>
-    <w:p>
-      <w:pPr>
-        <w:spacing w:before="240" w:after="240" w:line="360" w:lineRule="auto"/>
-        <w:ind w:firstLine="708"/>
-        <w:jc w:val="both"/>
-        <w:rPr>
-          <w:rFonts w:eastAsia="Arial"/>
-        </w:rPr>
-      </w:pPr>
+        <w:t>O projeto traz</w:t>
+      </w:r>
       <w:r>
         <w:rPr>
           <w:rFonts w:eastAsia="Arial" w:cs="Arial"/>
           <w:b w:val="1"/>
           <w:bCs w:val="1"/>
         </w:rPr>
-        <w:t>Será necessário investimento em mão de obra?</w:t>
-      </w:r>
-      <w:r>
-        <w:br/>
-      </w:r>
-      <w:r>
-        <w:rPr>
-          <w:rFonts w:eastAsia="Arial"/>
-        </w:rPr>
-        <w:t>Não será necessário investimento em mão de obra, já que que o desenvolvimento será realizado pelos próprios alunos, evitando despesas desnecessárias.</w:t>
-      </w:r>
-    </w:p>
-    <w:p>
-      <w:pPr>
-        <w:spacing w:before="240" w:after="240" w:line="360" w:lineRule="auto"/>
-        <w:ind w:firstLine="708"/>
-        <w:jc w:val="both"/>
-      </w:pPr>
+        <w:t xml:space="preserve"> benefícios</w:t>
+      </w:r>
       <w:r>
         <w:rPr>
           <w:rFonts w:eastAsia="Arial" w:cs="Arial"/>
           <w:b w:val="1"/>
           <w:bCs w:val="1"/>
         </w:rPr>
-        <w:t>O projeto traz</w:t>
-      </w:r>
-      <w:r>
+        <w:t xml:space="preserve"> que justificam o investimento?</w:t>
+      </w:r>
+    </w:p>
+    <w:p>
+      <w:pPr>
+        <w:spacing w:before="240" w:after="240" w:line="360" w:lineRule="auto"/>
+        <w:ind w:firstLine="708"/>
+        <w:jc w:val="both"/>
+        <w:rPr>
+          <w:rFonts w:eastAsia="Arial"/>
+        </w:rPr>
+      </w:pPr>
+      <w:r>
+        <w:rPr>
+          <w:rFonts w:eastAsia="Arial"/>
+        </w:rPr>
+        <w:t xml:space="preserve">O sistema proporcionará </w:t>
+      </w:r>
+      <w:r>
+        <w:rPr>
+          <w:rFonts w:eastAsia="Arial"/>
+        </w:rPr>
+        <w:t xml:space="preserve">uma facilidade maior para participantes conhecerem e participarem de eventos, auxiliando também os organizadores para </w:t>
+      </w:r>
+      <w:r>
+        <w:rPr>
+          <w:rFonts w:eastAsia="Arial"/>
+        </w:rPr>
+        <w:t>criarem e divulgarem os seus eventos. Comparando os benefícios propostos com os custos de manutenção e hospedagem, é uma troca muito favorável.</w:t>
+      </w:r>
+    </w:p>
+    <w:p>
+      <w:pPr>
+        <w:spacing w:line="360" w:lineRule="auto"/>
+        <w:ind w:firstLine="708"/>
+        <w:jc w:val="both"/>
+      </w:pPr>
+    </w:p>
+    <w:p>
+      <w:pPr>
+        <w:pStyle w:val="Ttulo2"/>
+        <w:spacing w:line="360" w:lineRule="auto"/>
+        <w:ind w:left="0" w:firstLine="0"/>
+        <w:jc w:val="both"/>
+        <w:rPr>
+          <w:rFonts w:eastAsia="Arial" w:cs="Arial"/>
+        </w:rPr>
+      </w:pPr>
+      <w:bookmarkStart w:name="_Toc211596443" w:id="125"/>
+      <w:bookmarkStart w:name="_Toc1362769093" w:id="325803989"/>
+      <w:r>
+        <w:rPr>
+          <w:rFonts w:eastAsia="Arial"/>
+        </w:rPr>
+        <w:t>Viabilidade de Mercado</w:t>
+      </w:r>
+      <w:bookmarkEnd w:id="125"/>
+      <w:bookmarkEnd w:id="325803989"/>
+    </w:p>
+    <w:p>
+      <w:pPr>
+        <w:spacing w:before="240" w:after="240" w:line="360" w:lineRule="auto"/>
+        <w:ind w:firstLine="708"/>
+        <w:jc w:val="both"/>
         <w:rPr>
           <w:rFonts w:eastAsia="Arial" w:cs="Arial"/>
           <w:b w:val="1"/>
           <w:bCs w:val="1"/>
         </w:rPr>
-        <w:t xml:space="preserve"> benefícios</w:t>
-      </w:r>
+      </w:pPr>
       <w:r>
         <w:rPr>
           <w:rFonts w:eastAsia="Arial" w:cs="Arial"/>
           <w:b w:val="1"/>
           <w:bCs w:val="1"/>
         </w:rPr>
-        <w:t xml:space="preserve"> que justificam o investimento?</w:t>
-      </w:r>
-    </w:p>
-    <w:p>
-      <w:pPr>
-        <w:spacing w:before="240" w:after="240" w:line="360" w:lineRule="auto"/>
-        <w:ind w:firstLine="708"/>
-        <w:jc w:val="both"/>
-        <w:rPr>
-          <w:rFonts w:eastAsia="Arial"/>
-        </w:rPr>
-      </w:pPr>
-      <w:r>
-        <w:rPr>
-          <w:rFonts w:eastAsia="Arial"/>
-        </w:rPr>
-        <w:t xml:space="preserve">O sistema proporcionará </w:t>
-      </w:r>
-      <w:r>
-        <w:rPr>
-          <w:rFonts w:eastAsia="Arial"/>
-        </w:rPr>
-        <w:t xml:space="preserve">uma facilidade maior para participantes conhecerem e participarem de eventos, auxiliando também os organizadores para </w:t>
-      </w:r>
-      <w:r>
-        <w:rPr>
-          <w:rFonts w:eastAsia="Arial"/>
-        </w:rPr>
-        <w:t>criarem e divulgarem os seus eventos. Comparando os benefícios propostos com os custos de manutenção e hospedagem, é uma troca muito favorável.</w:t>
-      </w:r>
-    </w:p>
-    <w:p>
-      <w:pPr>
-        <w:spacing w:line="360" w:lineRule="auto"/>
-        <w:ind w:firstLine="708"/>
-        <w:jc w:val="both"/>
-      </w:pPr>
-    </w:p>
-    <w:p>
-      <w:pPr>
-        <w:pStyle w:val="Ttulo2"/>
-        <w:spacing w:line="360" w:lineRule="auto"/>
-        <w:ind w:left="0" w:firstLine="0"/>
-        <w:jc w:val="both"/>
-        <w:rPr>
-          <w:rFonts w:eastAsia="Arial" w:cs="Arial"/>
-        </w:rPr>
-      </w:pPr>
-      <w:bookmarkStart w:name="_Toc211596443" w:id="125"/>
-      <w:bookmarkStart w:name="_Toc1362769093" w:id="325803989"/>
-      <w:r>
-        <w:rPr>
-          <w:rFonts w:eastAsia="Arial"/>
-        </w:rPr>
-        <w:t>Viabilidade de Mercado</w:t>
-      </w:r>
-      <w:bookmarkEnd w:id="125"/>
-      <w:bookmarkEnd w:id="325803989"/>
-    </w:p>
-    <w:p>
-      <w:pPr>
-        <w:spacing w:before="240" w:after="240" w:line="360" w:lineRule="auto"/>
-        <w:ind w:firstLine="708"/>
-        <w:jc w:val="both"/>
+        <w:t xml:space="preserve">Existe demanda suficiente para o </w:t>
+      </w:r>
+      <w:r>
         <w:rPr>
           <w:rFonts w:eastAsia="Arial" w:cs="Arial"/>
           <w:b w:val="1"/>
           <w:bCs w:val="1"/>
         </w:rPr>
-      </w:pPr>
+        <w:t>produto</w:t>
+      </w:r>
       <w:r>
         <w:rPr>
           <w:rFonts w:eastAsia="Arial" w:cs="Arial"/>
           <w:b w:val="1"/>
           <w:bCs w:val="1"/>
         </w:rPr>
-        <w:t xml:space="preserve">Existe demanda suficiente para o </w:t>
-      </w:r>
+        <w:t xml:space="preserve"> ou serviço? </w:t>
+      </w:r>
+      <w:r>
+        <w:br/>
+      </w:r>
+      <w:r>
+        <w:rPr>
+          <w:rFonts w:eastAsia="Arial"/>
+        </w:rPr>
+        <w:t xml:space="preserve">Sim. Há uma demanda constante por soluções que facilitem </w:t>
+      </w:r>
+      <w:r>
+        <w:rPr>
+          <w:rFonts w:eastAsia="Arial"/>
+        </w:rPr>
+        <w:t xml:space="preserve">participantes a conhecerem novos eventos, bem como ajudar os participantes a </w:t>
+      </w:r>
+      <w:r>
+        <w:rPr>
+          <w:rFonts w:eastAsia="Arial"/>
+        </w:rPr>
+        <w:t>criar</w:t>
+      </w:r>
+      <w:r>
+        <w:rPr>
+          <w:rFonts w:eastAsia="Arial"/>
+        </w:rPr>
+        <w:t xml:space="preserve"> a sua identidade e divulgação digital, controlar as informações do evento e gerir suas vendas</w:t>
+      </w:r>
+    </w:p>
+    <w:p>
+      <w:pPr>
+        <w:spacing w:before="240" w:after="240" w:line="360" w:lineRule="auto"/>
+        <w:ind w:firstLine="708"/>
+        <w:jc w:val="both"/>
+        <w:rPr>
+          <w:rFonts w:eastAsia="Arial"/>
+        </w:rPr>
+      </w:pPr>
       <w:r>
         <w:rPr>
           <w:rFonts w:eastAsia="Arial" w:cs="Arial"/>
           <w:b w:val="1"/>
           <w:bCs w:val="1"/>
         </w:rPr>
-        <w:t>produto</w:t>
-      </w:r>
+        <w:t>Como o projeto se diferencia da concorrência? </w:t>
+      </w:r>
+      <w:r>
+        <w:br/>
+      </w:r>
+      <w:r>
+        <w:rPr>
+          <w:rFonts w:eastAsia="Arial"/>
+        </w:rPr>
+        <w:t xml:space="preserve">O sistema está sendo projetado para fornecer uma maior agilidade e comodidade para os seus usuários, por integrar tudo em um só aplicativo, as pessoas conseguem compartilhar com pessoas próximas, realizar a compra de ingressos e fazer o seu </w:t>
+      </w:r>
+      <w:r>
+        <w:rPr>
+          <w:rFonts w:eastAsia="Arial"/>
+        </w:rPr>
+        <w:t>check-in</w:t>
+      </w:r>
+      <w:r>
+        <w:rPr>
+          <w:rFonts w:eastAsia="Arial"/>
+        </w:rPr>
+        <w:t xml:space="preserve"> via aplicativo.</w:t>
+      </w:r>
+    </w:p>
+    <w:p>
+      <w:pPr>
+        <w:spacing w:line="360" w:lineRule="auto"/>
+        <w:ind w:firstLine="708"/>
+        <w:jc w:val="both"/>
+      </w:pPr>
+    </w:p>
+    <w:p>
+      <w:pPr>
+        <w:pStyle w:val="Ttulo2"/>
+        <w:spacing w:line="360" w:lineRule="auto"/>
+        <w:ind w:left="0" w:firstLine="0"/>
+        <w:jc w:val="both"/>
+        <w:rPr>
+          <w:rFonts w:eastAsia="Arial" w:cs="Arial"/>
+        </w:rPr>
+      </w:pPr>
+      <w:bookmarkStart w:name="_Toc211596444" w:id="127"/>
+      <w:bookmarkStart w:name="_Toc1750400205" w:id="970195534"/>
+      <w:r>
+        <w:rPr>
+          <w:rFonts w:eastAsia="Arial"/>
+        </w:rPr>
+        <w:t>Viabilidade Legal</w:t>
+      </w:r>
+      <w:bookmarkEnd w:id="127"/>
+      <w:bookmarkEnd w:id="970195534"/>
+    </w:p>
+    <w:p>
+      <w:pPr>
+        <w:spacing w:before="240" w:after="240" w:line="360" w:lineRule="auto"/>
+        <w:ind w:firstLine="708"/>
+        <w:jc w:val="both"/>
+      </w:pPr>
       <w:r>
         <w:rPr>
           <w:rFonts w:eastAsia="Arial" w:cs="Arial"/>
           <w:b w:val="1"/>
           <w:bCs w:val="1"/>
         </w:rPr>
-        <w:t xml:space="preserve"> ou serviço? </w:t>
-      </w:r>
-      <w:r>
-        <w:br/>
-      </w:r>
-      <w:r>
-        <w:rPr>
-          <w:rFonts w:eastAsia="Arial"/>
-        </w:rPr>
-        <w:t xml:space="preserve">Sim. Há uma demanda constante por soluções que facilitem </w:t>
-      </w:r>
-      <w:r>
-        <w:rPr>
-          <w:rFonts w:eastAsia="Arial"/>
-        </w:rPr>
-        <w:t xml:space="preserve">participantes a conhecerem novos eventos, bem como ajudar os participantes a </w:t>
-      </w:r>
-      <w:r>
-        <w:rPr>
-          <w:rFonts w:eastAsia="Arial"/>
-        </w:rPr>
-        <w:t>criar</w:t>
-      </w:r>
-      <w:r>
-        <w:rPr>
-          <w:rFonts w:eastAsia="Arial"/>
-        </w:rPr>
-        <w:t xml:space="preserve"> a sua identidade e divulgação digital, controlar as informações do evento e gerir suas vendas</w:t>
-      </w:r>
-    </w:p>
-    <w:p>
-      <w:pPr>
-        <w:spacing w:before="240" w:after="240" w:line="360" w:lineRule="auto"/>
-        <w:ind w:firstLine="708"/>
-        <w:jc w:val="both"/>
-        <w:rPr>
-          <w:rFonts w:eastAsia="Arial"/>
-        </w:rPr>
-      </w:pPr>
+        <w:t xml:space="preserve">O projeto está em conformidade com as </w:t>
+      </w:r>
       <w:r>
         <w:rPr>
           <w:rFonts w:eastAsia="Arial" w:cs="Arial"/>
           <w:b w:val="1"/>
           <w:bCs w:val="1"/>
         </w:rPr>
-        <w:t>Como o projeto se diferencia da concorrência? </w:t>
-      </w:r>
-      <w:r>
-        <w:br/>
-      </w:r>
-      <w:r>
-        <w:rPr>
-          <w:rFonts w:eastAsia="Arial"/>
-        </w:rPr>
-        <w:t xml:space="preserve">O sistema está sendo projetado para fornecer uma maior agilidade e comodidade para os seus usuários, por integrar tudo em um só aplicativo, as pessoas conseguem compartilhar com pessoas próximas, realizar a compra de ingressos e fazer o seu </w:t>
-      </w:r>
-      <w:r>
-        <w:rPr>
-          <w:rFonts w:eastAsia="Arial"/>
-        </w:rPr>
-        <w:t>check-in</w:t>
-      </w:r>
-      <w:r>
-        <w:rPr>
-          <w:rFonts w:eastAsia="Arial"/>
-        </w:rPr>
-        <w:t xml:space="preserve"> via aplicativo.</w:t>
-      </w:r>
-    </w:p>
-    <w:p>
-      <w:pPr>
-        <w:spacing w:line="360" w:lineRule="auto"/>
-        <w:ind w:firstLine="708"/>
-        <w:jc w:val="both"/>
-      </w:pPr>
-    </w:p>
-    <w:p>
-      <w:pPr>
-        <w:pStyle w:val="Ttulo2"/>
-        <w:spacing w:line="360" w:lineRule="auto"/>
-        <w:ind w:left="0" w:firstLine="0"/>
-        <w:jc w:val="both"/>
-        <w:rPr>
-          <w:rFonts w:eastAsia="Arial" w:cs="Arial"/>
-        </w:rPr>
-      </w:pPr>
-      <w:bookmarkStart w:name="_Toc211596444" w:id="127"/>
-      <w:bookmarkStart w:name="_Toc1750400205" w:id="970195534"/>
-      <w:r>
-        <w:rPr>
-          <w:rFonts w:eastAsia="Arial"/>
-        </w:rPr>
-        <w:t>Viabilidade Legal</w:t>
-      </w:r>
-      <w:bookmarkEnd w:id="127"/>
-      <w:bookmarkEnd w:id="970195534"/>
-    </w:p>
-    <w:p>
-      <w:pPr>
-        <w:spacing w:before="240" w:after="240" w:line="360" w:lineRule="auto"/>
-        <w:ind w:firstLine="708"/>
-        <w:jc w:val="both"/>
-      </w:pPr>
+        <w:t>leis e regulamentações</w:t>
+      </w:r>
       <w:r>
         <w:rPr>
           <w:rFonts w:eastAsia="Arial" w:cs="Arial"/>
           <w:b w:val="1"/>
           <w:bCs w:val="1"/>
         </w:rPr>
-        <w:t xml:space="preserve">O projeto está em conformidade com as </w:t>
-      </w:r>
+        <w:t xml:space="preserve"> vigentes? </w:t>
+      </w:r>
+      <w:r>
+        <w:br/>
+      </w:r>
+      <w:r>
+        <w:rPr>
+          <w:rFonts w:eastAsia="Arial"/>
+        </w:rPr>
+        <w:t>O projeto está em plena conformidade com as normas vigentes, especialmente com a Lei Geral de Proteção de Dados (LGPD).</w:t>
+      </w:r>
+    </w:p>
+    <w:p>
+      <w:pPr>
+        <w:spacing w:before="240" w:after="240" w:line="360" w:lineRule="auto"/>
+        <w:ind w:firstLine="708"/>
+        <w:jc w:val="both"/>
+      </w:pPr>
       <w:r>
         <w:rPr>
           <w:rFonts w:eastAsia="Arial" w:cs="Arial"/>
           <w:b w:val="1"/>
           <w:bCs w:val="1"/>
         </w:rPr>
-        <w:t>leis e regulamentações</w:t>
+        <w:t>Como serão protegidos os</w:t>
       </w:r>
       <w:r>
         <w:rPr>
@@ -6720,31 +6880,15 @@
           <w:b w:val="1"/>
           <w:bCs w:val="1"/>
         </w:rPr>
-        <w:t xml:space="preserve"> vigentes? </w:t>
-      </w:r>
-      <w:r>
-        <w:br/>
-      </w:r>
-      <w:r>
-        <w:rPr>
-          <w:rFonts w:eastAsia="Arial"/>
-        </w:rPr>
-        <w:t>O projeto está em plena conformidade com as normas vigentes, especialmente com a Lei Geral de Proteção de Dados (LGPD).</w:t>
-      </w:r>
-    </w:p>
-    <w:p>
-      <w:pPr>
-        <w:spacing w:before="240" w:after="240" w:line="360" w:lineRule="auto"/>
-        <w:ind w:firstLine="708"/>
-        <w:jc w:val="both"/>
-      </w:pPr>
+        <w:t xml:space="preserve"> dados </w:t>
+      </w:r>
       <w:r>
         <w:rPr>
           <w:rFonts w:eastAsia="Arial" w:cs="Arial"/>
           <w:b w:val="1"/>
           <w:bCs w:val="1"/>
         </w:rPr>
-        <w:t>Como serão protegidos os</w:t>
+        <w:t>dos usuários e a</w:t>
       </w:r>
       <w:r>
         <w:rPr>
@@ -6752,7 +6896,7 @@
           <w:b w:val="1"/>
           <w:bCs w:val="1"/>
         </w:rPr>
-        <w:t xml:space="preserve"> dados </w:t>
+        <w:t xml:space="preserve"> propriedade intelectual</w:t>
       </w:r>
       <w:r>
         <w:rPr>
@@ -6760,15 +6904,95 @@
           <w:b w:val="1"/>
           <w:bCs w:val="1"/>
         </w:rPr>
-        <w:t>dos usuários e a</w:t>
-      </w:r>
+        <w:t>? </w:t>
+      </w:r>
+      <w:r>
+        <w:br/>
+      </w:r>
+      <w:r>
+        <w:rPr>
+          <w:rFonts w:eastAsia="Arial"/>
+        </w:rPr>
+        <w:t xml:space="preserve">A plataforma implementará políticas claras de privacidade, consentimento e armazenamento seguro de dados, assegurando a confidencialidade das informações pessoais </w:t>
+      </w:r>
+      <w:r>
+        <w:rPr>
+          <w:rFonts w:eastAsia="Arial"/>
+        </w:rPr>
+        <w:t>e</w:t>
+      </w:r>
+      <w:r>
+        <w:rPr>
+          <w:rFonts w:eastAsia="Arial"/>
+        </w:rPr>
+        <w:t xml:space="preserve"> </w:t>
+      </w:r>
+      <w:r>
+        <w:rPr>
+          <w:rFonts w:eastAsia="Arial"/>
+        </w:rPr>
+        <w:t>acadêmicas</w:t>
+      </w:r>
+      <w:r>
+        <w:rPr>
+          <w:rFonts w:eastAsia="Arial"/>
+        </w:rPr>
+        <w:t xml:space="preserve"> dos usuários.</w:t>
+      </w:r>
+      <w:r>
+        <w:rPr>
+          <w:rFonts w:eastAsia="Arial"/>
+        </w:rPr>
+        <w:t xml:space="preserve"> </w:t>
+      </w:r>
+      <w:r>
+        <w:rPr>
+          <w:rFonts w:eastAsia="Arial"/>
+        </w:rPr>
+        <w:t>Além disso, serão adotadas medidas para garantir a proteção da propriedade intelectual do sistema.</w:t>
+      </w:r>
+    </w:p>
+    <w:p>
+      <w:pPr>
+        <w:spacing w:line="360" w:lineRule="auto"/>
+        <w:ind w:firstLine="708"/>
+        <w:jc w:val="both"/>
+      </w:pPr>
+    </w:p>
+    <w:p>
+      <w:pPr>
+        <w:pStyle w:val="Ttulo2"/>
+        <w:spacing w:line="360" w:lineRule="auto"/>
+        <w:ind w:left="0" w:firstLine="0"/>
+        <w:jc w:val="both"/>
+        <w:rPr>
+          <w:rFonts w:eastAsia="Arial" w:cs="Arial"/>
+        </w:rPr>
+      </w:pPr>
+      <w:bookmarkStart w:name="_Toc211596445" w:id="129"/>
+      <w:bookmarkStart w:name="_Toc2014560598" w:id="696107716"/>
+      <w:r>
+        <w:rPr>
+          <w:rFonts w:eastAsia="Arial"/>
+        </w:rPr>
+        <w:t>Viabilidade Organizacional</w:t>
+      </w:r>
+      <w:bookmarkEnd w:id="129"/>
+      <w:bookmarkEnd w:id="696107716"/>
+    </w:p>
+    <w:p>
+      <w:pPr>
+        <w:spacing w:before="240" w:after="240" w:line="360" w:lineRule="auto"/>
+        <w:ind w:firstLine="708"/>
+        <w:jc w:val="both"/>
+      </w:pPr>
       <w:r>
         <w:rPr>
           <w:rFonts w:eastAsia="Arial" w:cs="Arial"/>
           <w:b w:val="1"/>
           <w:bCs w:val="1"/>
         </w:rPr>
-        <w:t xml:space="preserve"> propriedade intelectual</w:t>
+        <w:t>A</w:t>
       </w:r>
       <w:r>
         <w:rPr>
@@ -6776,95 +7000,15 @@
           <w:b w:val="1"/>
           <w:bCs w:val="1"/>
         </w:rPr>
-        <w:t>? </w:t>
-      </w:r>
-      <w:r>
-        <w:br/>
-      </w:r>
-      <w:r>
-        <w:rPr>
-          <w:rFonts w:eastAsia="Arial"/>
-        </w:rPr>
-        <w:t xml:space="preserve">A plataforma implementará políticas claras de privacidade, consentimento e armazenamento seguro de dados, assegurando a confidencialidade das informações pessoais </w:t>
-      </w:r>
-      <w:r>
-        <w:rPr>
-          <w:rFonts w:eastAsia="Arial"/>
-        </w:rPr>
-        <w:t>e</w:t>
-      </w:r>
-      <w:r>
-        <w:rPr>
-          <w:rFonts w:eastAsia="Arial"/>
-        </w:rPr>
-        <w:t xml:space="preserve"> </w:t>
-      </w:r>
-      <w:r>
-        <w:rPr>
-          <w:rFonts w:eastAsia="Arial"/>
-        </w:rPr>
-        <w:t>acadêmicas</w:t>
-      </w:r>
-      <w:r>
-        <w:rPr>
-          <w:rFonts w:eastAsia="Arial"/>
-        </w:rPr>
-        <w:t xml:space="preserve"> dos usuários.</w:t>
-      </w:r>
-      <w:r>
-        <w:rPr>
-          <w:rFonts w:eastAsia="Arial"/>
-        </w:rPr>
-        <w:t xml:space="preserve"> </w:t>
-      </w:r>
-      <w:r>
-        <w:rPr>
-          <w:rFonts w:eastAsia="Arial"/>
-        </w:rPr>
-        <w:t>Além disso, serão adotadas medidas para garantir a proteção da propriedade intelectual do sistema.</w:t>
-      </w:r>
-    </w:p>
-    <w:p>
-      <w:pPr>
-        <w:spacing w:line="360" w:lineRule="auto"/>
-        <w:ind w:firstLine="708"/>
-        <w:jc w:val="both"/>
-      </w:pPr>
-    </w:p>
-    <w:p>
-      <w:pPr>
-        <w:pStyle w:val="Ttulo2"/>
-        <w:spacing w:line="360" w:lineRule="auto"/>
-        <w:ind w:left="0" w:firstLine="0"/>
-        <w:jc w:val="both"/>
-        <w:rPr>
-          <w:rFonts w:eastAsia="Arial" w:cs="Arial"/>
-        </w:rPr>
-      </w:pPr>
-      <w:bookmarkStart w:name="_Toc211596445" w:id="129"/>
-      <w:bookmarkStart w:name="_Toc2014560598" w:id="696107716"/>
-      <w:r>
-        <w:rPr>
-          <w:rFonts w:eastAsia="Arial"/>
-        </w:rPr>
-        <w:t>Viabilidade Organizacional</w:t>
-      </w:r>
-      <w:bookmarkEnd w:id="129"/>
-      <w:bookmarkEnd w:id="696107716"/>
-    </w:p>
-    <w:p>
-      <w:pPr>
-        <w:spacing w:before="240" w:after="240" w:line="360" w:lineRule="auto"/>
-        <w:ind w:firstLine="708"/>
-        <w:jc w:val="both"/>
-      </w:pPr>
+        <w:t xml:space="preserve"> equipe e </w:t>
+      </w:r>
       <w:r>
         <w:rPr>
           <w:rFonts w:eastAsia="Arial" w:cs="Arial"/>
           <w:b w:val="1"/>
           <w:bCs w:val="1"/>
         </w:rPr>
-        <w:t>A</w:t>
+        <w:t xml:space="preserve">a </w:t>
       </w:r>
       <w:r>
         <w:rPr>
@@ -6872,7 +7016,7 @@
           <w:b w:val="1"/>
           <w:bCs w:val="1"/>
         </w:rPr>
-        <w:t xml:space="preserve"> equipe e </w:t>
+        <w:t>estrutura</w:t>
       </w:r>
       <w:r>
         <w:rPr>
@@ -6880,51 +7024,35 @@
           <w:b w:val="1"/>
           <w:bCs w:val="1"/>
         </w:rPr>
-        <w:t xml:space="preserve">a </w:t>
-      </w:r>
-      <w:r>
+        <w:t xml:space="preserve"> organizacional têm capacidade para executar o projeto? </w:t>
+      </w:r>
+      <w:r>
+        <w:br/>
+      </w:r>
+      <w:r>
+        <w:rPr>
+          <w:rFonts w:eastAsia="Arial"/>
+        </w:rPr>
+        <w:t>A equipe possui capacidade técnica e organizacional para executar o projeto, com divisão clara de responsabilidades e flexibilidade para se adaptar a eventuais desafios durante o desenvolvimento.</w:t>
+      </w:r>
+    </w:p>
+    <w:p>
+      <w:pPr>
+        <w:spacing w:before="240" w:after="240" w:line="360" w:lineRule="auto"/>
+        <w:ind w:firstLine="708"/>
+        <w:jc w:val="both"/>
         <w:rPr>
           <w:rFonts w:eastAsia="Arial" w:cs="Arial"/>
           <w:b w:val="1"/>
           <w:bCs w:val="1"/>
         </w:rPr>
-        <w:t>estrutura</w:t>
-      </w:r>
+      </w:pPr>
       <w:r>
         <w:rPr>
           <w:rFonts w:eastAsia="Arial" w:cs="Arial"/>
           <w:b w:val="1"/>
           <w:bCs w:val="1"/>
         </w:rPr>
-        <w:t xml:space="preserve"> organizacional têm capacidade para executar o projeto? </w:t>
-      </w:r>
-      <w:r>
-        <w:br/>
-      </w:r>
-      <w:r>
-        <w:rPr>
-          <w:rFonts w:eastAsia="Arial"/>
-        </w:rPr>
-        <w:t>A equipe possui capacidade técnica e organizacional para executar o projeto, com divisão clara de responsabilidades e flexibilidade para se adaptar a eventuais desafios durante o desenvolvimento.</w:t>
-      </w:r>
-    </w:p>
-    <w:p>
-      <w:pPr>
-        <w:spacing w:before="240" w:after="240" w:line="360" w:lineRule="auto"/>
-        <w:ind w:firstLine="708"/>
-        <w:jc w:val="both"/>
-        <w:rPr>
-          <w:rFonts w:eastAsia="Arial" w:cs="Arial"/>
-          <w:b w:val="1"/>
-          <w:bCs w:val="1"/>
-        </w:rPr>
-      </w:pPr>
-      <w:r>
-        <w:rPr>
-          <w:rFonts w:eastAsia="Arial" w:cs="Arial"/>
-          <w:b w:val="1"/>
-          <w:bCs w:val="1"/>
-        </w:rPr>
         <w:t>O projeto pode ser sustentado financeiramente a longo prazo? </w:t>
       </w:r>
       <w:r>
@@ -7036,6 +7164,15 @@
     </w:p>
     <w:p>
       <w:pPr>
+        <w:spacing w:line="360" w:lineRule="auto"/>
+        <w:jc w:val="both"/>
+        <w:rPr>
+          <w:rFonts w:eastAsia="Arial" w:cs="Arial"/>
+        </w:rPr>
+      </w:pPr>
+    </w:p>
+    <w:p>
+      <w:pPr>
         <w:pStyle w:val="Ttulo1"/>
         <w:widowControl w:val="1"/>
         <w:spacing w:line="360" w:lineRule="auto"/>
@@ -7051,7 +7188,688 @@
       </w:r>
       <w:bookmarkEnd w:id="133"/>
       <w:bookmarkEnd w:id="330938648"/>
+    </w:p>
+    <w:p>
+      <w:pPr>
+        <w:pStyle w:val="Normal"/>
+        <w:widowControl w:val="1"/>
+        <w:ind w:firstLine="0"/>
+      </w:pPr>
+    </w:p>
+    <w:p>
+      <w:pPr>
+        <w:pStyle w:val="Normal"/>
+        <w:widowControl w:val="1"/>
+        <w:ind w:firstLine="0"/>
+      </w:pPr>
+      <w:r>
+        <w:rPr/>
+        <w:t>Logotipos:</w:t>
+      </w:r>
+    </w:p>
+    <w:p>
+      <w:pPr>
+        <w:pStyle w:val="Normal"/>
+        <w:widowControl w:val="1"/>
+        <w:ind w:firstLine="0"/>
+        <w:jc w:val="center"/>
+        <w:rPr>
+          <w:u w:val="single"/>
+        </w:rPr>
+      </w:pPr>
+      <w:r>
+        <w:drawing>
+          <wp:inline wp14:editId="3B64089A" wp14:anchorId="10E48B0A">
+            <wp:extent cx="4810125" cy="1399309"/>
+            <wp:effectExtent l="0" t="0" r="0" b="0"/>
+            <wp:docPr id="582069555" name="drawing"/>
+            <wp:cNvGraphicFramePr>
+              <a:graphicFrameLocks noChangeAspect="1"/>
+            </wp:cNvGraphicFramePr>
+            <a:graphic>
+              <a:graphicData xmlns:a="http://schemas.openxmlformats.org/drawingml/2006/main" uri="http://schemas.openxmlformats.org/drawingml/2006/picture">
+                <pic:pic xmlns:pic="http://schemas.openxmlformats.org/drawingml/2006/picture">
+                  <pic:nvPicPr>
+                    <pic:cNvPr id="582069555" name="Picture 582069555"/>
+                    <pic:cNvPicPr/>
+                  </pic:nvPicPr>
+                  <pic:blipFill>
+                    <a:blip xmlns:r="http://schemas.openxmlformats.org/officeDocument/2006/relationships" r:embed="rId692801389">
+                      <a:extLst>
+                        <a:ext uri="{28A0092B-C50C-407E-A947-70E740481C1C}">
+                          <a14:useLocalDpi xmlns:a14="http://schemas.microsoft.com/office/drawing/2010/main"/>
+                        </a:ext>
+                      </a:extLst>
+                    </a:blip>
+                    <a:stretch>
+                      <a:fillRect/>
+                    </a:stretch>
+                  </pic:blipFill>
+                  <pic:spPr>
+                    <a:xfrm rot="0">
+                      <a:off x="0" y="0"/>
+                      <a:ext cx="4810125" cy="1399309"/>
+                    </a:xfrm>
+                    <a:prstGeom prst="rect">
+                      <a:avLst/>
+                    </a:prstGeom>
+                  </pic:spPr>
+                </pic:pic>
+              </a:graphicData>
+            </a:graphic>
+          </wp:inline>
+        </w:drawing>
+      </w:r>
+      <w:r>
+        <w:tab/>
+      </w:r>
+      <w:r>
+        <w:drawing>
+          <wp:inline wp14:editId="3D8B979D" wp14:anchorId="594B0EE1">
+            <wp:extent cx="1961449" cy="1951722"/>
+            <wp:effectExtent l="0" t="0" r="0" b="0"/>
+            <wp:docPr id="1664437213" name="drawing"/>
+            <wp:cNvGraphicFramePr>
+              <a:graphicFrameLocks noChangeAspect="1"/>
+            </wp:cNvGraphicFramePr>
+            <a:graphic>
+              <a:graphicData xmlns:a="http://schemas.openxmlformats.org/drawingml/2006/main" uri="http://schemas.openxmlformats.org/drawingml/2006/picture">
+                <pic:pic xmlns:pic="http://schemas.openxmlformats.org/drawingml/2006/picture">
+                  <pic:nvPicPr>
+                    <pic:cNvPr id="1664437213" name="Picture 1664437213"/>
+                    <pic:cNvPicPr/>
+                  </pic:nvPicPr>
+                  <pic:blipFill>
+                    <a:blip xmlns:r="http://schemas.openxmlformats.org/officeDocument/2006/relationships" r:embed="rId1811264660">
+                      <a:extLst>
+                        <a:ext uri="{28A0092B-C50C-407E-A947-70E740481C1C}">
+                          <a14:useLocalDpi xmlns:a14="http://schemas.microsoft.com/office/drawing/2010/main"/>
+                        </a:ext>
+                      </a:extLst>
+                    </a:blip>
+                    <a:stretch>
+                      <a:fillRect/>
+                    </a:stretch>
+                  </pic:blipFill>
+                  <pic:spPr>
+                    <a:xfrm rot="0">
+                      <a:off x="0" y="0"/>
+                      <a:ext cx="1961449" cy="1951722"/>
+                    </a:xfrm>
+                    <a:prstGeom prst="rect">
+                      <a:avLst/>
+                    </a:prstGeom>
+                  </pic:spPr>
+                </pic:pic>
+              </a:graphicData>
+            </a:graphic>
+          </wp:inline>
+        </w:drawing>
+      </w:r>
+    </w:p>
+    <w:p>
+      <w:pPr>
+        <w:pStyle w:val="Normal"/>
+        <w:widowControl w:val="1"/>
+      </w:pPr>
+      <w:r>
+        <w:rPr/>
+        <w:t xml:space="preserve">A fonte utilizada para a logo foi a </w:t>
+      </w:r>
+      <w:r>
+        <w:rPr/>
+        <w:t>Fredoka</w:t>
+      </w:r>
+      <w:r>
+        <w:rPr/>
+        <w:t>, enquanto na aplicação foi utilizado a Plus Jakarta Sans:</w:t>
+      </w:r>
+    </w:p>
+    <w:p>
+      <w:pPr>
+        <w:pStyle w:val="Normal"/>
+        <w:widowControl w:val="1"/>
+        <w:ind w:left="0" w:firstLine="0"/>
+        <w:jc w:val="center"/>
+      </w:pPr>
+      <w:r>
+        <w:drawing>
+          <wp:inline wp14:editId="7181778A" wp14:anchorId="0CA39650">
+            <wp:extent cx="1706033" cy="621991"/>
+            <wp:effectExtent l="0" t="0" r="0" b="0"/>
+            <wp:docPr id="1456497920" name="drawing"/>
+            <wp:cNvGraphicFramePr>
+              <a:graphicFrameLocks noChangeAspect="1"/>
+            </wp:cNvGraphicFramePr>
+            <a:graphic>
+              <a:graphicData xmlns:a="http://schemas.openxmlformats.org/drawingml/2006/main" uri="http://schemas.openxmlformats.org/drawingml/2006/picture">
+                <pic:pic xmlns:pic="http://schemas.openxmlformats.org/drawingml/2006/picture">
+                  <pic:nvPicPr>
+                    <pic:cNvPr id="1456497920" name="Picture 1456497920"/>
+                    <pic:cNvPicPr/>
+                  </pic:nvPicPr>
+                  <pic:blipFill>
+                    <a:blip xmlns:r="http://schemas.openxmlformats.org/officeDocument/2006/relationships" r:embed="rId1715934950">
+                      <a:extLst>
+                        <a:ext uri="{28A0092B-C50C-407E-A947-70E740481C1C}">
+                          <a14:useLocalDpi xmlns:a14="http://schemas.microsoft.com/office/drawing/2010/main"/>
+                        </a:ext>
+                      </a:extLst>
+                    </a:blip>
+                    <a:stretch>
+                      <a:fillRect/>
+                    </a:stretch>
+                  </pic:blipFill>
+                  <pic:spPr>
+                    <a:xfrm rot="0">
+                      <a:off x="0" y="0"/>
+                      <a:ext cx="1706033" cy="621991"/>
+                    </a:xfrm>
+                    <a:prstGeom prst="rect">
+                      <a:avLst/>
+                    </a:prstGeom>
+                  </pic:spPr>
+                </pic:pic>
+              </a:graphicData>
+            </a:graphic>
+          </wp:inline>
+        </w:drawing>
+      </w:r>
+    </w:p>
+    <w:p>
+      <w:pPr>
+        <w:pStyle w:val="Normal"/>
+        <w:widowControl w:val="1"/>
+      </w:pPr>
+      <w:r>
+        <w:drawing>
+          <wp:inline wp14:editId="7F1E7E2D" wp14:anchorId="2E331EC7">
+            <wp:extent cx="3813175" cy="798403"/>
+            <wp:effectExtent l="0" t="0" r="0" b="0"/>
+            <wp:docPr id="1986887921" name="drawing"/>
+            <wp:cNvGraphicFramePr>
+              <a:graphicFrameLocks noChangeAspect="1"/>
+            </wp:cNvGraphicFramePr>
+            <a:graphic>
+              <a:graphicData xmlns:a="http://schemas.openxmlformats.org/drawingml/2006/main" uri="http://schemas.openxmlformats.org/drawingml/2006/picture">
+                <pic:pic xmlns:pic="http://schemas.openxmlformats.org/drawingml/2006/picture">
+                  <pic:nvPicPr>
+                    <pic:cNvPr id="1682354026" name="Picture 1682354026"/>
+                    <pic:cNvPicPr/>
+                  </pic:nvPicPr>
+                  <pic:blipFill>
+                    <a:blip xmlns:r="http://schemas.openxmlformats.org/officeDocument/2006/relationships" r:embed="rId288984725">
+                      <a:extLst>
+                        <a:ext uri="{28A0092B-C50C-407E-A947-70E740481C1C}">
+                          <a14:useLocalDpi xmlns:a14="http://schemas.microsoft.com/office/drawing/2010/main"/>
+                        </a:ext>
+                      </a:extLst>
+                    </a:blip>
+                    <a:stretch>
+                      <a:fillRect/>
+                    </a:stretch>
+                  </pic:blipFill>
+                  <pic:spPr>
+                    <a:xfrm rot="0">
+                      <a:off x="0" y="0"/>
+                      <a:ext cx="3813175" cy="798403"/>
+                    </a:xfrm>
+                    <a:prstGeom prst="rect">
+                      <a:avLst/>
+                    </a:prstGeom>
+                  </pic:spPr>
+                </pic:pic>
+              </a:graphicData>
+            </a:graphic>
+          </wp:inline>
+        </w:drawing>
+      </w:r>
+    </w:p>
+    <w:p>
+      <w:pPr>
+        <w:pStyle w:val="Normal"/>
+        <w:widowControl w:val="1"/>
+      </w:pPr>
+    </w:p>
+    <w:p>
+      <w:pPr>
+        <w:pStyle w:val="Normal"/>
+        <w:widowControl w:val="1"/>
+        <w:jc w:val="left"/>
+      </w:pPr>
+      <w:r>
+        <w:rPr/>
+        <w:t>Cores do projeto</w:t>
+      </w:r>
+      <w:r>
+        <w:drawing>
+          <wp:inline wp14:editId="356F11E1" wp14:anchorId="4DF5B6D4">
+            <wp:extent cx="5762625" cy="1590675"/>
+            <wp:effectExtent l="0" t="0" r="0" b="0"/>
+            <wp:docPr id="1820252337" name="drawing"/>
+            <wp:cNvGraphicFramePr>
+              <a:graphicFrameLocks noChangeAspect="1"/>
+            </wp:cNvGraphicFramePr>
+            <a:graphic>
+              <a:graphicData xmlns:a="http://schemas.openxmlformats.org/drawingml/2006/main" uri="http://schemas.openxmlformats.org/drawingml/2006/picture">
+                <pic:pic xmlns:pic="http://schemas.openxmlformats.org/drawingml/2006/picture">
+                  <pic:nvPicPr>
+                    <pic:cNvPr id="1820252337" name="Picture 1820252337"/>
+                    <pic:cNvPicPr/>
+                  </pic:nvPicPr>
+                  <pic:blipFill>
+                    <a:blip xmlns:r="http://schemas.openxmlformats.org/officeDocument/2006/relationships" r:embed="rId221715966">
+                      <a:extLst>
+                        <a:ext uri="{28A0092B-C50C-407E-A947-70E740481C1C}">
+                          <a14:useLocalDpi xmlns:a14="http://schemas.microsoft.com/office/drawing/2010/main"/>
+                        </a:ext>
+                      </a:extLst>
+                    </a:blip>
+                    <a:stretch>
+                      <a:fillRect/>
+                    </a:stretch>
+                  </pic:blipFill>
+                  <pic:spPr>
+                    <a:xfrm>
+                      <a:off x="0" y="0"/>
+                      <a:ext cx="5762625" cy="1590675"/>
+                    </a:xfrm>
+                    <a:prstGeom prst="rect">
+                      <a:avLst/>
+                    </a:prstGeom>
+                  </pic:spPr>
+                </pic:pic>
+              </a:graphicData>
+            </a:graphic>
+          </wp:inline>
+        </w:drawing>
+      </w:r>
+    </w:p>
+    <w:p>
+      <w:pPr>
+        <w:pStyle w:val="Normal"/>
+        <w:widowControl w:val="1"/>
+      </w:pPr>
+    </w:p>
+    <w:p>
+      <w:pPr>
+        <w:pStyle w:val="Normal"/>
+        <w:widowControl w:val="1"/>
+      </w:pPr>
+    </w:p>
+    <w:p>
+      <w:pPr>
+        <w:pStyle w:val="Normal"/>
+        <w:widowControl w:val="1"/>
+      </w:pPr>
+    </w:p>
+    <w:p>
+      <w:pPr>
+        <w:pStyle w:val="Normal"/>
+        <w:widowControl w:val="1"/>
+      </w:pPr>
+    </w:p>
+    <w:p>
+      <w:pPr>
+        <w:pStyle w:val="Normal"/>
+        <w:widowControl w:val="1"/>
+      </w:pPr>
+    </w:p>
+    <w:p>
+      <w:pPr>
+        <w:pStyle w:val="Normal"/>
+        <w:widowControl w:val="1"/>
+      </w:pPr>
+    </w:p>
+    <w:p>
+      <w:pPr>
+        <w:pStyle w:val="Normal"/>
+        <w:widowControl w:val="1"/>
+      </w:pPr>
+    </w:p>
+    <w:p>
+      <w:pPr>
+        <w:pStyle w:val="Normal"/>
+        <w:widowControl w:val="1"/>
+      </w:pPr>
+    </w:p>
+    <w:p>
+      <w:pPr>
+        <w:pStyle w:val="Normal"/>
+        <w:widowControl w:val="1"/>
+      </w:pPr>
+    </w:p>
+    <w:p>
+      <w:pPr>
+        <w:pStyle w:val="Normal"/>
+        <w:widowControl w:val="1"/>
+      </w:pPr>
+    </w:p>
+    <w:p>
+      <w:pPr>
+        <w:pStyle w:val="Normal"/>
+        <w:widowControl w:val="1"/>
+      </w:pPr>
+    </w:p>
+    <w:p>
+      <w:pPr>
+        <w:pStyle w:val="Normal"/>
+        <w:widowControl w:val="1"/>
+      </w:pPr>
+    </w:p>
+    <w:p>
+      <w:pPr>
+        <w:pStyle w:val="Normal"/>
+        <w:widowControl w:val="1"/>
+      </w:pPr>
+    </w:p>
+    <w:p>
+      <w:pPr>
+        <w:pStyle w:val="Normal"/>
+        <w:widowControl w:val="1"/>
+      </w:pPr>
+    </w:p>
+    <w:p>
+      <w:pPr>
+        <w:pStyle w:val="Normal"/>
+        <w:widowControl w:val="1"/>
+      </w:pPr>
+    </w:p>
+    <w:p>
+      <w:pPr>
+        <w:pStyle w:val="Normal"/>
+        <w:widowControl w:val="1"/>
+      </w:pPr>
+    </w:p>
+    <w:p>
+      <w:pPr>
+        <w:pStyle w:val="Normal"/>
+        <w:widowControl w:val="1"/>
+      </w:pPr>
+    </w:p>
+    <w:p>
+      <w:pPr>
+        <w:pStyle w:val="Normal"/>
+        <w:widowControl w:val="1"/>
+      </w:pPr>
+    </w:p>
+    <w:p>
+      <w:pPr>
+        <w:pStyle w:val="Normal"/>
+        <w:widowControl w:val="1"/>
+      </w:pPr>
+    </w:p>
+    <w:p>
+      <w:pPr>
+        <w:pStyle w:val="Normal"/>
+        <w:widowControl w:val="1"/>
+      </w:pPr>
+    </w:p>
+    <w:p>
+      <w:pPr>
+        <w:pStyle w:val="Normal"/>
+        <w:widowControl w:val="1"/>
+      </w:pPr>
+    </w:p>
+    <w:p>
+      <w:pPr>
+        <w:pStyle w:val="Normal"/>
+        <w:widowControl w:val="1"/>
+      </w:pPr>
+    </w:p>
+    <w:p>
+      <w:pPr>
+        <w:pStyle w:val="Normal"/>
+        <w:widowControl w:val="1"/>
+      </w:pPr>
+    </w:p>
+    <w:p>
+      <w:pPr>
+        <w:pStyle w:val="Normal"/>
+        <w:widowControl w:val="1"/>
+      </w:pPr>
+    </w:p>
+    <w:p>
+      <w:pPr>
+        <w:pStyle w:val="Normal"/>
+        <w:widowControl w:val="1"/>
+      </w:pPr>
       <w:bookmarkStart w:name="_Toc211596452" w:id="153"/>
+      <w:r>
+        <w:rPr/>
+        <w:t xml:space="preserve">Nosso </w:t>
+      </w:r>
+      <w:r>
+        <w:rPr/>
+        <w:t>wireframe</w:t>
+      </w:r>
+      <w:r>
+        <w:rPr/>
+        <w:t xml:space="preserve"> foi realizado utilizando a plataforma do AI Studio da Google, junto com o </w:t>
+      </w:r>
+      <w:r>
+        <w:rPr/>
+        <w:t>Figma</w:t>
+      </w:r>
+      <w:r>
+        <w:rPr/>
+        <w:t>. Abaixo se encontram algumas das telas:</w:t>
+      </w:r>
+    </w:p>
+    <w:p>
+      <w:pPr>
+        <w:pStyle w:val="Normal"/>
+        <w:widowControl w:val="1"/>
+      </w:pPr>
+    </w:p>
+    <w:p>
+      <w:pPr>
+        <w:pStyle w:val="Normal"/>
+        <w:widowControl w:val="1"/>
+        <w:ind w:firstLine="0"/>
+        <w:jc w:val="center"/>
+      </w:pPr>
+      <w:r>
+        <w:drawing>
+          <wp:inline wp14:editId="27508DAE" wp14:anchorId="3C67E4A2">
+            <wp:extent cx="2590800" cy="5762625"/>
+            <wp:effectExtent l="0" t="0" r="0" b="0"/>
+            <wp:docPr id="436751930" name="drawing"/>
+            <wp:cNvGraphicFramePr>
+              <a:graphicFrameLocks noChangeAspect="1"/>
+            </wp:cNvGraphicFramePr>
+            <a:graphic>
+              <a:graphicData xmlns:a="http://schemas.openxmlformats.org/drawingml/2006/main" uri="http://schemas.openxmlformats.org/drawingml/2006/picture">
+                <pic:pic xmlns:pic="http://schemas.openxmlformats.org/drawingml/2006/picture">
+                  <pic:nvPicPr>
+                    <pic:cNvPr id="436751930" name="Picture 436751930"/>
+                    <pic:cNvPicPr/>
+                  </pic:nvPicPr>
+                  <pic:blipFill>
+                    <a:blip xmlns:r="http://schemas.openxmlformats.org/officeDocument/2006/relationships" r:embed="rId3249186">
+                      <a:extLst>
+                        <a:ext uri="{28A0092B-C50C-407E-A947-70E740481C1C}">
+                          <a14:useLocalDpi xmlns:a14="http://schemas.microsoft.com/office/drawing/2010/main"/>
+                        </a:ext>
+                      </a:extLst>
+                    </a:blip>
+                    <a:stretch>
+                      <a:fillRect/>
+                    </a:stretch>
+                  </pic:blipFill>
+                  <pic:spPr>
+                    <a:xfrm>
+                      <a:off x="0" y="0"/>
+                      <a:ext cx="2590800" cy="5762625"/>
+                    </a:xfrm>
+                    <a:prstGeom prst="rect">
+                      <a:avLst/>
+                    </a:prstGeom>
+                  </pic:spPr>
+                </pic:pic>
+              </a:graphicData>
+            </a:graphic>
+          </wp:inline>
+        </w:drawing>
+      </w:r>
+      <w:r>
+        <w:drawing>
+          <wp:inline wp14:editId="19CE0506" wp14:anchorId="5910554B">
+            <wp:extent cx="2590800" cy="5762625"/>
+            <wp:effectExtent l="0" t="0" r="0" b="0"/>
+            <wp:docPr id="1620488867" name="drawing"/>
+            <wp:cNvGraphicFramePr>
+              <a:graphicFrameLocks noChangeAspect="1"/>
+            </wp:cNvGraphicFramePr>
+            <a:graphic>
+              <a:graphicData xmlns:a="http://schemas.openxmlformats.org/drawingml/2006/main" uri="http://schemas.openxmlformats.org/drawingml/2006/picture">
+                <pic:pic xmlns:pic="http://schemas.openxmlformats.org/drawingml/2006/picture">
+                  <pic:nvPicPr>
+                    <pic:cNvPr id="1620488867" name="Picture 1620488867"/>
+                    <pic:cNvPicPr/>
+                  </pic:nvPicPr>
+                  <pic:blipFill>
+                    <a:blip xmlns:r="http://schemas.openxmlformats.org/officeDocument/2006/relationships" r:embed="rId1609671463">
+                      <a:extLst>
+                        <a:ext uri="{28A0092B-C50C-407E-A947-70E740481C1C}">
+                          <a14:useLocalDpi xmlns:a14="http://schemas.microsoft.com/office/drawing/2010/main"/>
+                        </a:ext>
+                      </a:extLst>
+                    </a:blip>
+                    <a:stretch>
+                      <a:fillRect/>
+                    </a:stretch>
+                  </pic:blipFill>
+                  <pic:spPr>
+                    <a:xfrm>
+                      <a:off x="0" y="0"/>
+                      <a:ext cx="2590800" cy="5762625"/>
+                    </a:xfrm>
+                    <a:prstGeom prst="rect">
+                      <a:avLst/>
+                    </a:prstGeom>
+                  </pic:spPr>
+                </pic:pic>
+              </a:graphicData>
+            </a:graphic>
+          </wp:inline>
+        </w:drawing>
+      </w:r>
+    </w:p>
+    <w:p>
+      <w:pPr>
+        <w:pStyle w:val="Normal"/>
+        <w:widowControl w:val="1"/>
+        <w:ind w:left="708" w:firstLine="708"/>
+        <w:jc w:val="left"/>
+      </w:pPr>
+      <w:r>
+        <w:drawing>
+          <wp:inline wp14:editId="08AA06C0" wp14:anchorId="6C2169BA">
+            <wp:extent cx="2590800" cy="5762625"/>
+            <wp:effectExtent l="0" t="0" r="0" b="0"/>
+            <wp:docPr id="1094026937" name="drawing"/>
+            <wp:cNvGraphicFramePr>
+              <a:graphicFrameLocks noChangeAspect="1"/>
+            </wp:cNvGraphicFramePr>
+            <a:graphic>
+              <a:graphicData xmlns:a="http://schemas.openxmlformats.org/drawingml/2006/main" uri="http://schemas.openxmlformats.org/drawingml/2006/picture">
+                <pic:pic xmlns:pic="http://schemas.openxmlformats.org/drawingml/2006/picture">
+                  <pic:nvPicPr>
+                    <pic:cNvPr id="1094026937" name="Picture 1094026937"/>
+                    <pic:cNvPicPr/>
+                  </pic:nvPicPr>
+                  <pic:blipFill>
+                    <a:blip xmlns:r="http://schemas.openxmlformats.org/officeDocument/2006/relationships" r:embed="rId536949028">
+                      <a:extLst>
+                        <a:ext uri="{28A0092B-C50C-407E-A947-70E740481C1C}">
+                          <a14:useLocalDpi xmlns:a14="http://schemas.microsoft.com/office/drawing/2010/main"/>
+                        </a:ext>
+                      </a:extLst>
+                    </a:blip>
+                    <a:stretch>
+                      <a:fillRect/>
+                    </a:stretch>
+                  </pic:blipFill>
+                  <pic:spPr>
+                    <a:xfrm>
+                      <a:off x="0" y="0"/>
+                      <a:ext cx="2590800" cy="5762625"/>
+                    </a:xfrm>
+                    <a:prstGeom prst="rect">
+                      <a:avLst/>
+                    </a:prstGeom>
+                  </pic:spPr>
+                </pic:pic>
+              </a:graphicData>
+            </a:graphic>
+          </wp:inline>
+        </w:drawing>
+      </w:r>
+    </w:p>
+    <w:p>
+      <w:pPr>
+        <w:pStyle w:val="Normal"/>
+        <w:widowControl w:val="1"/>
+        <w:ind w:left="708" w:firstLine="0"/>
+        <w:jc w:val="center"/>
+      </w:pPr>
+      <w:r>
+        <w:drawing>
+          <wp:inline wp14:editId="5ADEBC1E" wp14:anchorId="407F0250">
+            <wp:extent cx="2590800" cy="5762625"/>
+            <wp:effectExtent l="0" t="0" r="0" b="0"/>
+            <wp:docPr id="931714480" name="drawing"/>
+            <wp:cNvGraphicFramePr>
+              <a:graphicFrameLocks noChangeAspect="1"/>
+            </wp:cNvGraphicFramePr>
+            <a:graphic>
+              <a:graphicData xmlns:a="http://schemas.openxmlformats.org/drawingml/2006/main" uri="http://schemas.openxmlformats.org/drawingml/2006/picture">
+                <pic:pic xmlns:pic="http://schemas.openxmlformats.org/drawingml/2006/picture">
+                  <pic:nvPicPr>
+                    <pic:cNvPr id="931714480" name="Picture 931714480"/>
+                    <pic:cNvPicPr/>
+                  </pic:nvPicPr>
+                  <pic:blipFill>
+                    <a:blip xmlns:r="http://schemas.openxmlformats.org/officeDocument/2006/relationships" r:embed="rId780467831">
+                      <a:extLst>
+                        <a:ext uri="{28A0092B-C50C-407E-A947-70E740481C1C}">
+                          <a14:useLocalDpi xmlns:a14="http://schemas.microsoft.com/office/drawing/2010/main"/>
+                        </a:ext>
+                      </a:extLst>
+                    </a:blip>
+                    <a:srcRect/>
+                    <a:stretch>
+                      <a:fillRect/>
+                    </a:stretch>
+                  </pic:blipFill>
+                  <pic:spPr>
+                    <a:xfrm>
+                      <a:off x="0" y="0"/>
+                      <a:ext cx="2590800" cy="5762625"/>
+                    </a:xfrm>
+                    <a:prstGeom prst="rect">
+                      <a:avLst/>
+                    </a:prstGeom>
+                  </pic:spPr>
+                </pic:pic>
+              </a:graphicData>
+            </a:graphic>
+          </wp:inline>
+        </w:drawing>
+      </w:r>
+    </w:p>
+    <w:p>
+      <w:pPr>
+        <w:pStyle w:val="Normal"/>
+        <w:widowControl w:val="1"/>
+        <w:ind w:left="432" w:firstLine="0"/>
+        <w:jc w:val="center"/>
+      </w:pPr>
+      <w:r>
+        <w:rPr/>
+        <w:t>Fonte: Os autores (2026)</w:t>
+      </w:r>
     </w:p>
     <w:p>
       <w:pPr>
@@ -7071,6 +7889,32 @@
       </w:r>
       <w:bookmarkEnd w:id="153"/>
       <w:bookmarkEnd w:id="527029070"/>
+    </w:p>
+    <w:p>
+      <w:pPr>
+        <w:pStyle w:val="Normal"/>
+      </w:pPr>
+      <w:r>
+        <w:rPr/>
+        <w:t xml:space="preserve">Nossa API está hospedada na nuvem, e pode ser </w:t>
+      </w:r>
+      <w:r>
+        <w:rPr/>
+        <w:t>acessada a</w:t>
+      </w:r>
+      <w:r>
+        <w:rPr/>
+        <w:t xml:space="preserve"> partir desse link: </w:t>
+      </w:r>
+    </w:p>
+    <w:p>
+      <w:pPr>
+        <w:pStyle w:val="Normal"/>
+      </w:pPr>
+      <w:r>
+        <w:rPr/>
+        <w:t xml:space="preserve">O APK para a aplicação Mobile pode ser acessado por esse link: </w:t>
+      </w:r>
     </w:p>
     <w:p>
       <w:pPr>
@@ -7222,7 +8066,7 @@
 
 <file path=word/header1.xml><?xml version="1.0" encoding="utf-8"?>
 <w:hdr xmlns:wpc="http://schemas.microsoft.com/office/word/2010/wordprocessingCanvas" xmlns:cx="http://schemas.microsoft.com/office/drawing/2014/chartex" xmlns:cx1="http://schemas.microsoft.com/office/drawing/2015/9/8/chartex" xmlns:cx2="http://schemas.microsoft.com/office/drawing/2015/10/21/chartex" xmlns:cx3="http://schemas.microsoft.com/office/drawing/2016/5/9/chartex" xmlns:cx4="http://schemas.microsoft.com/office/drawing/2016/5/10/chartex" xmlns:cx5="http://schemas.microsoft.com/office/drawing/2016/5/11/chartex" xmlns:cx6="http://schemas.microsoft.com/office/drawing/2016/5/12/chartex" xmlns:cx7="http://schemas.microsoft.com/office/drawing/2016/5/13/chartex" xmlns:cx8="http://schemas.microsoft.com/office/drawing/2016/5/14/chartex" xmlns:mc="http://schemas.openxmlformats.org/markup-compatibility/2006" xmlns:aink="http://schemas.microsoft.com/office/drawing/2016/ink" xmlns:am3d="http://schemas.microsoft.com/office/drawing/2017/model3d" xmlns:o="urn:schemas-microsoft-com:office:office" xmlns:oel="http://schemas.microsoft.com/office/2019/extlst" xmlns:r="http://schemas.openxmlformats.org/officeDocument/2006/relationships" xmlns:m="http://schemas.openxmlformats.org/officeDocument/2006/math" xmlns:v="urn:schemas-microsoft-com:vml" xmlns:wp14="http://schemas.microsoft.com/office/word/2010/wordprocessingDrawing" xmlns:wp="http://schemas.openxmlformats.org/drawingml/2006/wordprocessingDrawing" xmlns:w10="urn:schemas-microsoft-com:office:word" xmlns:w="http://schemas.openxmlformats.org/wordprocessingml/2006/main" xmlns:w14="http://schemas.microsoft.com/office/word/2010/wordml" xmlns:w15="http://schemas.microsoft.com/office/word/2012/wordml" xmlns:w16cex="http://schemas.microsoft.com/office/word/2018/wordml/cex" xmlns:w16cid="http://schemas.microsoft.com/office/word/2016/wordml/cid" xmlns:w16="http://schemas.microsoft.com/office/word/2018/wordml" xmlns:w16du="http://schemas.microsoft.com/office/word/2023/wordml/word16du" xmlns:w16sdtdh="http://schemas.microsoft.com/office/word/2020/wordml/sdtdatahash" xmlns:w16sdtfl="http://schemas.microsoft.com/office/word/2024/wordml/sdtformatlock" xmlns:w16se="http://schemas.microsoft.com/office/word/2015/wordml/symex" xmlns:wpg="http://schemas.microsoft.com/office/word/2010/wordprocessingGroup" xmlns:wpi="http://schemas.microsoft.com/office/word/2010/wordprocessingInk" xmlns:wne="http://schemas.microsoft.com/office/word/2006/wordml" xmlns:wps="http://schemas.microsoft.com/office/word/2010/wordprocessingShape" mc:Ignorable="w14 w15 w16se w16cid w16 w16cex w16sdtdh w16sdtfl w16du wp14">
-  <w:p>
+  <w:p w14:noSpellErr="1">
     <w:pPr>
       <w:pStyle w:val="Cabealho"/>
       <w:jc w:val="right"/>
@@ -7231,19 +8075,20 @@
       <w:fldChar w:fldCharType="begin"/>
     </w:r>
     <w:r>
-      <w:instrText>PAGE   \* MERGEFORMAT</w:instrText>
+      <w:instrText xml:space="preserve">PAGE   \* MERGEFORMAT</w:instrText>
     </w:r>
     <w:r>
       <w:fldChar w:fldCharType="separate"/>
     </w:r>
     <w:r>
+      <w:rPr/>
       <w:t>3</w:t>
     </w:r>
     <w:r>
       <w:fldChar w:fldCharType="end"/>
     </w:r>
   </w:p>
-  <w:p>
+  <w:p w14:noSpellErr="1">
     <w:pPr>
       <w:pStyle w:val="Cabealho"/>
     </w:pPr>
@@ -7254,6 +8099,9 @@
 <file path=word/intelligence2.xml><?xml version="1.0" encoding="utf-8"?>
 <int2:intelligence xmlns:int2="http://schemas.microsoft.com/office/intelligence/2020/intelligence" xmlns:oel="http://schemas.microsoft.com/office/2019/extlst">
   <int2:observations>
+    <int2:textHash int2:hashCode="+m7GBxJl2M1+E7" int2:id="VsoIWbXO">
+      <int2:state int2:type="spell" int2:value="Rejected"/>
+    </int2:textHash>
     <int2:textHash int2:hashCode="epLz0mNi1lV9Vw" int2:id="ETg3Ehmw">
       <int2:state int2:type="spell" int2:value="Rejected"/>
     </int2:textHash>
@@ -7353,18 +8201,6 @@
     <int2:textHash int2:hashCode="bIOn4B9Tj3FxzW" int2:id="z5qmRMJt">
       <int2:state int2:type="AugLoop_Text_Critique" int2:value="Rejected"/>
     </int2:textHash>
-    <int2:bookmark int2:bookmarkName="_Int_UKo0QWbY" int2:invalidationBookmarkName="" int2:hashCode="orudNLihp5ZlhY" int2:id="VvK0bnjn">
-      <int2:state int2:type="spell" int2:value="Rejected"/>
-    </int2:bookmark>
-    <int2:bookmark int2:bookmarkName="_Int_3iNLna1p" int2:invalidationBookmarkName="" int2:hashCode="mmiFrGXNcjmYlH" int2:id="RX2XRUKm">
-      <int2:state int2:type="spell" int2:value="Rejected"/>
-    </int2:bookmark>
-    <int2:bookmark int2:bookmarkName="_Int_r0wYm1Ap" int2:invalidationBookmarkName="" int2:hashCode="5A21FKa115v05t" int2:id="y4GCT4bx">
-      <int2:state int2:type="spell" int2:value="Rejected"/>
-    </int2:bookmark>
-    <int2:bookmark int2:bookmarkName="_Int_FZMCUKk8" int2:invalidationBookmarkName="" int2:hashCode="1aQB5hOfFXmdvm" int2:id="9BjYTqUV">
-      <int2:state int2:type="spell" int2:value="Rejected"/>
-    </int2:bookmark>
   </int2:observations>
   <int2:intelligenceSettings/>
   <int2:onDemandWorkflows/>
@@ -15639,6 +16475,23 @@
       <w:szCs w:val="24"/>
     </w:rPr>
   </w:style>
+  <w:style w:type="paragraph" w:styleId="Title">
+    <w:uiPriority w:val="10"/>
+    <w:name w:val="Title"/>
+    <w:basedOn w:val="Normal"/>
+    <w:next w:val="Normal"/>
+    <w:qFormat/>
+    <w:rsid w:val="0B60B6A9"/>
+    <w:rPr>
+      <w:rFonts w:ascii="Cambria" w:hAnsi="Cambria" w:eastAsia="ＭＳ ゴシック" w:cs="Times New Roman" w:asciiTheme="majorAscii" w:hAnsiTheme="majorAscii" w:eastAsiaTheme="majorEastAsia" w:cstheme="majorBidi"/>
+      <w:sz w:val="56"/>
+      <w:szCs w:val="56"/>
+    </w:rPr>
+    <w:pPr>
+      <w:spacing w:after="80"/>
+      <w:contextualSpacing/>
+    </w:pPr>
+  </w:style>
 </w:styles>
 </file>
 

--- a/documentacao.docx
+++ b/documentacao.docx
@@ -995,7 +995,7 @@
         <w:widowControl w:val="1"/>
         <w:spacing w:line="360" w:lineRule="auto"/>
         <w:ind w:firstLine="0"/>
-        <w:jc w:val="both"/>
+        <w:jc w:val="center"/>
         <w:rPr>
           <w:b w:val="1"/>
           <w:bCs w:val="1"/>
@@ -1011,6 +1011,803 @@
           <w:szCs w:val="28"/>
         </w:rPr>
         <w:t>Lista de Figuras</w:t>
+      </w:r>
+    </w:p>
+    <w:p>
+      <w:pPr>
+        <w:widowControl w:val="1"/>
+        <w:spacing w:line="360" w:lineRule="auto"/>
+        <w:ind w:firstLine="0"/>
+        <w:jc w:val="both"/>
+        <w:rPr>
+          <w:b w:val="0"/>
+          <w:bCs w:val="0"/>
+          <w:sz w:val="28"/>
+          <w:szCs w:val="28"/>
+        </w:rPr>
+      </w:pPr>
+      <w:r>
+        <w:rPr>
+          <w:b w:val="0"/>
+          <w:bCs w:val="0"/>
+          <w:sz w:val="28"/>
+          <w:szCs w:val="28"/>
+        </w:rPr>
+        <w:t>Figura 1 - Modelo Canvas ..........................................................</w:t>
+      </w:r>
+      <w:r>
+        <w:rPr>
+          <w:b w:val="0"/>
+          <w:bCs w:val="0"/>
+          <w:sz w:val="28"/>
+          <w:szCs w:val="28"/>
+        </w:rPr>
+        <w:t>..........</w:t>
+      </w:r>
+      <w:r>
+        <w:rPr>
+          <w:b w:val="0"/>
+          <w:bCs w:val="0"/>
+          <w:sz w:val="28"/>
+          <w:szCs w:val="28"/>
+        </w:rPr>
+        <w:t>.</w:t>
+      </w:r>
+      <w:r>
+        <w:rPr>
+          <w:b w:val="0"/>
+          <w:bCs w:val="0"/>
+          <w:sz w:val="28"/>
+          <w:szCs w:val="28"/>
+        </w:rPr>
+        <w:t>11</w:t>
+      </w:r>
+    </w:p>
+    <w:p>
+      <w:pPr>
+        <w:pStyle w:val="Normal"/>
+        <w:widowControl w:val="1"/>
+        <w:spacing w:line="360" w:lineRule="auto"/>
+        <w:ind w:firstLine="0"/>
+        <w:jc w:val="both"/>
+        <w:rPr>
+          <w:b w:val="0"/>
+          <w:bCs w:val="0"/>
+          <w:sz w:val="28"/>
+          <w:szCs w:val="28"/>
+        </w:rPr>
+      </w:pPr>
+      <w:r>
+        <w:rPr>
+          <w:b w:val="0"/>
+          <w:bCs w:val="0"/>
+          <w:sz w:val="28"/>
+          <w:szCs w:val="28"/>
+        </w:rPr>
+        <w:t>Figura 2 - Casos de Uso ......................................................................</w:t>
+      </w:r>
+      <w:r>
+        <w:rPr>
+          <w:b w:val="0"/>
+          <w:bCs w:val="0"/>
+          <w:sz w:val="28"/>
+          <w:szCs w:val="28"/>
+        </w:rPr>
+        <w:t>.1</w:t>
+      </w:r>
+      <w:r>
+        <w:rPr>
+          <w:b w:val="0"/>
+          <w:bCs w:val="0"/>
+          <w:sz w:val="28"/>
+          <w:szCs w:val="28"/>
+        </w:rPr>
+        <w:t>3</w:t>
+      </w:r>
+    </w:p>
+    <w:p>
+      <w:pPr>
+        <w:pStyle w:val="Normal"/>
+        <w:widowControl w:val="1"/>
+        <w:spacing w:line="360" w:lineRule="auto"/>
+        <w:ind w:firstLine="0"/>
+        <w:jc w:val="both"/>
+        <w:rPr>
+          <w:b w:val="0"/>
+          <w:bCs w:val="0"/>
+          <w:sz w:val="28"/>
+          <w:szCs w:val="28"/>
+        </w:rPr>
+      </w:pPr>
+      <w:r>
+        <w:rPr>
+          <w:b w:val="0"/>
+          <w:bCs w:val="0"/>
+          <w:sz w:val="28"/>
+          <w:szCs w:val="28"/>
+        </w:rPr>
+        <w:t xml:space="preserve">Figura 3 - Persona Participante Lucas </w:t>
+      </w:r>
+      <w:r>
+        <w:rPr>
+          <w:b w:val="0"/>
+          <w:bCs w:val="0"/>
+          <w:sz w:val="28"/>
+          <w:szCs w:val="28"/>
+        </w:rPr>
+        <w:t>..................................................</w:t>
+      </w:r>
+      <w:r>
+        <w:rPr>
+          <w:b w:val="0"/>
+          <w:bCs w:val="0"/>
+          <w:sz w:val="28"/>
+          <w:szCs w:val="28"/>
+        </w:rPr>
+        <w:t>18</w:t>
+      </w:r>
+    </w:p>
+    <w:p>
+      <w:pPr>
+        <w:pStyle w:val="Normal"/>
+        <w:widowControl w:val="1"/>
+        <w:spacing w:line="360" w:lineRule="auto"/>
+        <w:ind w:firstLine="0"/>
+        <w:jc w:val="both"/>
+        <w:rPr>
+          <w:b w:val="0"/>
+          <w:bCs w:val="0"/>
+          <w:sz w:val="28"/>
+          <w:szCs w:val="28"/>
+        </w:rPr>
+      </w:pPr>
+      <w:r>
+        <w:rPr>
+          <w:b w:val="0"/>
+          <w:bCs w:val="0"/>
+          <w:sz w:val="28"/>
+          <w:szCs w:val="28"/>
+        </w:rPr>
+        <w:t xml:space="preserve">Figura 4 - Persona Organizadora Mariana </w:t>
+      </w:r>
+      <w:r>
+        <w:rPr>
+          <w:b w:val="0"/>
+          <w:bCs w:val="0"/>
+          <w:sz w:val="28"/>
+          <w:szCs w:val="28"/>
+        </w:rPr>
+        <w:t>............................................</w:t>
+      </w:r>
+      <w:r>
+        <w:rPr>
+          <w:b w:val="0"/>
+          <w:bCs w:val="0"/>
+          <w:sz w:val="28"/>
+          <w:szCs w:val="28"/>
+        </w:rPr>
+        <w:t>19</w:t>
+      </w:r>
+    </w:p>
+    <w:p>
+      <w:pPr>
+        <w:pStyle w:val="Normal"/>
+        <w:widowControl w:val="1"/>
+        <w:spacing w:line="360" w:lineRule="auto"/>
+        <w:ind w:firstLine="0"/>
+        <w:jc w:val="both"/>
+        <w:rPr>
+          <w:b w:val="0"/>
+          <w:bCs w:val="0"/>
+          <w:sz w:val="28"/>
+          <w:szCs w:val="28"/>
+        </w:rPr>
+      </w:pPr>
+      <w:r>
+        <w:rPr>
+          <w:b w:val="0"/>
+          <w:bCs w:val="0"/>
+          <w:sz w:val="28"/>
+          <w:szCs w:val="28"/>
+        </w:rPr>
+        <w:t xml:space="preserve">Figura 5 - Fluxo de compra de ingresso </w:t>
+      </w:r>
+      <w:r>
+        <w:rPr>
+          <w:b w:val="0"/>
+          <w:bCs w:val="0"/>
+          <w:sz w:val="28"/>
+          <w:szCs w:val="28"/>
+        </w:rPr>
+        <w:t>..............................................</w:t>
+      </w:r>
+      <w:r>
+        <w:rPr>
+          <w:b w:val="0"/>
+          <w:bCs w:val="0"/>
+          <w:sz w:val="28"/>
+          <w:szCs w:val="28"/>
+        </w:rPr>
+        <w:t>.</w:t>
+      </w:r>
+      <w:r>
+        <w:rPr>
+          <w:b w:val="0"/>
+          <w:bCs w:val="0"/>
+          <w:sz w:val="28"/>
+          <w:szCs w:val="28"/>
+        </w:rPr>
+        <w:t>19</w:t>
+      </w:r>
+    </w:p>
+    <w:p>
+      <w:pPr>
+        <w:pStyle w:val="Normal"/>
+        <w:widowControl w:val="1"/>
+        <w:spacing w:line="360" w:lineRule="auto"/>
+        <w:ind w:firstLine="0"/>
+        <w:jc w:val="both"/>
+        <w:rPr>
+          <w:b w:val="0"/>
+          <w:bCs w:val="0"/>
+          <w:sz w:val="28"/>
+          <w:szCs w:val="28"/>
+        </w:rPr>
+      </w:pPr>
+      <w:r>
+        <w:rPr>
+          <w:b w:val="0"/>
+          <w:bCs w:val="0"/>
+          <w:sz w:val="28"/>
+          <w:szCs w:val="28"/>
+        </w:rPr>
+        <w:t xml:space="preserve">Figura 6 – Fluxo de convite de colaborador </w:t>
+      </w:r>
+      <w:r>
+        <w:rPr>
+          <w:b w:val="0"/>
+          <w:bCs w:val="0"/>
+          <w:sz w:val="28"/>
+          <w:szCs w:val="28"/>
+        </w:rPr>
+        <w:t>..........................................</w:t>
+      </w:r>
+      <w:r>
+        <w:rPr>
+          <w:b w:val="0"/>
+          <w:bCs w:val="0"/>
+          <w:sz w:val="28"/>
+          <w:szCs w:val="28"/>
+        </w:rPr>
+        <w:t>20</w:t>
+      </w:r>
+    </w:p>
+    <w:p>
+      <w:pPr>
+        <w:pStyle w:val="Normal"/>
+        <w:widowControl w:val="1"/>
+        <w:spacing w:line="360" w:lineRule="auto"/>
+        <w:ind w:firstLine="0"/>
+        <w:jc w:val="both"/>
+        <w:rPr>
+          <w:b w:val="0"/>
+          <w:bCs w:val="0"/>
+          <w:sz w:val="28"/>
+          <w:szCs w:val="28"/>
+          <w:lang w:val="es-ES"/>
+        </w:rPr>
+      </w:pPr>
+      <w:r>
+        <w:rPr>
+          <w:b w:val="0"/>
+          <w:bCs w:val="0"/>
+          <w:sz w:val="28"/>
+          <w:szCs w:val="28"/>
+          <w:lang w:val="es-ES"/>
+        </w:rPr>
+        <w:t xml:space="preserve">Figura 7 – </w:t>
+      </w:r>
+      <w:r>
+        <w:rPr>
+          <w:b w:val="0"/>
+          <w:bCs w:val="0"/>
+          <w:sz w:val="28"/>
+          <w:szCs w:val="28"/>
+          <w:lang w:val="es-ES"/>
+        </w:rPr>
+        <w:t>Checkin</w:t>
+      </w:r>
+      <w:r>
+        <w:rPr>
+          <w:b w:val="0"/>
+          <w:bCs w:val="0"/>
+          <w:sz w:val="28"/>
+          <w:szCs w:val="28"/>
+          <w:lang w:val="es-ES"/>
+        </w:rPr>
+        <w:t xml:space="preserve"> Evento</w:t>
+      </w:r>
+      <w:r>
+        <w:rPr>
+          <w:b w:val="0"/>
+          <w:bCs w:val="0"/>
+          <w:sz w:val="28"/>
+          <w:szCs w:val="28"/>
+          <w:lang w:val="es-ES"/>
+        </w:rPr>
+        <w:t xml:space="preserve"> .................</w:t>
+      </w:r>
+      <w:r>
+        <w:rPr>
+          <w:b w:val="0"/>
+          <w:bCs w:val="0"/>
+          <w:sz w:val="28"/>
+          <w:szCs w:val="28"/>
+        </w:rPr>
+        <w:t>.......................................</w:t>
+      </w:r>
+      <w:r>
+        <w:rPr>
+          <w:b w:val="0"/>
+          <w:bCs w:val="0"/>
+          <w:sz w:val="28"/>
+          <w:szCs w:val="28"/>
+          <w:lang w:val="es-ES"/>
+        </w:rPr>
+        <w:t>............</w:t>
+      </w:r>
+      <w:r>
+        <w:rPr>
+          <w:b w:val="0"/>
+          <w:bCs w:val="0"/>
+          <w:sz w:val="28"/>
+          <w:szCs w:val="28"/>
+          <w:lang w:val="es-ES"/>
+        </w:rPr>
+        <w:t>20</w:t>
+      </w:r>
+    </w:p>
+    <w:p>
+      <w:pPr>
+        <w:pStyle w:val="Normal"/>
+        <w:widowControl w:val="1"/>
+        <w:spacing w:line="360" w:lineRule="auto"/>
+        <w:ind w:firstLine="0"/>
+        <w:jc w:val="both"/>
+        <w:rPr>
+          <w:b w:val="0"/>
+          <w:bCs w:val="0"/>
+          <w:sz w:val="28"/>
+          <w:szCs w:val="28"/>
+        </w:rPr>
+      </w:pPr>
+      <w:r>
+        <w:rPr>
+          <w:b w:val="0"/>
+          <w:bCs w:val="0"/>
+          <w:sz w:val="28"/>
+          <w:szCs w:val="28"/>
+        </w:rPr>
+        <w:t xml:space="preserve">Figura 8 – Logotipo por extenso </w:t>
+      </w:r>
+      <w:r>
+        <w:rPr>
+          <w:b w:val="0"/>
+          <w:bCs w:val="0"/>
+          <w:sz w:val="28"/>
+          <w:szCs w:val="28"/>
+        </w:rPr>
+        <w:t>...........................................................</w:t>
+      </w:r>
+      <w:r>
+        <w:rPr>
+          <w:b w:val="0"/>
+          <w:bCs w:val="0"/>
+          <w:sz w:val="28"/>
+          <w:szCs w:val="28"/>
+        </w:rPr>
+        <w:t>23</w:t>
+      </w:r>
+    </w:p>
+    <w:p>
+      <w:pPr>
+        <w:pStyle w:val="Normal"/>
+        <w:widowControl w:val="1"/>
+        <w:spacing w:line="360" w:lineRule="auto"/>
+        <w:ind w:firstLine="0"/>
+        <w:jc w:val="both"/>
+        <w:rPr>
+          <w:b w:val="0"/>
+          <w:bCs w:val="0"/>
+          <w:sz w:val="28"/>
+          <w:szCs w:val="28"/>
+        </w:rPr>
+      </w:pPr>
+      <w:r>
+        <w:rPr>
+          <w:b w:val="0"/>
+          <w:bCs w:val="0"/>
+          <w:sz w:val="28"/>
+          <w:szCs w:val="28"/>
+        </w:rPr>
+        <w:t xml:space="preserve">Figura 9 – Logotipo minimalista </w:t>
+      </w:r>
+      <w:r>
+        <w:rPr>
+          <w:b w:val="0"/>
+          <w:bCs w:val="0"/>
+          <w:sz w:val="28"/>
+          <w:szCs w:val="28"/>
+        </w:rPr>
+        <w:t>............................................................</w:t>
+      </w:r>
+      <w:r>
+        <w:rPr>
+          <w:b w:val="0"/>
+          <w:bCs w:val="0"/>
+          <w:sz w:val="28"/>
+          <w:szCs w:val="28"/>
+        </w:rPr>
+        <w:t>23</w:t>
+      </w:r>
+    </w:p>
+    <w:p>
+      <w:pPr>
+        <w:pStyle w:val="Normal"/>
+        <w:widowControl w:val="1"/>
+        <w:spacing w:line="360" w:lineRule="auto"/>
+        <w:ind w:firstLine="0"/>
+        <w:jc w:val="both"/>
+        <w:rPr>
+          <w:b w:val="0"/>
+          <w:bCs w:val="0"/>
+          <w:sz w:val="28"/>
+          <w:szCs w:val="28"/>
+        </w:rPr>
+      </w:pPr>
+      <w:r>
+        <w:rPr>
+          <w:b w:val="0"/>
+          <w:bCs w:val="0"/>
+          <w:sz w:val="28"/>
+          <w:szCs w:val="28"/>
+        </w:rPr>
+        <w:t xml:space="preserve">Figura 10 – Fonte </w:t>
+      </w:r>
+      <w:r>
+        <w:rPr>
+          <w:b w:val="0"/>
+          <w:bCs w:val="0"/>
+          <w:sz w:val="28"/>
+          <w:szCs w:val="28"/>
+        </w:rPr>
+        <w:t>Fredoka</w:t>
+      </w:r>
+      <w:r>
+        <w:rPr>
+          <w:b w:val="0"/>
+          <w:bCs w:val="0"/>
+          <w:sz w:val="28"/>
+          <w:szCs w:val="28"/>
+        </w:rPr>
+        <w:t xml:space="preserve"> </w:t>
+      </w:r>
+      <w:r>
+        <w:rPr>
+          <w:b w:val="0"/>
+          <w:bCs w:val="0"/>
+          <w:sz w:val="28"/>
+          <w:szCs w:val="28"/>
+        </w:rPr>
+        <w:t>....................................................................</w:t>
+      </w:r>
+      <w:r>
+        <w:rPr>
+          <w:b w:val="0"/>
+          <w:bCs w:val="0"/>
+          <w:sz w:val="28"/>
+          <w:szCs w:val="28"/>
+        </w:rPr>
+        <w:t>24</w:t>
+      </w:r>
+    </w:p>
+    <w:p>
+      <w:pPr>
+        <w:pStyle w:val="Normal"/>
+        <w:widowControl w:val="1"/>
+        <w:spacing w:line="360" w:lineRule="auto"/>
+        <w:ind w:firstLine="0"/>
+        <w:jc w:val="both"/>
+        <w:rPr>
+          <w:b w:val="0"/>
+          <w:bCs w:val="0"/>
+          <w:sz w:val="28"/>
+          <w:szCs w:val="28"/>
+          <w:lang w:val="fr-FR"/>
+        </w:rPr>
+      </w:pPr>
+      <w:r>
+        <w:rPr>
+          <w:b w:val="0"/>
+          <w:bCs w:val="0"/>
+          <w:sz w:val="28"/>
+          <w:szCs w:val="28"/>
+          <w:lang w:val="fr-FR"/>
+        </w:rPr>
+        <w:t xml:space="preserve">Figura 11 – Fonte Plus Jakarta Sans </w:t>
+      </w:r>
+      <w:r>
+        <w:rPr>
+          <w:b w:val="0"/>
+          <w:bCs w:val="0"/>
+          <w:sz w:val="28"/>
+          <w:szCs w:val="28"/>
+          <w:lang w:val="fr-FR"/>
+        </w:rPr>
+        <w:t>.</w:t>
+      </w:r>
+      <w:r>
+        <w:rPr>
+          <w:b w:val="0"/>
+          <w:bCs w:val="0"/>
+          <w:sz w:val="28"/>
+          <w:szCs w:val="28"/>
+          <w:lang w:val="fr-FR"/>
+        </w:rPr>
+        <w:t>...................................................</w:t>
+      </w:r>
+      <w:r>
+        <w:rPr>
+          <w:b w:val="0"/>
+          <w:bCs w:val="0"/>
+          <w:sz w:val="28"/>
+          <w:szCs w:val="28"/>
+          <w:lang w:val="fr-FR"/>
+        </w:rPr>
+        <w:t>24</w:t>
+      </w:r>
+    </w:p>
+    <w:p>
+      <w:pPr>
+        <w:pStyle w:val="Normal"/>
+        <w:widowControl w:val="1"/>
+        <w:spacing w:line="360" w:lineRule="auto"/>
+        <w:ind w:firstLine="0"/>
+        <w:jc w:val="both"/>
+        <w:rPr>
+          <w:b w:val="0"/>
+          <w:bCs w:val="0"/>
+          <w:sz w:val="28"/>
+          <w:szCs w:val="28"/>
+        </w:rPr>
+      </w:pPr>
+      <w:r>
+        <w:rPr>
+          <w:b w:val="0"/>
+          <w:bCs w:val="0"/>
+          <w:sz w:val="28"/>
+          <w:szCs w:val="28"/>
+        </w:rPr>
+        <w:t xml:space="preserve">Figura 12 – </w:t>
+      </w:r>
+      <w:r>
+        <w:rPr>
+          <w:b w:val="0"/>
+          <w:bCs w:val="0"/>
+          <w:sz w:val="28"/>
+          <w:szCs w:val="28"/>
+        </w:rPr>
+        <w:t xml:space="preserve">Cores do projeto </w:t>
+      </w:r>
+      <w:r>
+        <w:rPr>
+          <w:b w:val="0"/>
+          <w:bCs w:val="0"/>
+          <w:sz w:val="28"/>
+          <w:szCs w:val="28"/>
+        </w:rPr>
+        <w:t>................................................................</w:t>
+      </w:r>
+      <w:r>
+        <w:rPr>
+          <w:b w:val="0"/>
+          <w:bCs w:val="0"/>
+          <w:sz w:val="28"/>
+          <w:szCs w:val="28"/>
+        </w:rPr>
+        <w:t>24</w:t>
+      </w:r>
+    </w:p>
+    <w:p>
+      <w:pPr>
+        <w:pStyle w:val="Normal"/>
+        <w:widowControl w:val="1"/>
+        <w:spacing w:line="360" w:lineRule="auto"/>
+        <w:ind w:firstLine="0"/>
+        <w:jc w:val="both"/>
+        <w:rPr>
+          <w:b w:val="0"/>
+          <w:bCs w:val="0"/>
+          <w:sz w:val="28"/>
+          <w:szCs w:val="28"/>
+          <w:lang w:val="es-ES"/>
+        </w:rPr>
+      </w:pPr>
+      <w:r>
+        <w:rPr>
+          <w:b w:val="0"/>
+          <w:bCs w:val="0"/>
+          <w:sz w:val="28"/>
+          <w:szCs w:val="28"/>
+          <w:lang w:val="es-ES"/>
+        </w:rPr>
+        <w:t xml:space="preserve">Figura 13 – </w:t>
+      </w:r>
+      <w:r>
+        <w:rPr>
+          <w:b w:val="0"/>
+          <w:bCs w:val="0"/>
+          <w:sz w:val="28"/>
+          <w:szCs w:val="28"/>
+          <w:lang w:val="es-ES"/>
+        </w:rPr>
+        <w:t>Checkout</w:t>
+      </w:r>
+      <w:r>
+        <w:rPr>
+          <w:b w:val="0"/>
+          <w:bCs w:val="0"/>
+          <w:sz w:val="28"/>
+          <w:szCs w:val="28"/>
+          <w:lang w:val="es-ES"/>
+        </w:rPr>
+        <w:t xml:space="preserve"> de evento  </w:t>
+      </w:r>
+      <w:r>
+        <w:rPr>
+          <w:b w:val="0"/>
+          <w:bCs w:val="0"/>
+          <w:sz w:val="28"/>
+          <w:szCs w:val="28"/>
+          <w:lang w:val="es-ES"/>
+        </w:rPr>
+        <w:t>.................</w:t>
+      </w:r>
+      <w:r>
+        <w:rPr>
+          <w:b w:val="0"/>
+          <w:bCs w:val="0"/>
+          <w:sz w:val="28"/>
+          <w:szCs w:val="28"/>
+        </w:rPr>
+        <w:t>.........................................</w:t>
+      </w:r>
+      <w:r>
+        <w:rPr>
+          <w:b w:val="0"/>
+          <w:bCs w:val="0"/>
+          <w:sz w:val="28"/>
+          <w:szCs w:val="28"/>
+          <w:lang w:val="es-ES"/>
+        </w:rPr>
+        <w:t>25</w:t>
+      </w:r>
+    </w:p>
+    <w:p>
+      <w:pPr>
+        <w:pStyle w:val="Normal"/>
+        <w:widowControl w:val="1"/>
+        <w:spacing w:line="360" w:lineRule="auto"/>
+        <w:ind w:firstLine="0"/>
+        <w:jc w:val="both"/>
+        <w:rPr>
+          <w:b w:val="0"/>
+          <w:bCs w:val="0"/>
+          <w:sz w:val="28"/>
+          <w:szCs w:val="28"/>
+        </w:rPr>
+      </w:pPr>
+      <w:r>
+        <w:rPr>
+          <w:b w:val="0"/>
+          <w:bCs w:val="0"/>
+          <w:sz w:val="28"/>
+          <w:szCs w:val="28"/>
+        </w:rPr>
+        <w:t xml:space="preserve">Figura 14 – Painel do Organizador </w:t>
+      </w:r>
+      <w:r>
+        <w:rPr>
+          <w:b w:val="0"/>
+          <w:bCs w:val="0"/>
+          <w:sz w:val="28"/>
+          <w:szCs w:val="28"/>
+        </w:rPr>
+        <w:t>.......................................................</w:t>
+      </w:r>
+      <w:r>
+        <w:rPr>
+          <w:b w:val="0"/>
+          <w:bCs w:val="0"/>
+          <w:sz w:val="28"/>
+          <w:szCs w:val="28"/>
+        </w:rPr>
+        <w:t>26</w:t>
+      </w:r>
+    </w:p>
+    <w:p>
+      <w:pPr>
+        <w:pStyle w:val="Normal"/>
+        <w:widowControl w:val="1"/>
+        <w:spacing w:line="360" w:lineRule="auto"/>
+        <w:ind w:firstLine="0"/>
+        <w:jc w:val="both"/>
+        <w:rPr>
+          <w:b w:val="0"/>
+          <w:bCs w:val="0"/>
+          <w:sz w:val="28"/>
+          <w:szCs w:val="28"/>
+        </w:rPr>
+      </w:pPr>
+      <w:r>
+        <w:rPr>
+          <w:b w:val="0"/>
+          <w:bCs w:val="0"/>
+          <w:sz w:val="28"/>
+          <w:szCs w:val="28"/>
+        </w:rPr>
+        <w:t xml:space="preserve">Figura 15 - Visão do Colaborador </w:t>
+      </w:r>
+      <w:r>
+        <w:rPr>
+          <w:b w:val="0"/>
+          <w:bCs w:val="0"/>
+          <w:sz w:val="28"/>
+          <w:szCs w:val="28"/>
+        </w:rPr>
+        <w:t>.........................................................</w:t>
+      </w:r>
+      <w:r>
+        <w:rPr>
+          <w:b w:val="0"/>
+          <w:bCs w:val="0"/>
+          <w:sz w:val="28"/>
+          <w:szCs w:val="28"/>
+        </w:rPr>
+        <w:t>27</w:t>
+      </w:r>
+    </w:p>
+    <w:p>
+      <w:pPr>
+        <w:pStyle w:val="Normal"/>
+        <w:widowControl w:val="1"/>
+        <w:spacing w:line="360" w:lineRule="auto"/>
+        <w:ind w:firstLine="0"/>
+        <w:jc w:val="both"/>
+        <w:rPr>
+          <w:b w:val="0"/>
+          <w:bCs w:val="0"/>
+          <w:sz w:val="28"/>
+          <w:szCs w:val="28"/>
+        </w:rPr>
+      </w:pPr>
+      <w:r>
+        <w:rPr>
+          <w:b w:val="0"/>
+          <w:bCs w:val="0"/>
+          <w:sz w:val="28"/>
+          <w:szCs w:val="28"/>
+        </w:rPr>
+        <w:t xml:space="preserve">Figura 16 – Formulário de cadastro de </w:t>
+      </w:r>
+      <w:r>
+        <w:rPr>
+          <w:b w:val="0"/>
+          <w:bCs w:val="0"/>
+          <w:sz w:val="28"/>
+          <w:szCs w:val="28"/>
+        </w:rPr>
+        <w:t>usuário ....................................28</w:t>
       </w:r>
     </w:p>
     <w:p>
@@ -1049,7 +1846,7 @@
           <w:pPr>
             <w:pStyle w:val="CabealhodoSumrio"/>
             <w:spacing w:line="360" w:lineRule="auto"/>
-            <w:jc w:val="both"/>
+            <w:jc w:val="center"/>
             <w:rPr>
               <w:rFonts w:ascii="Arial" w:hAnsi="Arial" w:cs="Arial"/>
               <w:b w:val="1"/>
@@ -1069,19 +1866,2759 @@
         </w:p>
       </w:sdtContent>
     </w:sdt>
-    <w:p>
-      <w:pPr>
+    <w:sdt>
+      <w:sdtPr>
+        <w:id w:val="617889283"/>
+        <w:docPartObj>
+          <w:docPartGallery w:val="Table of Contents"/>
+          <w:docPartUnique/>
+        </w:docPartObj>
+      </w:sdtPr>
+      <w:sdtContent>
+        <w:p>
+          <w:pPr>
+            <w:pStyle w:val="Sumrio1"/>
+            <w:tabs>
+              <w:tab w:val="left" w:leader="none" w:pos="480"/>
+              <w:tab w:val="right" w:leader="dot" w:pos="9060"/>
+            </w:tabs>
+            <w:bidi w:val="0"/>
+            <w:rPr>
+              <w:rStyle w:val="Hyperlink"/>
+            </w:rPr>
+          </w:pPr>
+          <w:r>
+            <w:fldChar w:fldCharType="begin"/>
+          </w:r>
+          <w:r>
+            <w:instrText xml:space="preserve">TOC \o \z \u \h</w:instrText>
+          </w:r>
+          <w:r>
+            <w:fldChar w:fldCharType="separate"/>
+          </w:r>
+          <w:hyperlink w:anchor="_Toc1954760037">
+            <w:r>
+              <w:rPr>
+                <w:rStyle w:val="Hyperlink"/>
+              </w:rPr>
+              <w:t>1</w:t>
+            </w:r>
+            <w:r>
+              <w:tab/>
+            </w:r>
+            <w:r>
+              <w:rPr>
+                <w:rStyle w:val="Hyperlink"/>
+              </w:rPr>
+              <w:t>descrição DA APLICAÇÃO</w:t>
+            </w:r>
+            <w:r>
+              <w:tab/>
+            </w:r>
+            <w:r>
+              <w:fldChar w:fldCharType="begin"/>
+            </w:r>
+            <w:r>
+              <w:instrText xml:space="preserve">PAGEREF _Toc1954760037 \h</w:instrText>
+            </w:r>
+            <w:r>
+              <w:fldChar w:fldCharType="separate"/>
+            </w:r>
+            <w:r>
+              <w:rPr>
+                <w:rStyle w:val="Hyperlink"/>
+              </w:rPr>
+              <w:t>4</w:t>
+            </w:r>
+            <w:r>
+              <w:fldChar w:fldCharType="end"/>
+            </w:r>
+          </w:hyperlink>
+        </w:p>
+        <w:p>
+          <w:pPr>
+            <w:pStyle w:val="Sumrio2"/>
+            <w:tabs>
+              <w:tab w:val="left" w:leader="none" w:pos="720"/>
+              <w:tab w:val="right" w:leader="dot" w:pos="9060"/>
+            </w:tabs>
+            <w:bidi w:val="0"/>
+            <w:rPr>
+              <w:rStyle w:val="Hyperlink"/>
+            </w:rPr>
+          </w:pPr>
+          <w:hyperlink w:anchor="_Toc622262097">
+            <w:r>
+              <w:rPr>
+                <w:rStyle w:val="Hyperlink"/>
+              </w:rPr>
+              <w:t>1.1</w:t>
+            </w:r>
+            <w:r>
+              <w:tab/>
+            </w:r>
+            <w:r>
+              <w:rPr>
+                <w:rStyle w:val="Hyperlink"/>
+              </w:rPr>
+              <w:t>INTRODUÇÃO</w:t>
+            </w:r>
+            <w:r>
+              <w:tab/>
+            </w:r>
+            <w:r>
+              <w:fldChar w:fldCharType="begin"/>
+            </w:r>
+            <w:r>
+              <w:instrText xml:space="preserve">PAGEREF _Toc622262097 \h</w:instrText>
+            </w:r>
+            <w:r>
+              <w:fldChar w:fldCharType="separate"/>
+            </w:r>
+            <w:r>
+              <w:rPr>
+                <w:rStyle w:val="Hyperlink"/>
+              </w:rPr>
+              <w:t>4</w:t>
+            </w:r>
+            <w:r>
+              <w:fldChar w:fldCharType="end"/>
+            </w:r>
+          </w:hyperlink>
+        </w:p>
+        <w:p>
+          <w:pPr>
+            <w:pStyle w:val="Sumrio2"/>
+            <w:tabs>
+              <w:tab w:val="left" w:leader="none" w:pos="720"/>
+              <w:tab w:val="right" w:leader="dot" w:pos="9060"/>
+            </w:tabs>
+            <w:bidi w:val="0"/>
+            <w:rPr>
+              <w:rStyle w:val="Hyperlink"/>
+            </w:rPr>
+          </w:pPr>
+          <w:hyperlink w:anchor="_Toc399870413">
+            <w:r>
+              <w:rPr>
+                <w:rStyle w:val="Hyperlink"/>
+              </w:rPr>
+              <w:t>1.2</w:t>
+            </w:r>
+            <w:r>
+              <w:tab/>
+            </w:r>
+            <w:r>
+              <w:rPr>
+                <w:rStyle w:val="Hyperlink"/>
+              </w:rPr>
+              <w:t>Métodos utilizados</w:t>
+            </w:r>
+            <w:r>
+              <w:tab/>
+            </w:r>
+            <w:r>
+              <w:fldChar w:fldCharType="begin"/>
+            </w:r>
+            <w:r>
+              <w:instrText xml:space="preserve">PAGEREF _Toc399870413 \h</w:instrText>
+            </w:r>
+            <w:r>
+              <w:fldChar w:fldCharType="separate"/>
+            </w:r>
+            <w:r>
+              <w:rPr>
+                <w:rStyle w:val="Hyperlink"/>
+              </w:rPr>
+              <w:t>5</w:t>
+            </w:r>
+            <w:r>
+              <w:fldChar w:fldCharType="end"/>
+            </w:r>
+          </w:hyperlink>
+        </w:p>
+        <w:p>
+          <w:pPr>
+            <w:pStyle w:val="Sumrio1"/>
+            <w:tabs>
+              <w:tab w:val="left" w:leader="none" w:pos="480"/>
+              <w:tab w:val="right" w:leader="dot" w:pos="9060"/>
+            </w:tabs>
+            <w:bidi w:val="0"/>
+            <w:rPr>
+              <w:rStyle w:val="Hyperlink"/>
+            </w:rPr>
+          </w:pPr>
+          <w:hyperlink w:anchor="_Toc912322828">
+            <w:r>
+              <w:rPr>
+                <w:rStyle w:val="Hyperlink"/>
+              </w:rPr>
+              <w:t>2</w:t>
+            </w:r>
+            <w:r>
+              <w:tab/>
+            </w:r>
+            <w:r>
+              <w:rPr>
+                <w:rStyle w:val="Hyperlink"/>
+              </w:rPr>
+              <w:t>Objetivos</w:t>
+            </w:r>
+            <w:r>
+              <w:tab/>
+            </w:r>
+            <w:r>
+              <w:fldChar w:fldCharType="begin"/>
+            </w:r>
+            <w:r>
+              <w:instrText xml:space="preserve">PAGEREF _Toc912322828 \h</w:instrText>
+            </w:r>
+            <w:r>
+              <w:fldChar w:fldCharType="separate"/>
+            </w:r>
+            <w:r>
+              <w:rPr>
+                <w:rStyle w:val="Hyperlink"/>
+              </w:rPr>
+              <w:t>5</w:t>
+            </w:r>
+            <w:r>
+              <w:fldChar w:fldCharType="end"/>
+            </w:r>
+          </w:hyperlink>
+        </w:p>
+        <w:p>
+          <w:pPr>
+            <w:pStyle w:val="Sumrio2"/>
+            <w:tabs>
+              <w:tab w:val="left" w:leader="none" w:pos="720"/>
+              <w:tab w:val="right" w:leader="dot" w:pos="9060"/>
+            </w:tabs>
+            <w:bidi w:val="0"/>
+            <w:rPr>
+              <w:rStyle w:val="Hyperlink"/>
+            </w:rPr>
+          </w:pPr>
+          <w:hyperlink w:anchor="_Toc72711157">
+            <w:r>
+              <w:rPr>
+                <w:rStyle w:val="Hyperlink"/>
+              </w:rPr>
+              <w:t>2.1</w:t>
+            </w:r>
+            <w:r>
+              <w:tab/>
+            </w:r>
+            <w:r>
+              <w:rPr>
+                <w:rStyle w:val="Hyperlink"/>
+              </w:rPr>
+              <w:t>Geral</w:t>
+            </w:r>
+            <w:r>
+              <w:tab/>
+            </w:r>
+            <w:r>
+              <w:fldChar w:fldCharType="begin"/>
+            </w:r>
+            <w:r>
+              <w:instrText xml:space="preserve">PAGEREF _Toc72711157 \h</w:instrText>
+            </w:r>
+            <w:r>
+              <w:fldChar w:fldCharType="separate"/>
+            </w:r>
+            <w:r>
+              <w:rPr>
+                <w:rStyle w:val="Hyperlink"/>
+              </w:rPr>
+              <w:t>6</w:t>
+            </w:r>
+            <w:r>
+              <w:fldChar w:fldCharType="end"/>
+            </w:r>
+          </w:hyperlink>
+        </w:p>
+        <w:p>
+          <w:pPr>
+            <w:pStyle w:val="Sumrio2"/>
+            <w:tabs>
+              <w:tab w:val="left" w:leader="none" w:pos="720"/>
+              <w:tab w:val="right" w:leader="dot" w:pos="9060"/>
+            </w:tabs>
+            <w:bidi w:val="0"/>
+            <w:rPr>
+              <w:rStyle w:val="Hyperlink"/>
+            </w:rPr>
+          </w:pPr>
+          <w:hyperlink w:anchor="_Toc966582957">
+            <w:r>
+              <w:rPr>
+                <w:rStyle w:val="Hyperlink"/>
+              </w:rPr>
+              <w:t>2.2</w:t>
+            </w:r>
+            <w:r>
+              <w:tab/>
+            </w:r>
+            <w:r>
+              <w:rPr>
+                <w:rStyle w:val="Hyperlink"/>
+              </w:rPr>
+              <w:t>Específicos</w:t>
+            </w:r>
+            <w:r>
+              <w:tab/>
+            </w:r>
+            <w:r>
+              <w:fldChar w:fldCharType="begin"/>
+            </w:r>
+            <w:r>
+              <w:instrText xml:space="preserve">PAGEREF _Toc966582957 \h</w:instrText>
+            </w:r>
+            <w:r>
+              <w:fldChar w:fldCharType="separate"/>
+            </w:r>
+            <w:r>
+              <w:rPr>
+                <w:rStyle w:val="Hyperlink"/>
+              </w:rPr>
+              <w:t>6</w:t>
+            </w:r>
+            <w:r>
+              <w:fldChar w:fldCharType="end"/>
+            </w:r>
+          </w:hyperlink>
+        </w:p>
+        <w:p>
+          <w:pPr>
+            <w:pStyle w:val="Sumrio1"/>
+            <w:tabs>
+              <w:tab w:val="left" w:leader="none" w:pos="480"/>
+              <w:tab w:val="right" w:leader="dot" w:pos="9060"/>
+            </w:tabs>
+            <w:bidi w:val="0"/>
+            <w:rPr>
+              <w:rStyle w:val="Hyperlink"/>
+            </w:rPr>
+          </w:pPr>
+          <w:hyperlink w:anchor="_Toc244939058">
+            <w:r>
+              <w:rPr>
+                <w:rStyle w:val="Hyperlink"/>
+              </w:rPr>
+              <w:t>3</w:t>
+            </w:r>
+            <w:r>
+              <w:tab/>
+            </w:r>
+            <w:r>
+              <w:rPr>
+                <w:rStyle w:val="Hyperlink"/>
+              </w:rPr>
+              <w:t>DOCUMENTO DE requisitos</w:t>
+            </w:r>
+            <w:r>
+              <w:tab/>
+            </w:r>
+            <w:r>
+              <w:fldChar w:fldCharType="begin"/>
+            </w:r>
+            <w:r>
+              <w:instrText xml:space="preserve">PAGEREF _Toc244939058 \h</w:instrText>
+            </w:r>
+            <w:r>
+              <w:fldChar w:fldCharType="separate"/>
+            </w:r>
+            <w:r>
+              <w:rPr>
+                <w:rStyle w:val="Hyperlink"/>
+              </w:rPr>
+              <w:t>6</w:t>
+            </w:r>
+            <w:r>
+              <w:fldChar w:fldCharType="end"/>
+            </w:r>
+          </w:hyperlink>
+        </w:p>
+        <w:p>
+          <w:pPr>
+            <w:pStyle w:val="Sumrio2"/>
+            <w:tabs>
+              <w:tab w:val="left" w:leader="none" w:pos="720"/>
+              <w:tab w:val="right" w:leader="dot" w:pos="9060"/>
+            </w:tabs>
+            <w:bidi w:val="0"/>
+            <w:rPr>
+              <w:rStyle w:val="Hyperlink"/>
+            </w:rPr>
+          </w:pPr>
+          <w:hyperlink w:anchor="_Toc2048016328">
+            <w:r>
+              <w:rPr>
+                <w:rStyle w:val="Hyperlink"/>
+              </w:rPr>
+              <w:t>3.1</w:t>
+            </w:r>
+            <w:r>
+              <w:tab/>
+            </w:r>
+            <w:r>
+              <w:rPr>
+                <w:rStyle w:val="Hyperlink"/>
+              </w:rPr>
+              <w:t>Histórias do Usuário</w:t>
+            </w:r>
+            <w:r>
+              <w:tab/>
+            </w:r>
+            <w:r>
+              <w:fldChar w:fldCharType="begin"/>
+            </w:r>
+            <w:r>
+              <w:instrText xml:space="preserve">PAGEREF _Toc2048016328 \h</w:instrText>
+            </w:r>
+            <w:r>
+              <w:fldChar w:fldCharType="separate"/>
+            </w:r>
+            <w:r>
+              <w:rPr>
+                <w:rStyle w:val="Hyperlink"/>
+              </w:rPr>
+              <w:t>7</w:t>
+            </w:r>
+            <w:r>
+              <w:fldChar w:fldCharType="end"/>
+            </w:r>
+          </w:hyperlink>
+        </w:p>
+        <w:p>
+          <w:pPr>
+            <w:pStyle w:val="Sumrio2"/>
+            <w:tabs>
+              <w:tab w:val="left" w:leader="none" w:pos="720"/>
+              <w:tab w:val="right" w:leader="dot" w:pos="9060"/>
+            </w:tabs>
+            <w:bidi w:val="0"/>
+            <w:rPr>
+              <w:rStyle w:val="Hyperlink"/>
+            </w:rPr>
+          </w:pPr>
+          <w:hyperlink w:anchor="_Toc102086012">
+            <w:r>
+              <w:rPr>
+                <w:rStyle w:val="Hyperlink"/>
+              </w:rPr>
+              <w:t>3.2</w:t>
+            </w:r>
+            <w:r>
+              <w:tab/>
+            </w:r>
+            <w:r>
+              <w:rPr>
+                <w:rStyle w:val="Hyperlink"/>
+              </w:rPr>
+              <w:t>REQUISITOS funcionais</w:t>
+            </w:r>
+            <w:r>
+              <w:tab/>
+            </w:r>
+            <w:r>
+              <w:fldChar w:fldCharType="begin"/>
+            </w:r>
+            <w:r>
+              <w:instrText xml:space="preserve">PAGEREF _Toc102086012 \h</w:instrText>
+            </w:r>
+            <w:r>
+              <w:fldChar w:fldCharType="separate"/>
+            </w:r>
+            <w:r>
+              <w:rPr>
+                <w:rStyle w:val="Hyperlink"/>
+              </w:rPr>
+              <w:t>8</w:t>
+            </w:r>
+            <w:r>
+              <w:fldChar w:fldCharType="end"/>
+            </w:r>
+          </w:hyperlink>
+        </w:p>
+        <w:p>
+          <w:pPr>
+            <w:pStyle w:val="Sumrio3"/>
+            <w:tabs>
+              <w:tab w:val="left" w:leader="none" w:pos="1200"/>
+              <w:tab w:val="right" w:leader="dot" w:pos="9060"/>
+            </w:tabs>
+            <w:bidi w:val="0"/>
+            <w:rPr>
+              <w:rStyle w:val="Hyperlink"/>
+            </w:rPr>
+          </w:pPr>
+          <w:hyperlink w:anchor="_Toc1028809855">
+            <w:r>
+              <w:rPr>
+                <w:rStyle w:val="Hyperlink"/>
+              </w:rPr>
+              <w:t>3.2.1</w:t>
+            </w:r>
+            <w:r>
+              <w:tab/>
+            </w:r>
+            <w:r>
+              <w:rPr>
+                <w:rStyle w:val="Hyperlink"/>
+              </w:rPr>
+              <w:t>RF 1 – Cadastrar-se na aplicação</w:t>
+            </w:r>
+            <w:r>
+              <w:tab/>
+            </w:r>
+            <w:r>
+              <w:fldChar w:fldCharType="begin"/>
+            </w:r>
+            <w:r>
+              <w:instrText xml:space="preserve">PAGEREF _Toc1028809855 \h</w:instrText>
+            </w:r>
+            <w:r>
+              <w:fldChar w:fldCharType="separate"/>
+            </w:r>
+            <w:r>
+              <w:rPr>
+                <w:rStyle w:val="Hyperlink"/>
+              </w:rPr>
+              <w:t>8</w:t>
+            </w:r>
+            <w:r>
+              <w:fldChar w:fldCharType="end"/>
+            </w:r>
+          </w:hyperlink>
+        </w:p>
+        <w:p>
+          <w:pPr>
+            <w:pStyle w:val="Sumrio3"/>
+            <w:tabs>
+              <w:tab w:val="left" w:leader="none" w:pos="1200"/>
+              <w:tab w:val="right" w:leader="dot" w:pos="9060"/>
+            </w:tabs>
+            <w:bidi w:val="0"/>
+            <w:rPr>
+              <w:rStyle w:val="Hyperlink"/>
+            </w:rPr>
+          </w:pPr>
+          <w:hyperlink w:anchor="_Toc23440579">
+            <w:r>
+              <w:rPr>
+                <w:rStyle w:val="Hyperlink"/>
+              </w:rPr>
+              <w:t>3.2.2</w:t>
+            </w:r>
+            <w:r>
+              <w:tab/>
+            </w:r>
+            <w:r>
+              <w:rPr>
+                <w:rStyle w:val="Hyperlink"/>
+              </w:rPr>
+              <w:t>RF 2 – Logar na aplicação</w:t>
+            </w:r>
+            <w:r>
+              <w:tab/>
+            </w:r>
+            <w:r>
+              <w:fldChar w:fldCharType="begin"/>
+            </w:r>
+            <w:r>
+              <w:instrText xml:space="preserve">PAGEREF _Toc23440579 \h</w:instrText>
+            </w:r>
+            <w:r>
+              <w:fldChar w:fldCharType="separate"/>
+            </w:r>
+            <w:r>
+              <w:rPr>
+                <w:rStyle w:val="Hyperlink"/>
+              </w:rPr>
+              <w:t>8</w:t>
+            </w:r>
+            <w:r>
+              <w:fldChar w:fldCharType="end"/>
+            </w:r>
+          </w:hyperlink>
+        </w:p>
+        <w:p>
+          <w:pPr>
+            <w:pStyle w:val="Sumrio3"/>
+            <w:tabs>
+              <w:tab w:val="left" w:leader="none" w:pos="1200"/>
+              <w:tab w:val="right" w:leader="dot" w:pos="9060"/>
+            </w:tabs>
+            <w:bidi w:val="0"/>
+            <w:rPr>
+              <w:rStyle w:val="Hyperlink"/>
+            </w:rPr>
+          </w:pPr>
+          <w:hyperlink w:anchor="_Toc2059821949">
+            <w:r>
+              <w:rPr>
+                <w:rStyle w:val="Hyperlink"/>
+              </w:rPr>
+              <w:t>3.2.3</w:t>
+            </w:r>
+            <w:r>
+              <w:tab/>
+            </w:r>
+            <w:r>
+              <w:rPr>
+                <w:rStyle w:val="Hyperlink"/>
+              </w:rPr>
+              <w:t>RF 3 – Criação de evento</w:t>
+            </w:r>
+            <w:r>
+              <w:tab/>
+            </w:r>
+            <w:r>
+              <w:fldChar w:fldCharType="begin"/>
+            </w:r>
+            <w:r>
+              <w:instrText xml:space="preserve">PAGEREF _Toc2059821949 \h</w:instrText>
+            </w:r>
+            <w:r>
+              <w:fldChar w:fldCharType="separate"/>
+            </w:r>
+            <w:r>
+              <w:rPr>
+                <w:rStyle w:val="Hyperlink"/>
+              </w:rPr>
+              <w:t>8</w:t>
+            </w:r>
+            <w:r>
+              <w:fldChar w:fldCharType="end"/>
+            </w:r>
+          </w:hyperlink>
+        </w:p>
+        <w:p>
+          <w:pPr>
+            <w:pStyle w:val="Sumrio3"/>
+            <w:tabs>
+              <w:tab w:val="left" w:leader="none" w:pos="1200"/>
+              <w:tab w:val="right" w:leader="dot" w:pos="9060"/>
+            </w:tabs>
+            <w:bidi w:val="0"/>
+            <w:rPr>
+              <w:rStyle w:val="Hyperlink"/>
+            </w:rPr>
+          </w:pPr>
+          <w:hyperlink w:anchor="_Toc2128779713">
+            <w:r>
+              <w:rPr>
+                <w:rStyle w:val="Hyperlink"/>
+              </w:rPr>
+              <w:t>3.2.4</w:t>
+            </w:r>
+            <w:r>
+              <w:tab/>
+            </w:r>
+            <w:r>
+              <w:rPr>
+                <w:rStyle w:val="Hyperlink"/>
+              </w:rPr>
+              <w:t>RF 4 - Editar um evento existente</w:t>
+            </w:r>
+            <w:r>
+              <w:tab/>
+            </w:r>
+            <w:r>
+              <w:fldChar w:fldCharType="begin"/>
+            </w:r>
+            <w:r>
+              <w:instrText xml:space="preserve">PAGEREF _Toc2128779713 \h</w:instrText>
+            </w:r>
+            <w:r>
+              <w:fldChar w:fldCharType="separate"/>
+            </w:r>
+            <w:r>
+              <w:rPr>
+                <w:rStyle w:val="Hyperlink"/>
+              </w:rPr>
+              <w:t>8</w:t>
+            </w:r>
+            <w:r>
+              <w:fldChar w:fldCharType="end"/>
+            </w:r>
+          </w:hyperlink>
+        </w:p>
+        <w:p>
+          <w:pPr>
+            <w:pStyle w:val="Sumrio3"/>
+            <w:tabs>
+              <w:tab w:val="left" w:leader="none" w:pos="1200"/>
+              <w:tab w:val="right" w:leader="dot" w:pos="9060"/>
+            </w:tabs>
+            <w:bidi w:val="0"/>
+            <w:rPr>
+              <w:rStyle w:val="Hyperlink"/>
+            </w:rPr>
+          </w:pPr>
+          <w:hyperlink w:anchor="_Toc646370288">
+            <w:r>
+              <w:rPr>
+                <w:rStyle w:val="Hyperlink"/>
+              </w:rPr>
+              <w:t>3.2.5</w:t>
+            </w:r>
+            <w:r>
+              <w:tab/>
+            </w:r>
+            <w:r>
+              <w:rPr>
+                <w:rStyle w:val="Hyperlink"/>
+              </w:rPr>
+              <w:t>RF 5 – Alterar informações pessoais</w:t>
+            </w:r>
+            <w:r>
+              <w:tab/>
+            </w:r>
+            <w:r>
+              <w:fldChar w:fldCharType="begin"/>
+            </w:r>
+            <w:r>
+              <w:instrText xml:space="preserve">PAGEREF _Toc646370288 \h</w:instrText>
+            </w:r>
+            <w:r>
+              <w:fldChar w:fldCharType="separate"/>
+            </w:r>
+            <w:r>
+              <w:rPr>
+                <w:rStyle w:val="Hyperlink"/>
+              </w:rPr>
+              <w:t>8</w:t>
+            </w:r>
+            <w:r>
+              <w:fldChar w:fldCharType="end"/>
+            </w:r>
+          </w:hyperlink>
+        </w:p>
+        <w:p>
+          <w:pPr>
+            <w:pStyle w:val="Sumrio3"/>
+            <w:tabs>
+              <w:tab w:val="left" w:leader="none" w:pos="1200"/>
+              <w:tab w:val="right" w:leader="dot" w:pos="9060"/>
+            </w:tabs>
+            <w:bidi w:val="0"/>
+            <w:rPr>
+              <w:rStyle w:val="Hyperlink"/>
+            </w:rPr>
+          </w:pPr>
+          <w:hyperlink w:anchor="_Toc715408079">
+            <w:r>
+              <w:rPr>
+                <w:rStyle w:val="Hyperlink"/>
+              </w:rPr>
+              <w:t>3.2.6</w:t>
+            </w:r>
+            <w:r>
+              <w:tab/>
+            </w:r>
+            <w:r>
+              <w:rPr>
+                <w:rStyle w:val="Hyperlink"/>
+              </w:rPr>
+              <w:t>RF 6 – Visualizar informações pessoais</w:t>
+            </w:r>
+            <w:r>
+              <w:tab/>
+            </w:r>
+            <w:r>
+              <w:fldChar w:fldCharType="begin"/>
+            </w:r>
+            <w:r>
+              <w:instrText xml:space="preserve">PAGEREF _Toc715408079 \h</w:instrText>
+            </w:r>
+            <w:r>
+              <w:fldChar w:fldCharType="separate"/>
+            </w:r>
+            <w:r>
+              <w:rPr>
+                <w:rStyle w:val="Hyperlink"/>
+              </w:rPr>
+              <w:t>8</w:t>
+            </w:r>
+            <w:r>
+              <w:fldChar w:fldCharType="end"/>
+            </w:r>
+          </w:hyperlink>
+        </w:p>
+        <w:p>
+          <w:pPr>
+            <w:pStyle w:val="Sumrio3"/>
+            <w:tabs>
+              <w:tab w:val="left" w:leader="none" w:pos="1200"/>
+              <w:tab w:val="right" w:leader="dot" w:pos="9060"/>
+            </w:tabs>
+            <w:bidi w:val="0"/>
+            <w:rPr>
+              <w:rStyle w:val="Hyperlink"/>
+            </w:rPr>
+          </w:pPr>
+          <w:hyperlink w:anchor="_Toc870783689">
+            <w:r>
+              <w:rPr>
+                <w:rStyle w:val="Hyperlink"/>
+              </w:rPr>
+              <w:t>3.2.7</w:t>
+            </w:r>
+            <w:r>
+              <w:tab/>
+            </w:r>
+            <w:r>
+              <w:rPr>
+                <w:rStyle w:val="Hyperlink"/>
+              </w:rPr>
+              <w:t>RF 7 - Convidar pessoas para colaborar em um evento</w:t>
+            </w:r>
+            <w:r>
+              <w:tab/>
+            </w:r>
+            <w:r>
+              <w:fldChar w:fldCharType="begin"/>
+            </w:r>
+            <w:r>
+              <w:instrText xml:space="preserve">PAGEREF _Toc870783689 \h</w:instrText>
+            </w:r>
+            <w:r>
+              <w:fldChar w:fldCharType="separate"/>
+            </w:r>
+            <w:r>
+              <w:rPr>
+                <w:rStyle w:val="Hyperlink"/>
+              </w:rPr>
+              <w:t>8</w:t>
+            </w:r>
+            <w:r>
+              <w:fldChar w:fldCharType="end"/>
+            </w:r>
+          </w:hyperlink>
+        </w:p>
+        <w:p>
+          <w:pPr>
+            <w:pStyle w:val="Sumrio3"/>
+            <w:tabs>
+              <w:tab w:val="left" w:leader="none" w:pos="1200"/>
+              <w:tab w:val="right" w:leader="dot" w:pos="9060"/>
+            </w:tabs>
+            <w:bidi w:val="0"/>
+            <w:rPr>
+              <w:rStyle w:val="Hyperlink"/>
+            </w:rPr>
+          </w:pPr>
+          <w:hyperlink w:anchor="_Toc2139571">
+            <w:r>
+              <w:rPr>
+                <w:rStyle w:val="Hyperlink"/>
+              </w:rPr>
+              <w:t>3.2.8</w:t>
+            </w:r>
+            <w:r>
+              <w:tab/>
+            </w:r>
+            <w:r>
+              <w:rPr>
+                <w:rStyle w:val="Hyperlink"/>
+              </w:rPr>
+              <w:t>RF 8 - Realizar a compra de um ingresso</w:t>
+            </w:r>
+            <w:r>
+              <w:tab/>
+            </w:r>
+            <w:r>
+              <w:fldChar w:fldCharType="begin"/>
+            </w:r>
+            <w:r>
+              <w:instrText xml:space="preserve">PAGEREF _Toc2139571 \h</w:instrText>
+            </w:r>
+            <w:r>
+              <w:fldChar w:fldCharType="separate"/>
+            </w:r>
+            <w:r>
+              <w:rPr>
+                <w:rStyle w:val="Hyperlink"/>
+              </w:rPr>
+              <w:t>9</w:t>
+            </w:r>
+            <w:r>
+              <w:fldChar w:fldCharType="end"/>
+            </w:r>
+          </w:hyperlink>
+        </w:p>
+        <w:p>
+          <w:pPr>
+            <w:pStyle w:val="Sumrio3"/>
+            <w:tabs>
+              <w:tab w:val="left" w:leader="none" w:pos="1200"/>
+              <w:tab w:val="right" w:leader="dot" w:pos="9060"/>
+            </w:tabs>
+            <w:bidi w:val="0"/>
+            <w:rPr>
+              <w:rStyle w:val="Hyperlink"/>
+            </w:rPr>
+          </w:pPr>
+          <w:hyperlink w:anchor="_Toc2000914230">
+            <w:r>
+              <w:rPr>
+                <w:rStyle w:val="Hyperlink"/>
+              </w:rPr>
+              <w:t>3.2.9</w:t>
+            </w:r>
+            <w:r>
+              <w:tab/>
+            </w:r>
+            <w:r>
+              <w:rPr>
+                <w:rStyle w:val="Hyperlink"/>
+              </w:rPr>
+              <w:t>RF 9 - Visualizar as informações do seu ingresso já adquirido</w:t>
+            </w:r>
+            <w:r>
+              <w:tab/>
+            </w:r>
+            <w:r>
+              <w:fldChar w:fldCharType="begin"/>
+            </w:r>
+            <w:r>
+              <w:instrText xml:space="preserve">PAGEREF _Toc2000914230 \h</w:instrText>
+            </w:r>
+            <w:r>
+              <w:fldChar w:fldCharType="separate"/>
+            </w:r>
+            <w:r>
+              <w:rPr>
+                <w:rStyle w:val="Hyperlink"/>
+              </w:rPr>
+              <w:t>9</w:t>
+            </w:r>
+            <w:r>
+              <w:fldChar w:fldCharType="end"/>
+            </w:r>
+          </w:hyperlink>
+        </w:p>
+        <w:p>
+          <w:pPr>
+            <w:pStyle w:val="Sumrio3"/>
+            <w:tabs>
+              <w:tab w:val="left" w:leader="none" w:pos="1440"/>
+              <w:tab w:val="right" w:leader="dot" w:pos="9060"/>
+            </w:tabs>
+            <w:bidi w:val="0"/>
+            <w:rPr>
+              <w:rStyle w:val="Hyperlink"/>
+            </w:rPr>
+          </w:pPr>
+          <w:hyperlink w:anchor="_Toc342599218">
+            <w:r>
+              <w:rPr>
+                <w:rStyle w:val="Hyperlink"/>
+              </w:rPr>
+              <w:t>3.2.10</w:t>
+            </w:r>
+            <w:r>
+              <w:tab/>
+            </w:r>
+            <w:r>
+              <w:rPr>
+                <w:rStyle w:val="Hyperlink"/>
+              </w:rPr>
+              <w:t>RF 10 – Visualizar detalhes de um evento antes de comprar um ingresso</w:t>
+            </w:r>
+            <w:r>
+              <w:tab/>
+            </w:r>
+            <w:r>
+              <w:fldChar w:fldCharType="begin"/>
+            </w:r>
+            <w:r>
+              <w:instrText xml:space="preserve">PAGEREF _Toc342599218 \h</w:instrText>
+            </w:r>
+            <w:r>
+              <w:fldChar w:fldCharType="separate"/>
+            </w:r>
+            <w:r>
+              <w:rPr>
+                <w:rStyle w:val="Hyperlink"/>
+              </w:rPr>
+              <w:t>9</w:t>
+            </w:r>
+            <w:r>
+              <w:fldChar w:fldCharType="end"/>
+            </w:r>
+          </w:hyperlink>
+        </w:p>
+        <w:p>
+          <w:pPr>
+            <w:pStyle w:val="Sumrio3"/>
+            <w:tabs>
+              <w:tab w:val="left" w:leader="none" w:pos="1440"/>
+              <w:tab w:val="right" w:leader="dot" w:pos="9060"/>
+            </w:tabs>
+            <w:bidi w:val="0"/>
+            <w:rPr>
+              <w:rStyle w:val="Hyperlink"/>
+            </w:rPr>
+          </w:pPr>
+          <w:hyperlink w:anchor="_Toc1103767148">
+            <w:r>
+              <w:rPr>
+                <w:rStyle w:val="Hyperlink"/>
+              </w:rPr>
+              <w:t>3.2.11</w:t>
+            </w:r>
+            <w:r>
+              <w:tab/>
+            </w:r>
+            <w:r>
+              <w:rPr>
+                <w:rStyle w:val="Hyperlink"/>
+              </w:rPr>
+              <w:t>RF 11 – Recebimento de e-mail ao realizar cadastro</w:t>
+            </w:r>
+            <w:r>
+              <w:tab/>
+            </w:r>
+            <w:r>
+              <w:fldChar w:fldCharType="begin"/>
+            </w:r>
+            <w:r>
+              <w:instrText xml:space="preserve">PAGEREF _Toc1103767148 \h</w:instrText>
+            </w:r>
+            <w:r>
+              <w:fldChar w:fldCharType="separate"/>
+            </w:r>
+            <w:r>
+              <w:rPr>
+                <w:rStyle w:val="Hyperlink"/>
+              </w:rPr>
+              <w:t>9</w:t>
+            </w:r>
+            <w:r>
+              <w:fldChar w:fldCharType="end"/>
+            </w:r>
+          </w:hyperlink>
+        </w:p>
+        <w:p>
+          <w:pPr>
+            <w:pStyle w:val="Sumrio3"/>
+            <w:tabs>
+              <w:tab w:val="left" w:leader="none" w:pos="1440"/>
+              <w:tab w:val="right" w:leader="dot" w:pos="9060"/>
+            </w:tabs>
+            <w:bidi w:val="0"/>
+            <w:rPr>
+              <w:rStyle w:val="Hyperlink"/>
+            </w:rPr>
+          </w:pPr>
+          <w:hyperlink w:anchor="_Toc1631607564">
+            <w:r>
+              <w:rPr>
+                <w:rStyle w:val="Hyperlink"/>
+              </w:rPr>
+              <w:t>3.2.12</w:t>
+            </w:r>
+            <w:r>
+              <w:tab/>
+            </w:r>
+            <w:r>
+              <w:rPr>
+                <w:rStyle w:val="Hyperlink"/>
+              </w:rPr>
+              <w:t>RF 12 - Receber um e-mail ao ser convidado para ajudar em um evento</w:t>
+            </w:r>
+            <w:r>
+              <w:tab/>
+            </w:r>
+            <w:r>
+              <w:fldChar w:fldCharType="begin"/>
+            </w:r>
+            <w:r>
+              <w:instrText xml:space="preserve">PAGEREF _Toc1631607564 \h</w:instrText>
+            </w:r>
+            <w:r>
+              <w:fldChar w:fldCharType="separate"/>
+            </w:r>
+            <w:r>
+              <w:rPr>
+                <w:rStyle w:val="Hyperlink"/>
+              </w:rPr>
+              <w:t>9</w:t>
+            </w:r>
+            <w:r>
+              <w:fldChar w:fldCharType="end"/>
+            </w:r>
+          </w:hyperlink>
+        </w:p>
+        <w:p>
+          <w:pPr>
+            <w:pStyle w:val="Sumrio3"/>
+            <w:tabs>
+              <w:tab w:val="left" w:leader="none" w:pos="1440"/>
+              <w:tab w:val="right" w:leader="dot" w:pos="9060"/>
+            </w:tabs>
+            <w:bidi w:val="0"/>
+            <w:rPr>
+              <w:rStyle w:val="Hyperlink"/>
+            </w:rPr>
+          </w:pPr>
+          <w:hyperlink w:anchor="_Toc360393183">
+            <w:r>
+              <w:rPr>
+                <w:rStyle w:val="Hyperlink"/>
+              </w:rPr>
+              <w:t>3.2.13</w:t>
+            </w:r>
+            <w:r>
+              <w:tab/>
+            </w:r>
+            <w:r>
+              <w:rPr>
+                <w:rStyle w:val="Hyperlink"/>
+              </w:rPr>
+              <w:t>RF 13 – Gerenciar pessoas utilizando QR Code</w:t>
+            </w:r>
+            <w:r>
+              <w:tab/>
+            </w:r>
+            <w:r>
+              <w:fldChar w:fldCharType="begin"/>
+            </w:r>
+            <w:r>
+              <w:instrText xml:space="preserve">PAGEREF _Toc360393183 \h</w:instrText>
+            </w:r>
+            <w:r>
+              <w:fldChar w:fldCharType="separate"/>
+            </w:r>
+            <w:r>
+              <w:rPr>
+                <w:rStyle w:val="Hyperlink"/>
+              </w:rPr>
+              <w:t>9</w:t>
+            </w:r>
+            <w:r>
+              <w:fldChar w:fldCharType="end"/>
+            </w:r>
+          </w:hyperlink>
+        </w:p>
+        <w:p>
+          <w:pPr>
+            <w:pStyle w:val="Sumrio3"/>
+            <w:tabs>
+              <w:tab w:val="left" w:leader="none" w:pos="1440"/>
+              <w:tab w:val="right" w:leader="dot" w:pos="9060"/>
+            </w:tabs>
+            <w:bidi w:val="0"/>
+            <w:rPr>
+              <w:rStyle w:val="Hyperlink"/>
+            </w:rPr>
+          </w:pPr>
+          <w:hyperlink w:anchor="_Toc920557351">
+            <w:r>
+              <w:rPr>
+                <w:rStyle w:val="Hyperlink"/>
+              </w:rPr>
+              <w:t>3.2.14</w:t>
+            </w:r>
+            <w:r>
+              <w:tab/>
+            </w:r>
+            <w:r>
+              <w:rPr>
+                <w:rStyle w:val="Hyperlink"/>
+              </w:rPr>
+              <w:t>RF 14 – Visualizar participantes de um evento</w:t>
+            </w:r>
+            <w:r>
+              <w:tab/>
+            </w:r>
+            <w:r>
+              <w:fldChar w:fldCharType="begin"/>
+            </w:r>
+            <w:r>
+              <w:instrText xml:space="preserve">PAGEREF _Toc920557351 \h</w:instrText>
+            </w:r>
+            <w:r>
+              <w:fldChar w:fldCharType="separate"/>
+            </w:r>
+            <w:r>
+              <w:rPr>
+                <w:rStyle w:val="Hyperlink"/>
+              </w:rPr>
+              <w:t>9</w:t>
+            </w:r>
+            <w:r>
+              <w:fldChar w:fldCharType="end"/>
+            </w:r>
+          </w:hyperlink>
+        </w:p>
+        <w:p>
+          <w:pPr>
+            <w:pStyle w:val="Sumrio3"/>
+            <w:tabs>
+              <w:tab w:val="left" w:leader="none" w:pos="1440"/>
+              <w:tab w:val="right" w:leader="dot" w:pos="9060"/>
+            </w:tabs>
+            <w:bidi w:val="0"/>
+            <w:rPr>
+              <w:rStyle w:val="Hyperlink"/>
+            </w:rPr>
+          </w:pPr>
+          <w:hyperlink w:anchor="_Toc274197966">
+            <w:r>
+              <w:rPr>
+                <w:rStyle w:val="Hyperlink"/>
+              </w:rPr>
+              <w:t>3.2.15</w:t>
+            </w:r>
+            <w:r>
+              <w:tab/>
+            </w:r>
+            <w:r>
+              <w:rPr>
+                <w:rStyle w:val="Hyperlink"/>
+              </w:rPr>
+              <w:t>RF 15 – Realizar o credenciamento via celular</w:t>
+            </w:r>
+            <w:r>
+              <w:tab/>
+            </w:r>
+            <w:r>
+              <w:fldChar w:fldCharType="begin"/>
+            </w:r>
+            <w:r>
+              <w:instrText xml:space="preserve">PAGEREF _Toc274197966 \h</w:instrText>
+            </w:r>
+            <w:r>
+              <w:fldChar w:fldCharType="separate"/>
+            </w:r>
+            <w:r>
+              <w:rPr>
+                <w:rStyle w:val="Hyperlink"/>
+              </w:rPr>
+              <w:t>10</w:t>
+            </w:r>
+            <w:r>
+              <w:fldChar w:fldCharType="end"/>
+            </w:r>
+          </w:hyperlink>
+        </w:p>
+        <w:p>
+          <w:pPr>
+            <w:pStyle w:val="Sumrio2"/>
+            <w:tabs>
+              <w:tab w:val="left" w:leader="none" w:pos="720"/>
+              <w:tab w:val="right" w:leader="dot" w:pos="9060"/>
+            </w:tabs>
+            <w:bidi w:val="0"/>
+            <w:rPr>
+              <w:rStyle w:val="Hyperlink"/>
+            </w:rPr>
+          </w:pPr>
+          <w:hyperlink w:anchor="_Toc64753609">
+            <w:r>
+              <w:rPr>
+                <w:rStyle w:val="Hyperlink"/>
+              </w:rPr>
+              <w:t>3.3</w:t>
+            </w:r>
+            <w:r>
+              <w:tab/>
+            </w:r>
+            <w:r>
+              <w:rPr>
+                <w:rStyle w:val="Hyperlink"/>
+              </w:rPr>
+              <w:t>requisitos não funcionais</w:t>
+            </w:r>
+            <w:r>
+              <w:tab/>
+            </w:r>
+            <w:r>
+              <w:fldChar w:fldCharType="begin"/>
+            </w:r>
+            <w:r>
+              <w:instrText xml:space="preserve">PAGEREF _Toc64753609 \h</w:instrText>
+            </w:r>
+            <w:r>
+              <w:fldChar w:fldCharType="separate"/>
+            </w:r>
+            <w:r>
+              <w:rPr>
+                <w:rStyle w:val="Hyperlink"/>
+              </w:rPr>
+              <w:t>10</w:t>
+            </w:r>
+            <w:r>
+              <w:fldChar w:fldCharType="end"/>
+            </w:r>
+          </w:hyperlink>
+        </w:p>
+        <w:p>
+          <w:pPr>
+            <w:pStyle w:val="Sumrio1"/>
+            <w:tabs>
+              <w:tab w:val="left" w:leader="none" w:pos="480"/>
+              <w:tab w:val="right" w:leader="dot" w:pos="9060"/>
+            </w:tabs>
+            <w:bidi w:val="0"/>
+            <w:rPr>
+              <w:rStyle w:val="Hyperlink"/>
+            </w:rPr>
+          </w:pPr>
+          <w:hyperlink w:anchor="_Toc2006639844">
+            <w:r>
+              <w:rPr>
+                <w:rStyle w:val="Hyperlink"/>
+              </w:rPr>
+              <w:t>4</w:t>
+            </w:r>
+            <w:r>
+              <w:tab/>
+            </w:r>
+            <w:r>
+              <w:rPr>
+                <w:rStyle w:val="Hyperlink"/>
+              </w:rPr>
+              <w:t>Regras de negócio</w:t>
+            </w:r>
+            <w:r>
+              <w:tab/>
+            </w:r>
+            <w:r>
+              <w:fldChar w:fldCharType="begin"/>
+            </w:r>
+            <w:r>
+              <w:instrText xml:space="preserve">PAGEREF _Toc2006639844 \h</w:instrText>
+            </w:r>
+            <w:r>
+              <w:fldChar w:fldCharType="separate"/>
+            </w:r>
+            <w:r>
+              <w:rPr>
+                <w:rStyle w:val="Hyperlink"/>
+              </w:rPr>
+              <w:t>10</w:t>
+            </w:r>
+            <w:r>
+              <w:fldChar w:fldCharType="end"/>
+            </w:r>
+          </w:hyperlink>
+        </w:p>
+        <w:p>
+          <w:pPr>
+            <w:pStyle w:val="Sumrio3"/>
+            <w:tabs>
+              <w:tab w:val="left" w:leader="none" w:pos="1200"/>
+              <w:tab w:val="right" w:leader="dot" w:pos="9060"/>
+            </w:tabs>
+            <w:bidi w:val="0"/>
+            <w:rPr>
+              <w:rStyle w:val="Hyperlink"/>
+            </w:rPr>
+          </w:pPr>
+          <w:hyperlink w:anchor="_Toc249011785">
+            <w:r>
+              <w:rPr>
+                <w:rStyle w:val="Hyperlink"/>
+              </w:rPr>
+              <w:t>4.3.1</w:t>
+            </w:r>
+            <w:r>
+              <w:tab/>
+            </w:r>
+            <w:r>
+              <w:rPr>
+                <w:rStyle w:val="Hyperlink"/>
+              </w:rPr>
+              <w:t>O QUE SERÁ ELABORADO?</w:t>
+            </w:r>
+            <w:r>
+              <w:tab/>
+            </w:r>
+            <w:r>
+              <w:fldChar w:fldCharType="begin"/>
+            </w:r>
+            <w:r>
+              <w:instrText xml:space="preserve">PAGEREF _Toc249011785 \h</w:instrText>
+            </w:r>
+            <w:r>
+              <w:fldChar w:fldCharType="separate"/>
+            </w:r>
+            <w:r>
+              <w:rPr>
+                <w:rStyle w:val="Hyperlink"/>
+              </w:rPr>
+              <w:t>11</w:t>
+            </w:r>
+            <w:r>
+              <w:fldChar w:fldCharType="end"/>
+            </w:r>
+          </w:hyperlink>
+        </w:p>
+        <w:p>
+          <w:pPr>
+            <w:pStyle w:val="Sumrio3"/>
+            <w:tabs>
+              <w:tab w:val="left" w:leader="none" w:pos="1200"/>
+              <w:tab w:val="right" w:leader="dot" w:pos="9060"/>
+            </w:tabs>
+            <w:bidi w:val="0"/>
+            <w:rPr>
+              <w:rStyle w:val="Hyperlink"/>
+            </w:rPr>
+          </w:pPr>
+          <w:hyperlink w:anchor="_Toc979764428">
+            <w:r>
+              <w:rPr>
+                <w:rStyle w:val="Hyperlink"/>
+              </w:rPr>
+              <w:t>4.3.2</w:t>
+            </w:r>
+            <w:r>
+              <w:tab/>
+            </w:r>
+            <w:r>
+              <w:rPr>
+                <w:rStyle w:val="Hyperlink"/>
+              </w:rPr>
+              <w:t>COMO SERÁ ELABORADO?</w:t>
+            </w:r>
+            <w:r>
+              <w:tab/>
+            </w:r>
+            <w:r>
+              <w:fldChar w:fldCharType="begin"/>
+            </w:r>
+            <w:r>
+              <w:instrText xml:space="preserve">PAGEREF _Toc979764428 \h</w:instrText>
+            </w:r>
+            <w:r>
+              <w:fldChar w:fldCharType="separate"/>
+            </w:r>
+            <w:r>
+              <w:rPr>
+                <w:rStyle w:val="Hyperlink"/>
+              </w:rPr>
+              <w:t>11</w:t>
+            </w:r>
+            <w:r>
+              <w:fldChar w:fldCharType="end"/>
+            </w:r>
+          </w:hyperlink>
+        </w:p>
+        <w:p>
+          <w:pPr>
+            <w:pStyle w:val="Sumrio3"/>
+            <w:tabs>
+              <w:tab w:val="left" w:leader="none" w:pos="1200"/>
+              <w:tab w:val="right" w:leader="dot" w:pos="9060"/>
+            </w:tabs>
+            <w:bidi w:val="0"/>
+            <w:rPr>
+              <w:rStyle w:val="Hyperlink"/>
+            </w:rPr>
+          </w:pPr>
+          <w:hyperlink w:anchor="_Toc1538113312">
+            <w:r>
+              <w:rPr>
+                <w:rStyle w:val="Hyperlink"/>
+              </w:rPr>
+              <w:t>4.3.3</w:t>
+            </w:r>
+            <w:r>
+              <w:tab/>
+            </w:r>
+            <w:r>
+              <w:rPr>
+                <w:rStyle w:val="Hyperlink"/>
+              </w:rPr>
+              <w:t>PARA QUEM SERÁ ELABORADO?</w:t>
+            </w:r>
+            <w:r>
+              <w:tab/>
+            </w:r>
+            <w:r>
+              <w:fldChar w:fldCharType="begin"/>
+            </w:r>
+            <w:r>
+              <w:instrText xml:space="preserve">PAGEREF _Toc1538113312 \h</w:instrText>
+            </w:r>
+            <w:r>
+              <w:fldChar w:fldCharType="separate"/>
+            </w:r>
+            <w:r>
+              <w:rPr>
+                <w:rStyle w:val="Hyperlink"/>
+              </w:rPr>
+              <w:t>12</w:t>
+            </w:r>
+            <w:r>
+              <w:fldChar w:fldCharType="end"/>
+            </w:r>
+          </w:hyperlink>
+        </w:p>
+        <w:p>
+          <w:pPr>
+            <w:pStyle w:val="Sumrio3"/>
+            <w:tabs>
+              <w:tab w:val="left" w:leader="none" w:pos="1200"/>
+              <w:tab w:val="right" w:leader="dot" w:pos="9060"/>
+            </w:tabs>
+            <w:bidi w:val="0"/>
+            <w:rPr>
+              <w:rStyle w:val="Hyperlink"/>
+            </w:rPr>
+          </w:pPr>
+          <w:hyperlink w:anchor="_Toc1385172284">
+            <w:r>
+              <w:rPr>
+                <w:rStyle w:val="Hyperlink"/>
+              </w:rPr>
+              <w:t>4.3.4</w:t>
+            </w:r>
+            <w:r>
+              <w:tab/>
+            </w:r>
+            <w:r>
+              <w:rPr>
+                <w:rStyle w:val="Hyperlink"/>
+              </w:rPr>
+              <w:t>QUANTO VAI CUSTAR?</w:t>
+            </w:r>
+            <w:r>
+              <w:tab/>
+            </w:r>
+            <w:r>
+              <w:fldChar w:fldCharType="begin"/>
+            </w:r>
+            <w:r>
+              <w:instrText xml:space="preserve">PAGEREF _Toc1385172284 \h</w:instrText>
+            </w:r>
+            <w:r>
+              <w:fldChar w:fldCharType="separate"/>
+            </w:r>
+            <w:r>
+              <w:rPr>
+                <w:rStyle w:val="Hyperlink"/>
+              </w:rPr>
+              <w:t>12</w:t>
+            </w:r>
+            <w:r>
+              <w:fldChar w:fldCharType="end"/>
+            </w:r>
+          </w:hyperlink>
+        </w:p>
+        <w:p>
+          <w:pPr>
+            <w:pStyle w:val="Sumrio1"/>
+            <w:tabs>
+              <w:tab w:val="left" w:leader="none" w:pos="480"/>
+              <w:tab w:val="right" w:leader="dot" w:pos="9060"/>
+            </w:tabs>
+            <w:bidi w:val="0"/>
+            <w:rPr>
+              <w:rStyle w:val="Hyperlink"/>
+            </w:rPr>
+          </w:pPr>
+          <w:hyperlink w:anchor="_Toc1533040109">
+            <w:r>
+              <w:rPr>
+                <w:rStyle w:val="Hyperlink"/>
+              </w:rPr>
+              <w:t>5</w:t>
+            </w:r>
+            <w:r>
+              <w:tab/>
+            </w:r>
+            <w:r>
+              <w:rPr>
+                <w:rStyle w:val="Hyperlink"/>
+              </w:rPr>
+              <w:t>Casos de uso</w:t>
+            </w:r>
+            <w:r>
+              <w:tab/>
+            </w:r>
+            <w:r>
+              <w:fldChar w:fldCharType="begin"/>
+            </w:r>
+            <w:r>
+              <w:instrText xml:space="preserve">PAGEREF _Toc1533040109 \h</w:instrText>
+            </w:r>
+            <w:r>
+              <w:fldChar w:fldCharType="separate"/>
+            </w:r>
+            <w:r>
+              <w:rPr>
+                <w:rStyle w:val="Hyperlink"/>
+              </w:rPr>
+              <w:t>12</w:t>
+            </w:r>
+            <w:r>
+              <w:fldChar w:fldCharType="end"/>
+            </w:r>
+          </w:hyperlink>
+        </w:p>
+        <w:p>
+          <w:pPr>
+            <w:pStyle w:val="Sumrio2"/>
+            <w:tabs>
+              <w:tab w:val="left" w:leader="none" w:pos="720"/>
+              <w:tab w:val="right" w:leader="dot" w:pos="9060"/>
+            </w:tabs>
+            <w:bidi w:val="0"/>
+            <w:rPr>
+              <w:rStyle w:val="Hyperlink"/>
+            </w:rPr>
+          </w:pPr>
+          <w:hyperlink w:anchor="_Toc125531654">
+            <w:r>
+              <w:rPr>
+                <w:rStyle w:val="Hyperlink"/>
+              </w:rPr>
+              <w:t>5.1</w:t>
+            </w:r>
+            <w:r>
+              <w:tab/>
+            </w:r>
+            <w:r>
+              <w:rPr>
+                <w:rStyle w:val="Hyperlink"/>
+              </w:rPr>
+              <w:t>Casos de uso resumidos</w:t>
+            </w:r>
+            <w:r>
+              <w:tab/>
+            </w:r>
+            <w:r>
+              <w:fldChar w:fldCharType="begin"/>
+            </w:r>
+            <w:r>
+              <w:instrText xml:space="preserve">PAGEREF _Toc125531654 \h</w:instrText>
+            </w:r>
+            <w:r>
+              <w:fldChar w:fldCharType="separate"/>
+            </w:r>
+            <w:r>
+              <w:rPr>
+                <w:rStyle w:val="Hyperlink"/>
+              </w:rPr>
+              <w:t>13</w:t>
+            </w:r>
+            <w:r>
+              <w:fldChar w:fldCharType="end"/>
+            </w:r>
+          </w:hyperlink>
+        </w:p>
+        <w:p>
+          <w:pPr>
+            <w:pStyle w:val="Sumrio2"/>
+            <w:tabs>
+              <w:tab w:val="left" w:leader="none" w:pos="720"/>
+              <w:tab w:val="right" w:leader="dot" w:pos="9060"/>
+            </w:tabs>
+            <w:bidi w:val="0"/>
+            <w:rPr>
+              <w:rStyle w:val="Hyperlink"/>
+            </w:rPr>
+          </w:pPr>
+          <w:hyperlink w:anchor="_Toc897473987">
+            <w:r>
+              <w:rPr>
+                <w:rStyle w:val="Hyperlink"/>
+              </w:rPr>
+              <w:t>5.2</w:t>
+            </w:r>
+            <w:r>
+              <w:tab/>
+            </w:r>
+            <w:r>
+              <w:rPr>
+                <w:rStyle w:val="Hyperlink"/>
+              </w:rPr>
+              <w:t>CASOS DE USO DETALHADOS</w:t>
+            </w:r>
+            <w:r>
+              <w:tab/>
+            </w:r>
+            <w:r>
+              <w:fldChar w:fldCharType="begin"/>
+            </w:r>
+            <w:r>
+              <w:instrText xml:space="preserve">PAGEREF _Toc897473987 \h</w:instrText>
+            </w:r>
+            <w:r>
+              <w:fldChar w:fldCharType="separate"/>
+            </w:r>
+            <w:r>
+              <w:rPr>
+                <w:rStyle w:val="Hyperlink"/>
+              </w:rPr>
+              <w:t>14</w:t>
+            </w:r>
+            <w:r>
+              <w:fldChar w:fldCharType="end"/>
+            </w:r>
+          </w:hyperlink>
+        </w:p>
+        <w:p>
+          <w:pPr>
+            <w:pStyle w:val="Sumrio3"/>
+            <w:tabs>
+              <w:tab w:val="left" w:leader="none" w:pos="1200"/>
+              <w:tab w:val="right" w:leader="dot" w:pos="9060"/>
+            </w:tabs>
+            <w:bidi w:val="0"/>
+            <w:rPr>
+              <w:rStyle w:val="Hyperlink"/>
+            </w:rPr>
+          </w:pPr>
+          <w:hyperlink w:anchor="_Toc263656008">
+            <w:r>
+              <w:rPr>
+                <w:rStyle w:val="Hyperlink"/>
+              </w:rPr>
+              <w:t>5.2.1</w:t>
+            </w:r>
+            <w:r>
+              <w:tab/>
+            </w:r>
+            <w:r>
+              <w:rPr>
+                <w:rStyle w:val="Hyperlink"/>
+              </w:rPr>
+              <w:t>Caso de Uso: Realizar Cadastro</w:t>
+            </w:r>
+            <w:r>
+              <w:tab/>
+            </w:r>
+            <w:r>
+              <w:fldChar w:fldCharType="begin"/>
+            </w:r>
+            <w:r>
+              <w:instrText xml:space="preserve">PAGEREF _Toc263656008 \h</w:instrText>
+            </w:r>
+            <w:r>
+              <w:fldChar w:fldCharType="separate"/>
+            </w:r>
+            <w:r>
+              <w:rPr>
+                <w:rStyle w:val="Hyperlink"/>
+              </w:rPr>
+              <w:t>14</w:t>
+            </w:r>
+            <w:r>
+              <w:fldChar w:fldCharType="end"/>
+            </w:r>
+          </w:hyperlink>
+        </w:p>
+        <w:p>
+          <w:pPr>
+            <w:pStyle w:val="Sumrio3"/>
+            <w:tabs>
+              <w:tab w:val="left" w:leader="none" w:pos="1200"/>
+              <w:tab w:val="right" w:leader="dot" w:pos="9060"/>
+            </w:tabs>
+            <w:bidi w:val="0"/>
+            <w:rPr>
+              <w:rStyle w:val="Hyperlink"/>
+            </w:rPr>
+          </w:pPr>
+          <w:hyperlink w:anchor="_Toc671496951">
+            <w:r>
+              <w:rPr>
+                <w:rStyle w:val="Hyperlink"/>
+              </w:rPr>
+              <w:t>5.2.2</w:t>
+            </w:r>
+            <w:r>
+              <w:tab/>
+            </w:r>
+            <w:r>
+              <w:rPr>
+                <w:rStyle w:val="Hyperlink"/>
+              </w:rPr>
+              <w:t>Caso de Uso: Organizar Evento</w:t>
+            </w:r>
+            <w:r>
+              <w:tab/>
+            </w:r>
+            <w:r>
+              <w:fldChar w:fldCharType="begin"/>
+            </w:r>
+            <w:r>
+              <w:instrText xml:space="preserve">PAGEREF _Toc671496951 \h</w:instrText>
+            </w:r>
+            <w:r>
+              <w:fldChar w:fldCharType="separate"/>
+            </w:r>
+            <w:r>
+              <w:rPr>
+                <w:rStyle w:val="Hyperlink"/>
+              </w:rPr>
+              <w:t>15</w:t>
+            </w:r>
+            <w:r>
+              <w:fldChar w:fldCharType="end"/>
+            </w:r>
+          </w:hyperlink>
+        </w:p>
+        <w:p>
+          <w:pPr>
+            <w:pStyle w:val="Sumrio1"/>
+            <w:tabs>
+              <w:tab w:val="left" w:leader="none" w:pos="480"/>
+              <w:tab w:val="right" w:leader="dot" w:pos="9060"/>
+            </w:tabs>
+            <w:bidi w:val="0"/>
+            <w:rPr>
+              <w:rStyle w:val="Hyperlink"/>
+            </w:rPr>
+          </w:pPr>
+          <w:hyperlink w:anchor="_Toc1745642989">
+            <w:r>
+              <w:rPr>
+                <w:rStyle w:val="Hyperlink"/>
+              </w:rPr>
+              <w:t>6</w:t>
+            </w:r>
+            <w:r>
+              <w:tab/>
+            </w:r>
+            <w:r>
+              <w:rPr>
+                <w:rStyle w:val="Hyperlink"/>
+              </w:rPr>
+              <w:t>Personas</w:t>
+            </w:r>
+            <w:r>
+              <w:tab/>
+            </w:r>
+            <w:r>
+              <w:fldChar w:fldCharType="begin"/>
+            </w:r>
+            <w:r>
+              <w:instrText xml:space="preserve">PAGEREF _Toc1745642989 \h</w:instrText>
+            </w:r>
+            <w:r>
+              <w:fldChar w:fldCharType="separate"/>
+            </w:r>
+            <w:r>
+              <w:rPr>
+                <w:rStyle w:val="Hyperlink"/>
+              </w:rPr>
+              <w:t>18</w:t>
+            </w:r>
+            <w:r>
+              <w:fldChar w:fldCharType="end"/>
+            </w:r>
+          </w:hyperlink>
+        </w:p>
+        <w:p>
+          <w:pPr>
+            <w:pStyle w:val="Sumrio2"/>
+            <w:tabs>
+              <w:tab w:val="left" w:leader="none" w:pos="720"/>
+              <w:tab w:val="right" w:leader="dot" w:pos="9060"/>
+            </w:tabs>
+            <w:bidi w:val="0"/>
+            <w:rPr>
+              <w:rStyle w:val="Hyperlink"/>
+            </w:rPr>
+          </w:pPr>
+          <w:hyperlink w:anchor="_Toc1852244707">
+            <w:r>
+              <w:rPr>
+                <w:rStyle w:val="Hyperlink"/>
+              </w:rPr>
+              <w:t>6.1</w:t>
+            </w:r>
+            <w:r>
+              <w:tab/>
+            </w:r>
+            <w:r>
+              <w:rPr>
+                <w:rStyle w:val="Hyperlink"/>
+              </w:rPr>
+              <w:t>PERSONA 1 - “Participante lucas”</w:t>
+            </w:r>
+            <w:r>
+              <w:tab/>
+            </w:r>
+            <w:r>
+              <w:fldChar w:fldCharType="begin"/>
+            </w:r>
+            <w:r>
+              <w:instrText xml:space="preserve">PAGEREF _Toc1852244707 \h</w:instrText>
+            </w:r>
+            <w:r>
+              <w:fldChar w:fldCharType="separate"/>
+            </w:r>
+            <w:r>
+              <w:rPr>
+                <w:rStyle w:val="Hyperlink"/>
+              </w:rPr>
+              <w:t>18</w:t>
+            </w:r>
+            <w:r>
+              <w:fldChar w:fldCharType="end"/>
+            </w:r>
+          </w:hyperlink>
+        </w:p>
+        <w:p>
+          <w:pPr>
+            <w:pStyle w:val="Sumrio2"/>
+            <w:tabs>
+              <w:tab w:val="left" w:leader="none" w:pos="720"/>
+              <w:tab w:val="right" w:leader="dot" w:pos="9060"/>
+            </w:tabs>
+            <w:bidi w:val="0"/>
+            <w:rPr>
+              <w:rStyle w:val="Hyperlink"/>
+            </w:rPr>
+          </w:pPr>
+          <w:hyperlink w:anchor="_Toc15560502">
+            <w:r>
+              <w:rPr>
+                <w:rStyle w:val="Hyperlink"/>
+              </w:rPr>
+              <w:t>6.2</w:t>
+            </w:r>
+            <w:r>
+              <w:tab/>
+            </w:r>
+            <w:r>
+              <w:rPr>
+                <w:rStyle w:val="Hyperlink"/>
+              </w:rPr>
+              <w:t>PERSONA 2 - “Organizadora Mariana”</w:t>
+            </w:r>
+            <w:r>
+              <w:tab/>
+            </w:r>
+            <w:r>
+              <w:fldChar w:fldCharType="begin"/>
+            </w:r>
+            <w:r>
+              <w:instrText xml:space="preserve">PAGEREF _Toc15560502 \h</w:instrText>
+            </w:r>
+            <w:r>
+              <w:fldChar w:fldCharType="separate"/>
+            </w:r>
+            <w:r>
+              <w:rPr>
+                <w:rStyle w:val="Hyperlink"/>
+              </w:rPr>
+              <w:t>18</w:t>
+            </w:r>
+            <w:r>
+              <w:fldChar w:fldCharType="end"/>
+            </w:r>
+          </w:hyperlink>
+        </w:p>
+        <w:p>
+          <w:pPr>
+            <w:pStyle w:val="Sumrio1"/>
+            <w:tabs>
+              <w:tab w:val="left" w:leader="none" w:pos="480"/>
+              <w:tab w:val="right" w:leader="dot" w:pos="9060"/>
+            </w:tabs>
+            <w:bidi w:val="0"/>
+            <w:rPr>
+              <w:rStyle w:val="Hyperlink"/>
+            </w:rPr>
+          </w:pPr>
+          <w:hyperlink w:anchor="_Toc1441998094">
+            <w:r>
+              <w:rPr>
+                <w:rStyle w:val="Hyperlink"/>
+              </w:rPr>
+              <w:t>7</w:t>
+            </w:r>
+            <w:r>
+              <w:tab/>
+            </w:r>
+            <w:r>
+              <w:rPr>
+                <w:rStyle w:val="Hyperlink"/>
+              </w:rPr>
+              <w:t>BPMN</w:t>
+            </w:r>
+            <w:r>
+              <w:tab/>
+            </w:r>
+            <w:r>
+              <w:fldChar w:fldCharType="begin"/>
+            </w:r>
+            <w:r>
+              <w:instrText xml:space="preserve">PAGEREF _Toc1441998094 \h</w:instrText>
+            </w:r>
+            <w:r>
+              <w:fldChar w:fldCharType="separate"/>
+            </w:r>
+            <w:r>
+              <w:rPr>
+                <w:rStyle w:val="Hyperlink"/>
+              </w:rPr>
+              <w:t>19</w:t>
+            </w:r>
+            <w:r>
+              <w:fldChar w:fldCharType="end"/>
+            </w:r>
+          </w:hyperlink>
+        </w:p>
+        <w:p>
+          <w:pPr>
+            <w:pStyle w:val="Sumrio1"/>
+            <w:tabs>
+              <w:tab w:val="left" w:leader="none" w:pos="480"/>
+              <w:tab w:val="right" w:leader="dot" w:pos="9060"/>
+            </w:tabs>
+            <w:bidi w:val="0"/>
+            <w:rPr>
+              <w:rStyle w:val="Hyperlink"/>
+            </w:rPr>
+          </w:pPr>
+          <w:hyperlink w:anchor="_Toc1659163122">
+            <w:r>
+              <w:rPr>
+                <w:rStyle w:val="Hyperlink"/>
+              </w:rPr>
+              <w:t>8</w:t>
+            </w:r>
+            <w:r>
+              <w:tab/>
+            </w:r>
+            <w:r>
+              <w:rPr>
+                <w:rStyle w:val="Hyperlink"/>
+              </w:rPr>
+              <w:t>Estudo de viabilidade</w:t>
+            </w:r>
+            <w:r>
+              <w:tab/>
+            </w:r>
+            <w:r>
+              <w:fldChar w:fldCharType="begin"/>
+            </w:r>
+            <w:r>
+              <w:instrText xml:space="preserve">PAGEREF _Toc1659163122 \h</w:instrText>
+            </w:r>
+            <w:r>
+              <w:fldChar w:fldCharType="separate"/>
+            </w:r>
+            <w:r>
+              <w:rPr>
+                <w:rStyle w:val="Hyperlink"/>
+              </w:rPr>
+              <w:t>20</w:t>
+            </w:r>
+            <w:r>
+              <w:fldChar w:fldCharType="end"/>
+            </w:r>
+          </w:hyperlink>
+        </w:p>
+        <w:p>
+          <w:pPr>
+            <w:pStyle w:val="Sumrio2"/>
+            <w:tabs>
+              <w:tab w:val="left" w:leader="none" w:pos="720"/>
+              <w:tab w:val="right" w:leader="dot" w:pos="9060"/>
+            </w:tabs>
+            <w:bidi w:val="0"/>
+            <w:rPr>
+              <w:rStyle w:val="Hyperlink"/>
+            </w:rPr>
+          </w:pPr>
+          <w:hyperlink w:anchor="_Toc1701244200">
+            <w:r>
+              <w:rPr>
+                <w:rStyle w:val="Hyperlink"/>
+              </w:rPr>
+              <w:t>8.1</w:t>
+            </w:r>
+            <w:r>
+              <w:tab/>
+            </w:r>
+            <w:r>
+              <w:rPr>
+                <w:rStyle w:val="Hyperlink"/>
+              </w:rPr>
+              <w:t>Viabilidade Técnica</w:t>
+            </w:r>
+            <w:r>
+              <w:tab/>
+            </w:r>
+            <w:r>
+              <w:fldChar w:fldCharType="begin"/>
+            </w:r>
+            <w:r>
+              <w:instrText xml:space="preserve">PAGEREF _Toc1701244200 \h</w:instrText>
+            </w:r>
+            <w:r>
+              <w:fldChar w:fldCharType="separate"/>
+            </w:r>
+            <w:r>
+              <w:rPr>
+                <w:rStyle w:val="Hyperlink"/>
+              </w:rPr>
+              <w:t>20</w:t>
+            </w:r>
+            <w:r>
+              <w:fldChar w:fldCharType="end"/>
+            </w:r>
+          </w:hyperlink>
+        </w:p>
+        <w:p>
+          <w:pPr>
+            <w:pStyle w:val="Sumrio2"/>
+            <w:tabs>
+              <w:tab w:val="left" w:leader="none" w:pos="720"/>
+              <w:tab w:val="right" w:leader="dot" w:pos="9060"/>
+            </w:tabs>
+            <w:bidi w:val="0"/>
+            <w:rPr>
+              <w:rStyle w:val="Hyperlink"/>
+            </w:rPr>
+          </w:pPr>
+          <w:hyperlink w:anchor="_Toc2026788046">
+            <w:r>
+              <w:rPr>
+                <w:rStyle w:val="Hyperlink"/>
+              </w:rPr>
+              <w:t>8.2</w:t>
+            </w:r>
+            <w:r>
+              <w:tab/>
+            </w:r>
+            <w:r>
+              <w:rPr>
+                <w:rStyle w:val="Hyperlink"/>
+              </w:rPr>
+              <w:t>Viabilidade Econômica</w:t>
+            </w:r>
+            <w:r>
+              <w:tab/>
+            </w:r>
+            <w:r>
+              <w:fldChar w:fldCharType="begin"/>
+            </w:r>
+            <w:r>
+              <w:instrText xml:space="preserve">PAGEREF _Toc2026788046 \h</w:instrText>
+            </w:r>
+            <w:r>
+              <w:fldChar w:fldCharType="separate"/>
+            </w:r>
+            <w:r>
+              <w:rPr>
+                <w:rStyle w:val="Hyperlink"/>
+              </w:rPr>
+              <w:t>21</w:t>
+            </w:r>
+            <w:r>
+              <w:fldChar w:fldCharType="end"/>
+            </w:r>
+          </w:hyperlink>
+        </w:p>
+        <w:p>
+          <w:pPr>
+            <w:pStyle w:val="Sumrio2"/>
+            <w:tabs>
+              <w:tab w:val="left" w:leader="none" w:pos="720"/>
+              <w:tab w:val="right" w:leader="dot" w:pos="9060"/>
+            </w:tabs>
+            <w:bidi w:val="0"/>
+            <w:rPr>
+              <w:rStyle w:val="Hyperlink"/>
+            </w:rPr>
+          </w:pPr>
+          <w:hyperlink w:anchor="_Toc2048398507">
+            <w:r>
+              <w:rPr>
+                <w:rStyle w:val="Hyperlink"/>
+              </w:rPr>
+              <w:t>8.3</w:t>
+            </w:r>
+            <w:r>
+              <w:tab/>
+            </w:r>
+            <w:r>
+              <w:rPr>
+                <w:rStyle w:val="Hyperlink"/>
+              </w:rPr>
+              <w:t>Viabilidade de Mercado</w:t>
+            </w:r>
+            <w:r>
+              <w:tab/>
+            </w:r>
+            <w:r>
+              <w:fldChar w:fldCharType="begin"/>
+            </w:r>
+            <w:r>
+              <w:instrText xml:space="preserve">PAGEREF _Toc2048398507 \h</w:instrText>
+            </w:r>
+            <w:r>
+              <w:fldChar w:fldCharType="separate"/>
+            </w:r>
+            <w:r>
+              <w:rPr>
+                <w:rStyle w:val="Hyperlink"/>
+              </w:rPr>
+              <w:t>21</w:t>
+            </w:r>
+            <w:r>
+              <w:fldChar w:fldCharType="end"/>
+            </w:r>
+          </w:hyperlink>
+        </w:p>
+        <w:p>
+          <w:pPr>
+            <w:pStyle w:val="Sumrio2"/>
+            <w:tabs>
+              <w:tab w:val="left" w:leader="none" w:pos="720"/>
+              <w:tab w:val="right" w:leader="dot" w:pos="9060"/>
+            </w:tabs>
+            <w:bidi w:val="0"/>
+            <w:rPr>
+              <w:rStyle w:val="Hyperlink"/>
+            </w:rPr>
+          </w:pPr>
+          <w:hyperlink w:anchor="_Toc1590650649">
+            <w:r>
+              <w:rPr>
+                <w:rStyle w:val="Hyperlink"/>
+              </w:rPr>
+              <w:t>8.4</w:t>
+            </w:r>
+            <w:r>
+              <w:tab/>
+            </w:r>
+            <w:r>
+              <w:rPr>
+                <w:rStyle w:val="Hyperlink"/>
+              </w:rPr>
+              <w:t>Viabilidade Legal</w:t>
+            </w:r>
+            <w:r>
+              <w:tab/>
+            </w:r>
+            <w:r>
+              <w:fldChar w:fldCharType="begin"/>
+            </w:r>
+            <w:r>
+              <w:instrText xml:space="preserve">PAGEREF _Toc1590650649 \h</w:instrText>
+            </w:r>
+            <w:r>
+              <w:fldChar w:fldCharType="separate"/>
+            </w:r>
+            <w:r>
+              <w:rPr>
+                <w:rStyle w:val="Hyperlink"/>
+              </w:rPr>
+              <w:t>22</w:t>
+            </w:r>
+            <w:r>
+              <w:fldChar w:fldCharType="end"/>
+            </w:r>
+          </w:hyperlink>
+        </w:p>
+        <w:p>
+          <w:pPr>
+            <w:pStyle w:val="Sumrio2"/>
+            <w:tabs>
+              <w:tab w:val="left" w:leader="none" w:pos="720"/>
+              <w:tab w:val="right" w:leader="dot" w:pos="9060"/>
+            </w:tabs>
+            <w:bidi w:val="0"/>
+            <w:rPr>
+              <w:rStyle w:val="Hyperlink"/>
+            </w:rPr>
+          </w:pPr>
+          <w:hyperlink w:anchor="_Toc513793304">
+            <w:r>
+              <w:rPr>
+                <w:rStyle w:val="Hyperlink"/>
+              </w:rPr>
+              <w:t>8.5</w:t>
+            </w:r>
+            <w:r>
+              <w:tab/>
+            </w:r>
+            <w:r>
+              <w:rPr>
+                <w:rStyle w:val="Hyperlink"/>
+              </w:rPr>
+              <w:t>Viabilidade Organizacional</w:t>
+            </w:r>
+            <w:r>
+              <w:tab/>
+            </w:r>
+            <w:r>
+              <w:fldChar w:fldCharType="begin"/>
+            </w:r>
+            <w:r>
+              <w:instrText xml:space="preserve">PAGEREF _Toc513793304 \h</w:instrText>
+            </w:r>
+            <w:r>
+              <w:fldChar w:fldCharType="separate"/>
+            </w:r>
+            <w:r>
+              <w:rPr>
+                <w:rStyle w:val="Hyperlink"/>
+              </w:rPr>
+              <w:t>22</w:t>
+            </w:r>
+            <w:r>
+              <w:fldChar w:fldCharType="end"/>
+            </w:r>
+          </w:hyperlink>
+        </w:p>
+        <w:p>
+          <w:pPr>
+            <w:pStyle w:val="Sumrio1"/>
+            <w:tabs>
+              <w:tab w:val="left" w:leader="none" w:pos="480"/>
+              <w:tab w:val="right" w:leader="dot" w:pos="9060"/>
+            </w:tabs>
+            <w:bidi w:val="0"/>
+            <w:rPr>
+              <w:rStyle w:val="Hyperlink"/>
+            </w:rPr>
+          </w:pPr>
+          <w:hyperlink w:anchor="_Toc346335800">
+            <w:r>
+              <w:rPr>
+                <w:rStyle w:val="Hyperlink"/>
+              </w:rPr>
+              <w:t>9</w:t>
+            </w:r>
+            <w:r>
+              <w:tab/>
+            </w:r>
+            <w:r>
+              <w:rPr>
+                <w:rStyle w:val="Hyperlink"/>
+              </w:rPr>
+              <w:t>Modelo de dados</w:t>
+            </w:r>
+            <w:r>
+              <w:tab/>
+            </w:r>
+            <w:r>
+              <w:fldChar w:fldCharType="begin"/>
+            </w:r>
+            <w:r>
+              <w:instrText xml:space="preserve">PAGEREF _Toc346335800 \h</w:instrText>
+            </w:r>
+            <w:r>
+              <w:fldChar w:fldCharType="separate"/>
+            </w:r>
+            <w:r>
+              <w:rPr>
+                <w:rStyle w:val="Hyperlink"/>
+              </w:rPr>
+              <w:t>22</w:t>
+            </w:r>
+            <w:r>
+              <w:fldChar w:fldCharType="end"/>
+            </w:r>
+          </w:hyperlink>
+        </w:p>
+        <w:p>
+          <w:pPr>
+            <w:pStyle w:val="Sumrio1"/>
+            <w:tabs>
+              <w:tab w:val="left" w:leader="none" w:pos="480"/>
+              <w:tab w:val="right" w:leader="dot" w:pos="9060"/>
+            </w:tabs>
+            <w:bidi w:val="0"/>
+            <w:rPr>
+              <w:rStyle w:val="Hyperlink"/>
+            </w:rPr>
+          </w:pPr>
+          <w:hyperlink w:anchor="_Toc1671397361">
+            <w:r>
+              <w:rPr>
+                <w:rStyle w:val="Hyperlink"/>
+              </w:rPr>
+              <w:t>10</w:t>
+            </w:r>
+            <w:r>
+              <w:tab/>
+            </w:r>
+            <w:r>
+              <w:rPr>
+                <w:rStyle w:val="Hyperlink"/>
+              </w:rPr>
+              <w:t>Design</w:t>
+            </w:r>
+            <w:r>
+              <w:tab/>
+            </w:r>
+            <w:r>
+              <w:fldChar w:fldCharType="begin"/>
+            </w:r>
+            <w:r>
+              <w:instrText xml:space="preserve">PAGEREF _Toc1671397361 \h</w:instrText>
+            </w:r>
+            <w:r>
+              <w:fldChar w:fldCharType="separate"/>
+            </w:r>
+            <w:r>
+              <w:rPr>
+                <w:rStyle w:val="Hyperlink"/>
+              </w:rPr>
+              <w:t>23</w:t>
+            </w:r>
+            <w:r>
+              <w:fldChar w:fldCharType="end"/>
+            </w:r>
+          </w:hyperlink>
+        </w:p>
+        <w:p>
+          <w:pPr>
+            <w:pStyle w:val="Sumrio1"/>
+            <w:tabs>
+              <w:tab w:val="left" w:leader="none" w:pos="480"/>
+              <w:tab w:val="right" w:leader="dot" w:pos="9060"/>
+            </w:tabs>
+            <w:bidi w:val="0"/>
+            <w:rPr>
+              <w:rStyle w:val="Hyperlink"/>
+            </w:rPr>
+          </w:pPr>
+          <w:hyperlink w:anchor="_Toc2017909151">
+            <w:r>
+              <w:rPr>
+                <w:rStyle w:val="Hyperlink"/>
+              </w:rPr>
+              <w:t>11</w:t>
+            </w:r>
+            <w:r>
+              <w:tab/>
+            </w:r>
+            <w:r>
+              <w:rPr>
+                <w:rStyle w:val="Hyperlink"/>
+              </w:rPr>
+              <w:t>APLICAÇão</w:t>
+            </w:r>
+            <w:r>
+              <w:tab/>
+            </w:r>
+            <w:r>
+              <w:fldChar w:fldCharType="begin"/>
+            </w:r>
+            <w:r>
+              <w:instrText xml:space="preserve">PAGEREF _Toc2017909151 \h</w:instrText>
+            </w:r>
+            <w:r>
+              <w:fldChar w:fldCharType="separate"/>
+            </w:r>
+            <w:r>
+              <w:rPr>
+                <w:rStyle w:val="Hyperlink"/>
+              </w:rPr>
+              <w:t>28</w:t>
+            </w:r>
+            <w:r>
+              <w:fldChar w:fldCharType="end"/>
+            </w:r>
+          </w:hyperlink>
+        </w:p>
+        <w:p>
+          <w:pPr>
+            <w:pStyle w:val="Sumrio1"/>
+            <w:tabs>
+              <w:tab w:val="left" w:leader="none" w:pos="480"/>
+              <w:tab w:val="right" w:leader="dot" w:pos="9060"/>
+            </w:tabs>
+            <w:bidi w:val="0"/>
+            <w:rPr>
+              <w:rStyle w:val="Hyperlink"/>
+            </w:rPr>
+          </w:pPr>
+          <w:hyperlink w:anchor="_Toc415120256">
+            <w:r>
+              <w:rPr>
+                <w:rStyle w:val="Hyperlink"/>
+              </w:rPr>
+              <w:t>12</w:t>
+            </w:r>
+            <w:r>
+              <w:tab/>
+            </w:r>
+            <w:r>
+              <w:rPr>
+                <w:rStyle w:val="Hyperlink"/>
+              </w:rPr>
+              <w:t>CONSIDERAÇÕES FINAIS</w:t>
+            </w:r>
+            <w:r>
+              <w:tab/>
+            </w:r>
+            <w:r>
+              <w:fldChar w:fldCharType="begin"/>
+            </w:r>
+            <w:r>
+              <w:instrText xml:space="preserve">PAGEREF _Toc415120256 \h</w:instrText>
+            </w:r>
+            <w:r>
+              <w:fldChar w:fldCharType="separate"/>
+            </w:r>
+            <w:r>
+              <w:rPr>
+                <w:rStyle w:val="Hyperlink"/>
+              </w:rPr>
+              <w:t>29</w:t>
+            </w:r>
+            <w:r>
+              <w:fldChar w:fldCharType="end"/>
+            </w:r>
+          </w:hyperlink>
+        </w:p>
+        <w:p>
+          <w:r>
+            <w:fldChar w:fldCharType="end"/>
+          </w:r>
+        </w:p>
+      </w:sdtContent>
+    </w:sdt>
+    <w:p>
+      <w:pPr>
+        <w:pStyle w:val="Normal"/>
         <w:widowControl w:val="1"/>
         <w:spacing w:line="360" w:lineRule="auto"/>
         <w:ind w:firstLine="0"/>
         <w:jc w:val="both"/>
       </w:pPr>
-      <w:r>
-        <w:br w:type="page"/>
-      </w:r>
-    </w:p>
-    <w:p>
-      <w:pPr>
+    </w:p>
+    <w:p>
+      <w:pPr>
+        <w:pStyle w:val="Normal"/>
+        <w:widowControl w:val="1"/>
+        <w:spacing w:line="360" w:lineRule="auto"/>
+        <w:ind w:firstLine="0"/>
+        <w:jc w:val="both"/>
+      </w:pPr>
+    </w:p>
+    <w:p>
+      <w:pPr>
+        <w:pStyle w:val="Normal"/>
+        <w:widowControl w:val="1"/>
+        <w:spacing w:line="360" w:lineRule="auto"/>
+        <w:ind w:firstLine="0"/>
+        <w:jc w:val="both"/>
+      </w:pPr>
+    </w:p>
+    <w:p>
+      <w:pPr>
+        <w:pStyle w:val="Normal"/>
+        <w:widowControl w:val="1"/>
+        <w:spacing w:line="360" w:lineRule="auto"/>
+        <w:ind w:firstLine="0"/>
+        <w:jc w:val="both"/>
+      </w:pPr>
+    </w:p>
+    <w:p>
+      <w:pPr>
+        <w:pStyle w:val="Normal"/>
+        <w:widowControl w:val="1"/>
+        <w:spacing w:line="360" w:lineRule="auto"/>
+        <w:ind w:firstLine="0"/>
+        <w:jc w:val="both"/>
+      </w:pPr>
+    </w:p>
+    <w:p>
+      <w:pPr>
+        <w:pStyle w:val="Normal"/>
+        <w:widowControl w:val="1"/>
+        <w:spacing w:line="360" w:lineRule="auto"/>
+        <w:ind w:firstLine="0"/>
+        <w:jc w:val="both"/>
+      </w:pPr>
+    </w:p>
+    <w:p>
+      <w:pPr>
+        <w:pStyle w:val="Normal"/>
+        <w:widowControl w:val="1"/>
+        <w:spacing w:line="360" w:lineRule="auto"/>
+        <w:ind w:firstLine="0"/>
+        <w:jc w:val="both"/>
+      </w:pPr>
+    </w:p>
+    <w:p>
+      <w:pPr>
+        <w:pStyle w:val="Normal"/>
+        <w:widowControl w:val="1"/>
+        <w:spacing w:line="360" w:lineRule="auto"/>
+        <w:ind w:firstLine="0"/>
+        <w:jc w:val="both"/>
+      </w:pPr>
+    </w:p>
+    <w:p>
+      <w:pPr>
+        <w:pStyle w:val="Normal"/>
+        <w:widowControl w:val="1"/>
+        <w:spacing w:line="360" w:lineRule="auto"/>
+        <w:ind w:firstLine="0"/>
+        <w:jc w:val="both"/>
+      </w:pPr>
+    </w:p>
+    <w:p>
+      <w:pPr>
+        <w:pStyle w:val="Normal"/>
+        <w:widowControl w:val="1"/>
+        <w:spacing w:line="360" w:lineRule="auto"/>
+        <w:ind w:firstLine="0"/>
+        <w:jc w:val="both"/>
+      </w:pPr>
+    </w:p>
+    <w:p>
+      <w:pPr>
+        <w:pStyle w:val="Normal"/>
+        <w:widowControl w:val="1"/>
+        <w:spacing w:line="360" w:lineRule="auto"/>
+        <w:ind w:firstLine="0"/>
+        <w:jc w:val="both"/>
+      </w:pPr>
+    </w:p>
+    <w:p>
+      <w:pPr>
+        <w:pStyle w:val="Normal"/>
+        <w:widowControl w:val="1"/>
+        <w:spacing w:line="360" w:lineRule="auto"/>
+        <w:ind w:firstLine="0"/>
+        <w:jc w:val="both"/>
+      </w:pPr>
+    </w:p>
+    <w:p>
+      <w:pPr>
+        <w:pStyle w:val="Normal"/>
+        <w:widowControl w:val="1"/>
+        <w:spacing w:line="360" w:lineRule="auto"/>
+        <w:ind w:firstLine="0"/>
+        <w:jc w:val="both"/>
+      </w:pPr>
+    </w:p>
+    <w:p>
+      <w:pPr>
+        <w:pStyle w:val="Normal"/>
+        <w:widowControl w:val="1"/>
+        <w:spacing w:line="360" w:lineRule="auto"/>
+        <w:ind w:firstLine="0"/>
+        <w:jc w:val="both"/>
+      </w:pPr>
+    </w:p>
+    <w:p>
+      <w:pPr>
+        <w:pStyle w:val="Normal"/>
+        <w:widowControl w:val="1"/>
+        <w:spacing w:line="360" w:lineRule="auto"/>
+        <w:ind w:firstLine="0"/>
+        <w:jc w:val="both"/>
+      </w:pPr>
+    </w:p>
+    <w:p>
+      <w:pPr>
+        <w:pStyle w:val="Normal"/>
+        <w:widowControl w:val="1"/>
+        <w:spacing w:line="360" w:lineRule="auto"/>
+        <w:ind w:firstLine="0"/>
+        <w:jc w:val="both"/>
+      </w:pPr>
+    </w:p>
+    <w:p>
+      <w:pPr>
+        <w:pStyle w:val="Normal"/>
+        <w:widowControl w:val="1"/>
+        <w:spacing w:line="360" w:lineRule="auto"/>
+        <w:ind w:firstLine="0"/>
+        <w:jc w:val="both"/>
+      </w:pPr>
+    </w:p>
+    <w:p>
+      <w:pPr>
+        <w:pStyle w:val="Normal"/>
+        <w:widowControl w:val="1"/>
+        <w:spacing w:line="360" w:lineRule="auto"/>
+        <w:ind w:firstLine="0"/>
+        <w:jc w:val="both"/>
+      </w:pPr>
+    </w:p>
+    <w:p>
+      <w:pPr>
+        <w:pStyle w:val="Normal"/>
+        <w:widowControl w:val="1"/>
+        <w:spacing w:line="360" w:lineRule="auto"/>
+        <w:ind w:firstLine="0"/>
+        <w:jc w:val="both"/>
+      </w:pPr>
+    </w:p>
+    <w:p>
+      <w:pPr>
+        <w:pStyle w:val="Normal"/>
+        <w:widowControl w:val="1"/>
+        <w:spacing w:line="360" w:lineRule="auto"/>
+        <w:ind w:firstLine="0"/>
+        <w:jc w:val="both"/>
+      </w:pPr>
+    </w:p>
+    <w:p>
+      <w:pPr>
+        <w:pStyle w:val="Normal"/>
+        <w:widowControl w:val="1"/>
+        <w:spacing w:line="360" w:lineRule="auto"/>
+        <w:ind w:firstLine="0"/>
+        <w:jc w:val="both"/>
+      </w:pPr>
+    </w:p>
+    <w:p>
+      <w:pPr>
+        <w:pStyle w:val="Normal"/>
+        <w:widowControl w:val="1"/>
+        <w:spacing w:line="360" w:lineRule="auto"/>
+        <w:ind w:firstLine="0"/>
+        <w:jc w:val="both"/>
+      </w:pPr>
+    </w:p>
+    <w:p>
+      <w:pPr>
+        <w:pStyle w:val="Normal"/>
+        <w:widowControl w:val="1"/>
+        <w:spacing w:line="360" w:lineRule="auto"/>
+        <w:ind w:firstLine="0"/>
+        <w:jc w:val="both"/>
+      </w:pPr>
+    </w:p>
+    <w:p>
+      <w:pPr>
+        <w:pStyle w:val="Normal"/>
+        <w:widowControl w:val="1"/>
+        <w:spacing w:line="360" w:lineRule="auto"/>
+        <w:ind w:firstLine="0"/>
+        <w:jc w:val="both"/>
+      </w:pPr>
+    </w:p>
+    <w:p>
+      <w:pPr>
+        <w:pStyle w:val="Normal"/>
+        <w:widowControl w:val="1"/>
+        <w:spacing w:line="360" w:lineRule="auto"/>
+        <w:ind w:firstLine="0"/>
+        <w:jc w:val="both"/>
+      </w:pPr>
+    </w:p>
+    <w:p>
+      <w:pPr>
+        <w:pStyle w:val="Normal"/>
+        <w:widowControl w:val="1"/>
         <w:spacing w:line="360" w:lineRule="auto"/>
         <w:ind w:firstLine="0"/>
         <w:jc w:val="both"/>
@@ -1096,6 +4633,8 @@
       </w:pPr>
       <w:bookmarkStart w:name="_Toc211596396" w:id="1"/>
       <w:bookmarkStart w:name="_Toc41853167" w:id="1326296051"/>
+      <w:bookmarkStart w:name="_Toc2141103104" w:id="1088503739"/>
+      <w:bookmarkStart w:name="_Toc1954760037" w:id="646935223"/>
       <w:r>
         <w:rPr/>
         <w:t>descrição</w:t>
@@ -1106,6 +4645,8 @@
       </w:r>
       <w:bookmarkEnd w:id="1"/>
       <w:bookmarkEnd w:id="1326296051"/>
+      <w:bookmarkEnd w:id="1088503739"/>
+      <w:bookmarkEnd w:id="646935223"/>
     </w:p>
     <w:p>
       <w:pPr>
@@ -1118,6 +4659,8 @@
       </w:pPr>
       <w:bookmarkStart w:name="_Toc211596397" w:id="3"/>
       <w:bookmarkStart w:name="_Toc1423840582" w:id="138503"/>
+      <w:bookmarkStart w:name="_Toc1098247515" w:id="638751243"/>
+      <w:bookmarkStart w:name="_Toc622262097" w:id="611597718"/>
       <w:r>
         <w:rPr>
           <w:u w:val="none"/>
@@ -1126,6 +4669,8 @@
       </w:r>
       <w:bookmarkEnd w:id="3"/>
       <w:bookmarkEnd w:id="138503"/>
+      <w:bookmarkEnd w:id="638751243"/>
+      <w:bookmarkEnd w:id="611597718"/>
     </w:p>
     <w:p>
       <w:pPr>
@@ -1235,6 +4780,8 @@
       </w:pPr>
       <w:bookmarkStart w:name="_Toc211596398" w:id="5"/>
       <w:bookmarkStart w:name="_Toc106380087" w:id="2054824432"/>
+      <w:bookmarkStart w:name="_Toc1908031354" w:id="1221265500"/>
+      <w:bookmarkStart w:name="_Toc399870413" w:id="1731248720"/>
       <w:r>
         <w:rPr/>
         <w:t>Métodos</w:t>
@@ -1245,6 +4792,8 @@
       </w:r>
       <w:bookmarkEnd w:id="5"/>
       <w:bookmarkEnd w:id="2054824432"/>
+      <w:bookmarkEnd w:id="1221265500"/>
+      <w:bookmarkEnd w:id="1731248720"/>
     </w:p>
     <w:p>
       <w:pPr>
@@ -1288,79 +4837,149 @@
     <w:p>
       <w:pPr>
         <w:spacing w:line="360" w:lineRule="auto"/>
-        <w:jc w:val="both"/>
-        <w:rPr>
-          <w:rFonts w:cs="Arial"/>
-        </w:rPr>
-      </w:pPr>
-      <w:r>
-        <w:rPr>
-          <w:rFonts w:cs="Arial"/>
+        <w:ind w:firstLine="706"/>
+        <w:jc w:val="both"/>
+      </w:pPr>
+      <w:r>
+        <w:rPr>
+          <w:rFonts w:ascii="Arial" w:hAnsi="Arial" w:eastAsia="Arial" w:cs="Arial"/>
+          <w:noProof w:val="0"/>
+          <w:sz w:val="24"/>
+          <w:szCs w:val="24"/>
+          <w:lang w:val="pt-BR"/>
         </w:rPr>
         <w:t xml:space="preserve">O </w:t>
       </w:r>
       <w:r>
         <w:rPr>
-          <w:rFonts w:cs="Arial"/>
+          <w:rFonts w:ascii="Arial" w:hAnsi="Arial" w:eastAsia="Arial" w:cs="Arial"/>
+          <w:noProof w:val="0"/>
+          <w:sz w:val="24"/>
+          <w:szCs w:val="24"/>
+          <w:lang w:val="pt-BR"/>
         </w:rPr>
         <w:t>wireframe</w:t>
       </w:r>
       <w:r>
         <w:rPr>
-          <w:rFonts w:cs="Arial"/>
-        </w:rPr>
-        <w:t xml:space="preserve"> e o protótipo foram desenvolvidos no &lt;&gt; e a codificação será feita no Visual Studio </w:t>
-      </w:r>
-      <w:r>
-        <w:rPr>
-          <w:rFonts w:cs="Arial"/>
+          <w:rFonts w:ascii="Arial" w:hAnsi="Arial" w:eastAsia="Arial" w:cs="Arial"/>
+          <w:noProof w:val="0"/>
+          <w:sz w:val="24"/>
+          <w:szCs w:val="24"/>
+          <w:lang w:val="pt-BR"/>
+        </w:rPr>
+        <w:t xml:space="preserve"> e o protótipo foram desenvolvidos no Google AI Studio junto com o </w:t>
+      </w:r>
+      <w:r>
+        <w:rPr>
+          <w:rFonts w:ascii="Arial" w:hAnsi="Arial" w:eastAsia="Arial" w:cs="Arial"/>
+          <w:noProof w:val="0"/>
+          <w:sz w:val="24"/>
+          <w:szCs w:val="24"/>
+          <w:lang w:val="pt-BR"/>
+        </w:rPr>
+        <w:t>Figma</w:t>
+      </w:r>
+      <w:r>
+        <w:rPr>
+          <w:rFonts w:ascii="Arial" w:hAnsi="Arial" w:eastAsia="Arial" w:cs="Arial"/>
+          <w:noProof w:val="0"/>
+          <w:sz w:val="24"/>
+          <w:szCs w:val="24"/>
+          <w:lang w:val="pt-BR"/>
+        </w:rPr>
+        <w:t xml:space="preserve">, a codificação será feita no Visual Studio </w:t>
+      </w:r>
+      <w:r>
+        <w:rPr>
+          <w:rFonts w:ascii="Arial" w:hAnsi="Arial" w:eastAsia="Arial" w:cs="Arial"/>
+          <w:noProof w:val="0"/>
+          <w:sz w:val="24"/>
+          <w:szCs w:val="24"/>
+          <w:lang w:val="pt-BR"/>
         </w:rPr>
         <w:t>Code</w:t>
       </w:r>
       <w:r>
         <w:rPr>
-          <w:rFonts w:cs="Arial"/>
-        </w:rPr>
-        <w:t xml:space="preserve"> e versionamento do código no GitHub.</w:t>
-      </w:r>
-    </w:p>
-    <w:p>
-      <w:pPr>
-        <w:spacing w:line="360" w:lineRule="auto"/>
-        <w:jc w:val="both"/>
-      </w:pPr>
-      <w:r>
-        <w:rPr/>
-        <w:t xml:space="preserve">Link do protótipo feito no </w:t>
-      </w:r>
-      <w:r>
-        <w:rPr/>
-        <w:t>Figma</w:t>
-      </w:r>
-      <w:r>
-        <w:rPr/>
-        <w:t xml:space="preserve">: </w:t>
-      </w:r>
-      <w:hyperlink r:id="R8ae53154b5164977">
+          <w:rFonts w:ascii="Arial" w:hAnsi="Arial" w:eastAsia="Arial" w:cs="Arial"/>
+          <w:noProof w:val="0"/>
+          <w:sz w:val="24"/>
+          <w:szCs w:val="24"/>
+          <w:lang w:val="pt-BR"/>
+        </w:rPr>
+        <w:t xml:space="preserve"> e o versionamento do código no GitHub.</w:t>
+      </w:r>
+    </w:p>
+    <w:p>
+      <w:pPr>
+        <w:spacing w:line="360" w:lineRule="auto"/>
+        <w:ind w:firstLine="706"/>
+        <w:jc w:val="both"/>
+      </w:pPr>
+      <w:r>
+        <w:rPr>
+          <w:rFonts w:ascii="Arial" w:hAnsi="Arial" w:eastAsia="Arial" w:cs="Arial"/>
+          <w:noProof w:val="0"/>
+          <w:sz w:val="24"/>
+          <w:szCs w:val="24"/>
+          <w:lang w:val="pt-BR"/>
+        </w:rPr>
+        <w:t xml:space="preserve">Figma: </w:t>
+      </w:r>
+      <w:hyperlink r:id="Rda18200703194447">
         <w:r>
           <w:rPr>
             <w:rStyle w:val="Hyperlink"/>
+            <w:rFonts w:ascii="Arial" w:hAnsi="Arial" w:eastAsia="Arial" w:cs="Arial"/>
+            <w:strike w:val="0"/>
+            <w:dstrike w:val="0"/>
+            <w:noProof w:val="0"/>
+            <w:color w:val="0000FF"/>
+            <w:sz w:val="24"/>
+            <w:szCs w:val="24"/>
+            <w:u w:val="single"/>
+            <w:lang w:val="pt-BR"/>
           </w:rPr>
-          <w:t>https://www.</w:t>
+          <w:t>https://www.figma.com/design/3CJ3hM6qY0pFBhcIt69iFW/Telas-Corevent</w:t>
         </w:r>
+      </w:hyperlink>
+    </w:p>
+    <w:p>
+      <w:pPr>
+        <w:spacing w:line="360" w:lineRule="auto"/>
+        <w:ind w:firstLine="706"/>
+        <w:jc w:val="both"/>
+      </w:pPr>
+      <w:r>
+        <w:rPr>
+          <w:rFonts w:ascii="Arial" w:hAnsi="Arial" w:eastAsia="Arial" w:cs="Arial"/>
+          <w:noProof w:val="0"/>
+          <w:sz w:val="24"/>
+          <w:szCs w:val="24"/>
+          <w:lang w:val="pt-BR"/>
+        </w:rPr>
+        <w:t xml:space="preserve">Google AI Studio: </w:t>
+      </w:r>
+      <w:hyperlink r:id="Rd92ae58bbe2943ea">
         <w:r>
           <w:rPr>
             <w:rStyle w:val="Hyperlink"/>
+            <w:rFonts w:ascii="Arial" w:hAnsi="Arial" w:eastAsia="Arial" w:cs="Arial"/>
+            <w:noProof w:val="0"/>
+            <w:sz w:val="24"/>
+            <w:szCs w:val="24"/>
+            <w:lang w:val="pt-BR"/>
           </w:rPr>
-          <w:t>google</w:t>
-        </w:r>
-        <w:r>
-          <w:rPr>
-            <w:rStyle w:val="Hyperlink"/>
-          </w:rPr>
-          <w:t>.com/</w:t>
+          <w:t>https://ai.studio/apps/c9830ad3-4635-43a3-89b3-fc64085cf3e5?fullscreenApplet=true</w:t>
         </w:r>
       </w:hyperlink>
+    </w:p>
+    <w:p>
+      <w:pPr>
+        <w:spacing w:line="360" w:lineRule="auto"/>
+        <w:jc w:val="both"/>
+      </w:pPr>
     </w:p>
     <w:p>
       <w:pPr>
@@ -1384,6 +5003,8 @@
       <w:bookmarkStart w:name="_Toc164755657" w:id="9"/>
       <w:bookmarkStart w:name="_Toc211596400" w:id="10"/>
       <w:bookmarkStart w:name="_Toc401152011" w:id="1425621067"/>
+      <w:bookmarkStart w:name="_Toc477177542" w:id="1634837615"/>
+      <w:bookmarkStart w:name="_Toc912322828" w:id="359222318"/>
       <w:r>
         <w:rPr/>
         <w:t>Objetivos</w:t>
@@ -1393,6 +5014,8 @@
       <w:bookmarkEnd w:id="9"/>
       <w:bookmarkEnd w:id="10"/>
       <w:bookmarkEnd w:id="1425621067"/>
+      <w:bookmarkEnd w:id="1634837615"/>
+      <w:bookmarkEnd w:id="359222318"/>
     </w:p>
     <w:p>
       <w:pPr>
@@ -1403,12 +5026,16 @@
       </w:pPr>
       <w:bookmarkStart w:name="_Toc211596401" w:id="12"/>
       <w:bookmarkStart w:name="_Toc1008859061" w:id="1232018049"/>
+      <w:bookmarkStart w:name="_Toc629084329" w:id="2072457405"/>
+      <w:bookmarkStart w:name="_Toc72711157" w:id="1207054961"/>
       <w:r>
         <w:rPr/>
         <w:t>Geral</w:t>
       </w:r>
       <w:bookmarkEnd w:id="12"/>
       <w:bookmarkEnd w:id="1232018049"/>
+      <w:bookmarkEnd w:id="2072457405"/>
+      <w:bookmarkEnd w:id="1207054961"/>
     </w:p>
     <w:p>
       <w:pPr>
@@ -1470,12 +5097,16 @@
       </w:pPr>
       <w:bookmarkStart w:name="_Toc211596402" w:id="14"/>
       <w:bookmarkStart w:name="_Toc1638553144" w:id="1478578182"/>
+      <w:bookmarkStart w:name="_Toc2064479924" w:id="472133282"/>
+      <w:bookmarkStart w:name="_Toc966582957" w:id="716571539"/>
       <w:r>
         <w:rPr/>
         <w:t>Específicos</w:t>
       </w:r>
       <w:bookmarkEnd w:id="14"/>
       <w:bookmarkEnd w:id="1478578182"/>
+      <w:bookmarkEnd w:id="472133282"/>
+      <w:bookmarkEnd w:id="716571539"/>
     </w:p>
     <w:p>
       <w:pPr>
@@ -1545,6 +5176,8 @@
       <w:bookmarkStart w:name="_Toc331506323" w:id="18"/>
       <w:bookmarkStart w:name="_Toc331507631" w:id="19"/>
       <w:bookmarkStart w:name="_Toc1392144075" w:id="2105615613"/>
+      <w:bookmarkStart w:name="_Toc1188912501" w:id="2087852421"/>
+      <w:bookmarkStart w:name="_Toc244939058" w:id="773900126"/>
       <w:r>
         <w:rPr/>
         <w:t xml:space="preserve">DOCUMENTO DE </w:t>
@@ -1555,6 +5188,8 @@
       </w:r>
       <w:bookmarkEnd w:id="16"/>
       <w:bookmarkEnd w:id="2105615613"/>
+      <w:bookmarkEnd w:id="2087852421"/>
+      <w:bookmarkEnd w:id="773900126"/>
     </w:p>
     <w:p>
       <w:pPr>
@@ -1682,12 +5317,16 @@
       </w:pPr>
       <w:bookmarkStart w:name="_Toc211596404" w:id="20"/>
       <w:bookmarkStart w:name="_Toc1320297988" w:id="1381817628"/>
+      <w:bookmarkStart w:name="_Toc1935806040" w:id="844568601"/>
+      <w:bookmarkStart w:name="_Toc2048016328" w:id="479874504"/>
       <w:r>
         <w:rPr/>
         <w:t>Histórias do Usuário</w:t>
       </w:r>
       <w:bookmarkEnd w:id="20"/>
       <w:bookmarkEnd w:id="1381817628"/>
+      <w:bookmarkEnd w:id="844568601"/>
+      <w:bookmarkEnd w:id="479874504"/>
     </w:p>
     <w:p>
       <w:pPr>
@@ -1998,12 +5637,16 @@
       </w:pPr>
       <w:bookmarkStart w:name="_Toc211596405" w:id="22"/>
       <w:bookmarkStart w:name="_Toc153609185" w:id="585984156"/>
+      <w:bookmarkStart w:name="_Toc1930468181" w:id="1298373243"/>
+      <w:bookmarkStart w:name="_Toc102086012" w:id="82380913"/>
       <w:r>
         <w:rPr/>
         <w:t>REQUISITOS funcionais</w:t>
       </w:r>
       <w:bookmarkEnd w:id="22"/>
       <w:bookmarkEnd w:id="585984156"/>
+      <w:bookmarkEnd w:id="1298373243"/>
+      <w:bookmarkEnd w:id="82380913"/>
     </w:p>
     <w:p>
       <w:pPr>
@@ -2030,6 +5673,8 @@
       </w:pPr>
       <w:bookmarkStart w:name="_Toc211596406" w:id="24"/>
       <w:bookmarkStart w:name="_Toc1759844986" w:id="331419261"/>
+      <w:bookmarkStart w:name="_Toc869140483" w:id="1119856411"/>
+      <w:bookmarkStart w:name="_Toc1028809855" w:id="2142613453"/>
       <w:r>
         <w:rPr/>
         <w:t xml:space="preserve">RF 1 – </w:t>
@@ -2040,6 +5685,8 @@
         <w:t>Cadastrar-se na aplicação</w:t>
       </w:r>
       <w:bookmarkEnd w:id="331419261"/>
+      <w:bookmarkEnd w:id="1119856411"/>
+      <w:bookmarkEnd w:id="2142613453"/>
     </w:p>
     <w:p>
       <w:pPr>
@@ -2105,6 +5752,8 @@
       </w:pPr>
       <w:bookmarkStart w:name="_Toc211596409" w:id="30"/>
       <w:bookmarkStart w:name="_Toc1417895209" w:id="2145177993"/>
+      <w:bookmarkStart w:name="_Toc238111097" w:id="917310536"/>
+      <w:bookmarkStart w:name="_Toc23440579" w:id="423786803"/>
       <w:r>
         <w:rPr/>
         <w:t>RF</w:t>
@@ -2138,6 +5787,8 @@
       </w:r>
       <w:bookmarkEnd w:id="30"/>
       <w:bookmarkEnd w:id="2145177993"/>
+      <w:bookmarkEnd w:id="917310536"/>
+      <w:bookmarkEnd w:id="423786803"/>
     </w:p>
     <w:p>
       <w:pPr>
@@ -2180,12 +5831,16 @@
       </w:pPr>
       <w:bookmarkStart w:name="_Toc211596410" w:id="32"/>
       <w:bookmarkStart w:name="_Toc366182918" w:id="492341565"/>
+      <w:bookmarkStart w:name="_Toc1836562770" w:id="1914286557"/>
+      <w:bookmarkStart w:name="_Toc2059821949" w:id="970298237"/>
       <w:r>
         <w:rPr/>
         <w:t>RF 3 – Criação de evento</w:t>
       </w:r>
       <w:bookmarkEnd w:id="32"/>
       <w:bookmarkEnd w:id="492341565"/>
+      <w:bookmarkEnd w:id="1914286557"/>
+      <w:bookmarkEnd w:id="970298237"/>
     </w:p>
     <w:p>
       <w:pPr>
@@ -2211,11 +5866,15 @@
         <w:rPr/>
       </w:pPr>
       <w:bookmarkStart w:name="_Toc975116061" w:id="2080915657"/>
+      <w:bookmarkStart w:name="_Toc992236770" w:id="859789987"/>
+      <w:bookmarkStart w:name="_Toc2128779713" w:id="120665650"/>
       <w:r>
         <w:rPr/>
         <w:t>RF 4 - Editar um evento existente</w:t>
       </w:r>
       <w:bookmarkEnd w:id="2080915657"/>
+      <w:bookmarkEnd w:id="859789987"/>
+      <w:bookmarkEnd w:id="120665650"/>
     </w:p>
     <w:p>
       <w:pPr>
@@ -2255,11 +5914,15 @@
         <w:rPr/>
       </w:pPr>
       <w:bookmarkStart w:name="_Toc733664088" w:id="1659921469"/>
+      <w:bookmarkStart w:name="_Toc1733450426" w:id="1368135978"/>
+      <w:bookmarkStart w:name="_Toc646370288" w:id="1457163160"/>
       <w:r>
         <w:rPr/>
         <w:t>RF 5 – Alterar informações pessoais</w:t>
       </w:r>
       <w:bookmarkEnd w:id="1659921469"/>
+      <w:bookmarkEnd w:id="1368135978"/>
+      <w:bookmarkEnd w:id="1457163160"/>
     </w:p>
     <w:p>
       <w:pPr>
@@ -2286,10 +5949,14 @@
         <w:jc w:val="both"/>
         <w:rPr/>
       </w:pPr>
+      <w:bookmarkStart w:name="_Toc1206878875" w:id="1319756496"/>
+      <w:bookmarkStart w:name="_Toc715408079" w:id="1177049677"/>
       <w:r>
         <w:rPr/>
         <w:t>RF 6 – Visualizar informações pessoais</w:t>
       </w:r>
+      <w:bookmarkEnd w:id="1319756496"/>
+      <w:bookmarkEnd w:id="1177049677"/>
     </w:p>
     <w:p>
       <w:pPr>
@@ -2316,10 +5983,14 @@
         <w:jc w:val="both"/>
         <w:rPr/>
       </w:pPr>
+      <w:bookmarkStart w:name="_Toc420650717" w:id="846725526"/>
+      <w:bookmarkStart w:name="_Toc870783689" w:id="693602578"/>
       <w:r>
         <w:rPr/>
         <w:t>RF 7 - Convidar pessoas para colaborar em um evento</w:t>
       </w:r>
+      <w:bookmarkEnd w:id="846725526"/>
+      <w:bookmarkEnd w:id="693602578"/>
     </w:p>
     <w:p>
       <w:pPr>
@@ -2354,10 +6025,14 @@
         <w:jc w:val="both"/>
         <w:rPr/>
       </w:pPr>
+      <w:bookmarkStart w:name="_Toc1318264782" w:id="1165235624"/>
+      <w:bookmarkStart w:name="_Toc2139571" w:id="1329969293"/>
       <w:r>
         <w:rPr/>
         <w:t>RF 8 - Realizar a compra de um ingresso</w:t>
       </w:r>
+      <w:bookmarkEnd w:id="1165235624"/>
+      <w:bookmarkEnd w:id="1329969293"/>
     </w:p>
     <w:p>
       <w:pPr>
@@ -2384,10 +6059,14 @@
         <w:jc w:val="both"/>
         <w:rPr/>
       </w:pPr>
+      <w:bookmarkStart w:name="_Toc479281972" w:id="1218521077"/>
+      <w:bookmarkStart w:name="_Toc2000914230" w:id="1888949062"/>
       <w:r>
         <w:rPr/>
         <w:t>RF 9 - Visualizar as informações do seu ingresso já adquirido</w:t>
       </w:r>
+      <w:bookmarkEnd w:id="1218521077"/>
+      <w:bookmarkEnd w:id="1888949062"/>
     </w:p>
     <w:p>
       <w:pPr>
@@ -2422,10 +6101,14 @@
         <w:jc w:val="both"/>
         <w:rPr/>
       </w:pPr>
+      <w:bookmarkStart w:name="_Toc97114300" w:id="954477400"/>
+      <w:bookmarkStart w:name="_Toc342599218" w:id="1341598218"/>
       <w:r>
         <w:rPr/>
         <w:t>RF 10 – Visualizar detalhes de um evento antes de comprar um ingresso</w:t>
       </w:r>
+      <w:bookmarkEnd w:id="954477400"/>
+      <w:bookmarkEnd w:id="1341598218"/>
     </w:p>
     <w:p>
       <w:pPr>
@@ -2452,10 +6135,14 @@
         <w:jc w:val="both"/>
         <w:rPr/>
       </w:pPr>
+      <w:bookmarkStart w:name="_Toc1402450127" w:id="1183762289"/>
+      <w:bookmarkStart w:name="_Toc1103767148" w:id="1833492751"/>
       <w:r>
         <w:rPr/>
         <w:t>RF 11 – Recebimento de e-mail ao realizar cadastro</w:t>
       </w:r>
+      <w:bookmarkEnd w:id="1183762289"/>
+      <w:bookmarkEnd w:id="1833492751"/>
     </w:p>
     <w:p>
       <w:pPr>
@@ -2482,10 +6169,14 @@
         <w:jc w:val="both"/>
         <w:rPr/>
       </w:pPr>
+      <w:bookmarkStart w:name="_Toc2087014232" w:id="43761547"/>
+      <w:bookmarkStart w:name="_Toc1631607564" w:id="1809729637"/>
       <w:r>
         <w:rPr/>
         <w:t>RF 12 - Receber um e-mail ao ser convidado para ajudar em um evento</w:t>
       </w:r>
+      <w:bookmarkEnd w:id="43761547"/>
+      <w:bookmarkEnd w:id="1809729637"/>
     </w:p>
     <w:p>
       <w:pPr>
@@ -2519,6 +6210,8 @@
         <w:jc w:val="both"/>
         <w:rPr/>
       </w:pPr>
+      <w:bookmarkStart w:name="_Toc1405207276" w:id="209928847"/>
+      <w:bookmarkStart w:name="_Toc360393183" w:id="1571483820"/>
       <w:r>
         <w:rPr/>
         <w:t xml:space="preserve">RF 13 – Gerenciar pessoas utilizando QR </w:t>
@@ -2527,6 +6220,8 @@
         <w:rPr/>
         <w:t>Code</w:t>
       </w:r>
+      <w:bookmarkEnd w:id="209928847"/>
+      <w:bookmarkEnd w:id="1571483820"/>
     </w:p>
     <w:p>
       <w:pPr>
@@ -2581,6 +6276,8 @@
           <w:lang w:val="pt-BR"/>
         </w:rPr>
       </w:pPr>
+      <w:bookmarkStart w:name="_Toc1915501134" w:id="450203284"/>
+      <w:bookmarkStart w:name="_Toc920557351" w:id="1955955614"/>
       <w:r>
         <w:rPr>
           <w:noProof w:val="0"/>
@@ -2588,6 +6285,8 @@
         </w:rPr>
         <w:t>RF 14 – Visualizar participantes de um evento</w:t>
       </w:r>
+      <w:bookmarkEnd w:id="450203284"/>
+      <w:bookmarkEnd w:id="1955955614"/>
     </w:p>
     <w:p>
       <w:pPr>
@@ -2616,6 +6315,8 @@
           <w:lang w:val="pt-BR"/>
         </w:rPr>
       </w:pPr>
+      <w:bookmarkStart w:name="_Toc1122030418" w:id="1980640870"/>
+      <w:bookmarkStart w:name="_Toc274197966" w:id="1819619824"/>
       <w:r>
         <w:rPr>
           <w:noProof w:val="0"/>
@@ -2623,6 +6324,8 @@
         </w:rPr>
         <w:t>RF 15 – Realizar o credenciamento via celular</w:t>
       </w:r>
+      <w:bookmarkEnd w:id="1980640870"/>
+      <w:bookmarkEnd w:id="1819619824"/>
     </w:p>
     <w:p>
       <w:pPr>
@@ -2700,12 +6403,16 @@
       </w:pPr>
       <w:bookmarkStart w:name="_Toc211596428" w:id="68"/>
       <w:bookmarkStart w:name="_Toc1126723699" w:id="963208130"/>
+      <w:bookmarkStart w:name="_Toc2075275497" w:id="1215636450"/>
+      <w:bookmarkStart w:name="_Toc64753609" w:id="520904388"/>
       <w:r>
         <w:rPr/>
         <w:t>requisitos não funcionais</w:t>
       </w:r>
       <w:bookmarkEnd w:id="68"/>
       <w:bookmarkEnd w:id="963208130"/>
+      <w:bookmarkEnd w:id="1215636450"/>
+      <w:bookmarkEnd w:id="520904388"/>
     </w:p>
     <w:p>
       <w:pPr>
@@ -2919,6 +6626,8 @@
       </w:pPr>
       <w:bookmarkStart w:name="_Toc211596429" w:id="70"/>
       <w:bookmarkStart w:name="_Toc1037188916" w:id="593582353"/>
+      <w:bookmarkStart w:name="_Toc838949129" w:id="2043848023"/>
+      <w:bookmarkStart w:name="_Toc2006639844" w:id="1965728968"/>
       <w:r>
         <w:rPr/>
         <w:t>Regras</w:t>
@@ -2933,6 +6642,8 @@
       </w:r>
       <w:bookmarkEnd w:id="70"/>
       <w:bookmarkEnd w:id="593582353"/>
+      <w:bookmarkEnd w:id="2043848023"/>
+      <w:bookmarkEnd w:id="1965728968"/>
     </w:p>
     <w:p>
       <w:pPr>
@@ -3022,10 +6733,10 @@
       <w:bookmarkEnd w:id="74"/>
       <w:r>
         <w:drawing>
-          <wp:inline wp14:editId="6F7F7D11" wp14:anchorId="32CB8ED1">
+          <wp:inline wp14:editId="3256C6C3" wp14:anchorId="5807EDBB">
             <wp:extent cx="5762625" cy="3238500"/>
             <wp:effectExtent l="0" t="0" r="0" b="0"/>
-            <wp:docPr id="182112303" name="drawing"/>
+            <wp:docPr id="666368372" name="drawing"/>
             <wp:cNvGraphicFramePr>
               <a:graphicFrameLocks noChangeAspect="1"/>
             </wp:cNvGraphicFramePr>
@@ -3033,11 +6744,11 @@
               <a:graphicData xmlns:a="http://schemas.openxmlformats.org/drawingml/2006/main" uri="http://schemas.openxmlformats.org/drawingml/2006/picture">
                 <pic:pic xmlns:pic="http://schemas.openxmlformats.org/drawingml/2006/picture">
                   <pic:nvPicPr>
-                    <pic:cNvPr id="182112303" name="Picture 182112303"/>
+                    <pic:cNvPr id="666368372" name="Picture 666368372"/>
                     <pic:cNvPicPr/>
                   </pic:nvPicPr>
                   <pic:blipFill>
-                    <a:blip xmlns:r="http://schemas.openxmlformats.org/officeDocument/2006/relationships" r:embed="rId1325013760">
+                    <a:blip xmlns:r="http://schemas.openxmlformats.org/officeDocument/2006/relationships" r:embed="rId410336391">
                       <a:extLst>
                         <a:ext uri="{28A0092B-C50C-407E-A947-70E740481C1C}">
                           <a14:useLocalDpi xmlns:a14="http://schemas.microsoft.com/office/drawing/2010/main"/>
@@ -3113,12 +6824,16 @@
       </w:pPr>
       <w:bookmarkStart w:name="_Toc211596430" w:id="75"/>
       <w:bookmarkStart w:name="_Toc190475129" w:id="1880533019"/>
+      <w:bookmarkStart w:name="_Toc1139073319" w:id="529459866"/>
+      <w:bookmarkStart w:name="_Toc249011785" w:id="1964442032"/>
       <w:r>
         <w:rPr/>
         <w:t>O QUE SERÁ ELABORADO?</w:t>
       </w:r>
       <w:bookmarkEnd w:id="75"/>
       <w:bookmarkEnd w:id="1880533019"/>
+      <w:bookmarkEnd w:id="529459866"/>
+      <w:bookmarkEnd w:id="1964442032"/>
     </w:p>
     <w:p>
       <w:pPr>
@@ -3171,12 +6886,16 @@
       </w:pPr>
       <w:bookmarkStart w:name="_Toc211596431" w:id="77"/>
       <w:bookmarkStart w:name="_Toc665983963" w:id="1763578624"/>
+      <w:bookmarkStart w:name="_Toc1344394878" w:id="80233936"/>
+      <w:bookmarkStart w:name="_Toc979764428" w:id="2094800820"/>
       <w:r>
         <w:rPr/>
         <w:t>COMO SERÁ ELABORADO?</w:t>
       </w:r>
       <w:bookmarkEnd w:id="77"/>
       <w:bookmarkEnd w:id="1763578624"/>
+      <w:bookmarkEnd w:id="80233936"/>
+      <w:bookmarkEnd w:id="2094800820"/>
     </w:p>
     <w:p>
       <w:pPr>
@@ -3210,6 +6929,7 @@
     <w:p>
       <w:pPr>
         <w:spacing w:line="360" w:lineRule="auto"/>
+        <w:ind w:firstLine="706"/>
         <w:jc w:val="both"/>
         <w:rPr>
           <w:b w:val="0"/>
@@ -3225,10 +6945,39 @@
       </w:r>
       <w:r>
         <w:rPr>
+          <w:rFonts w:ascii="Arial" w:hAnsi="Arial" w:eastAsia="Arial" w:cs="Arial"/>
           <w:b w:val="0"/>
           <w:bCs w:val="0"/>
-        </w:rPr>
-        <w:t>Ainda não temos</w:t>
+          <w:noProof w:val="0"/>
+          <w:sz w:val="24"/>
+          <w:szCs w:val="24"/>
+          <w:lang w:val="pt-BR"/>
+        </w:rPr>
+        <w:t xml:space="preserve">A </w:t>
+      </w:r>
+      <w:r>
+        <w:rPr>
+          <w:rFonts w:ascii="Arial" w:hAnsi="Arial" w:eastAsia="Arial" w:cs="Arial"/>
+          <w:b w:val="0"/>
+          <w:bCs w:val="0"/>
+          <w:noProof w:val="0"/>
+          <w:sz w:val="24"/>
+          <w:szCs w:val="24"/>
+          <w:lang w:val="pt-BR"/>
+        </w:rPr>
+        <w:t>padrinha</w:t>
+      </w:r>
+      <w:r>
+        <w:rPr>
+          <w:rFonts w:ascii="Arial" w:hAnsi="Arial" w:eastAsia="Arial" w:cs="Arial"/>
+          <w:b w:val="0"/>
+          <w:bCs w:val="0"/>
+          <w:noProof w:val="0"/>
+          <w:sz w:val="24"/>
+          <w:szCs w:val="24"/>
+          <w:lang w:val="pt-BR"/>
+        </w:rPr>
+        <w:t xml:space="preserve"> do nosso projeto e principal parceira é a empresa Labi9 Tecnologia da Informação.</w:t>
       </w:r>
     </w:p>
     <w:p>
@@ -3281,12 +7030,16 @@
       </w:pPr>
       <w:bookmarkStart w:name="_Toc211596432" w:id="79"/>
       <w:bookmarkStart w:name="_Toc1355636706" w:id="1734714684"/>
+      <w:bookmarkStart w:name="_Toc1809103221" w:id="1580884246"/>
+      <w:bookmarkStart w:name="_Toc1538113312" w:id="1042039567"/>
       <w:r>
         <w:rPr/>
         <w:t>PARA QUEM SERÁ ELABORADO?</w:t>
       </w:r>
       <w:bookmarkEnd w:id="79"/>
       <w:bookmarkEnd w:id="1734714684"/>
+      <w:bookmarkEnd w:id="1580884246"/>
+      <w:bookmarkEnd w:id="1042039567"/>
     </w:p>
     <w:p>
       <w:pPr>
@@ -3380,12 +7133,16 @@
       </w:pPr>
       <w:bookmarkStart w:name="_Toc211596433" w:id="81"/>
       <w:bookmarkStart w:name="_Toc98817170" w:id="2098191535"/>
+      <w:bookmarkStart w:name="_Toc755591676" w:id="1537652575"/>
+      <w:bookmarkStart w:name="_Toc1385172284" w:id="199499829"/>
       <w:r>
         <w:rPr/>
         <w:t>QUANTO VAI CUSTAR?</w:t>
       </w:r>
       <w:bookmarkEnd w:id="81"/>
       <w:bookmarkEnd w:id="2098191535"/>
+      <w:bookmarkEnd w:id="1537652575"/>
+      <w:bookmarkEnd w:id="199499829"/>
     </w:p>
     <w:p>
       <w:pPr>
@@ -3479,32 +7236,9 @@
     </w:p>
     <w:p>
       <w:pPr>
-        <w:spacing w:line="360" w:lineRule="auto"/>
-        <w:jc w:val="both"/>
-      </w:pPr>
-    </w:p>
-    <w:p>
-      <w:pPr>
-        <w:spacing w:line="360" w:lineRule="auto"/>
-        <w:ind w:firstLine="0"/>
-        <w:jc w:val="both"/>
-        <w:rPr>
-          <w:sz w:val="22"/>
-          <w:szCs w:val="22"/>
-        </w:rPr>
-      </w:pPr>
-    </w:p>
-    <w:p>
-      <w:pPr>
-        <w:spacing w:line="360" w:lineRule="auto"/>
-        <w:ind w:firstLine="0"/>
-        <w:jc w:val="both"/>
-      </w:pPr>
-    </w:p>
-    <w:p>
-      <w:pPr>
-        <w:spacing w:line="360" w:lineRule="auto"/>
-        <w:ind w:firstLine="0"/>
+        <w:pStyle w:val="Normal"/>
+        <w:spacing w:line="360" w:lineRule="auto"/>
+        <w:ind/>
         <w:jc w:val="both"/>
       </w:pPr>
     </w:p>
@@ -3533,6 +7267,8 @@
       </w:pPr>
       <w:bookmarkStart w:name="_Toc211596434" w:id="83"/>
       <w:bookmarkStart w:name="_Toc826985949" w:id="2077515094"/>
+      <w:bookmarkStart w:name="_Toc815780500" w:id="78377216"/>
+      <w:bookmarkStart w:name="_Toc1533040109" w:id="1826597570"/>
       <w:r>
         <w:rPr/>
         <w:t xml:space="preserve">Casos de </w:t>
@@ -3543,6 +7279,8 @@
       </w:r>
       <w:bookmarkEnd w:id="83"/>
       <w:bookmarkEnd w:id="2077515094"/>
+      <w:bookmarkEnd w:id="78377216"/>
+      <w:bookmarkEnd w:id="1826597570"/>
     </w:p>
     <w:p>
       <w:pPr>
@@ -3688,12 +7426,16 @@
       </w:pPr>
       <w:bookmarkStart w:name="_Toc211596435" w:id="87"/>
       <w:bookmarkStart w:name="_Toc1549683153" w:id="1809403752"/>
+      <w:bookmarkStart w:name="_Toc156899280" w:id="91937402"/>
+      <w:bookmarkStart w:name="_Toc125531654" w:id="981360992"/>
       <w:r>
         <w:rPr/>
         <w:t>Casos de uso resumidos</w:t>
       </w:r>
       <w:bookmarkEnd w:id="87"/>
       <w:bookmarkEnd w:id="1809403752"/>
+      <w:bookmarkEnd w:id="91937402"/>
+      <w:bookmarkEnd w:id="981360992"/>
     </w:p>
     <w:tbl>
       <w:tblPr>
@@ -4254,12 +7996,16 @@
       </w:pPr>
       <w:bookmarkStart w:name="_Toc211596436" w:id="89"/>
       <w:bookmarkStart w:name="_Toc927531732" w:id="143053170"/>
+      <w:bookmarkStart w:name="_Toc619038882" w:id="2048371144"/>
+      <w:bookmarkStart w:name="_Toc897473987" w:id="1796351971"/>
       <w:r>
         <w:rPr/>
         <w:t>CASOS DE USO DETALHADOS</w:t>
       </w:r>
       <w:bookmarkEnd w:id="89"/>
       <w:bookmarkEnd w:id="143053170"/>
+      <w:bookmarkEnd w:id="2048371144"/>
+      <w:bookmarkEnd w:id="1796351971"/>
     </w:p>
     <w:p>
       <w:pPr>
@@ -4269,6 +8015,8 @@
         <w:rPr/>
       </w:pPr>
       <w:bookmarkStart w:name="_Toc905594936" w:id="1686052293"/>
+      <w:bookmarkStart w:name="_Toc643299625" w:id="1072999667"/>
+      <w:bookmarkStart w:name="_Toc263656008" w:id="338106111"/>
       <w:r>
         <w:rPr/>
         <w:t xml:space="preserve">Caso de Uso: </w:t>
@@ -4290,6 +8038,8 @@
         <w:t>o</w:t>
       </w:r>
       <w:bookmarkEnd w:id="1686052293"/>
+      <w:bookmarkEnd w:id="1072999667"/>
+      <w:bookmarkEnd w:id="338106111"/>
     </w:p>
     <w:p>
       <w:pPr>
@@ -4918,11 +8668,15 @@
         <w:rPr/>
       </w:pPr>
       <w:bookmarkStart w:name="_Toc315076312" w:id="202287591"/>
+      <w:bookmarkStart w:name="_Toc88815558" w:id="1073981697"/>
+      <w:bookmarkStart w:name="_Toc671496951" w:id="334328817"/>
       <w:r>
         <w:rPr/>
         <w:t>Caso de Uso: Organizar Evento</w:t>
       </w:r>
       <w:bookmarkEnd w:id="202287591"/>
+      <w:bookmarkEnd w:id="1073981697"/>
+      <w:bookmarkEnd w:id="334328817"/>
     </w:p>
     <w:p>
       <w:pPr>
@@ -5389,81 +9143,643 @@
     </w:p>
     <w:p>
       <w:pPr>
+        <w:pStyle w:val="Normal"/>
+        <w:suppressLineNumbers w:val="0"/>
+        <w:bidi w:val="0"/>
+        <w:spacing w:before="0" w:beforeAutospacing="off" w:after="0" w:afterAutospacing="off" w:line="360" w:lineRule="auto"/>
+        <w:ind w:left="720" w:right="0" w:hanging="0"/>
+        <w:jc w:val="both"/>
+      </w:pPr>
+      <w:r>
+        <w:rPr/>
+        <w:t>Campos obrigatórios:</w:t>
+      </w:r>
+    </w:p>
+    <w:p>
+      <w:pPr>
         <w:pStyle w:val="PargrafodaLista"/>
         <w:numPr>
           <w:ilvl w:val="0"/>
-          <w:numId w:val="53"/>
+          <w:numId w:val="57"/>
         </w:numPr>
         <w:suppressLineNumbers w:val="0"/>
         <w:bidi w:val="0"/>
         <w:spacing w:before="0" w:beforeAutospacing="off" w:after="0" w:afterAutospacing="off" w:line="360" w:lineRule="auto"/>
         <w:ind w:right="0"/>
-        <w:jc w:val="both"/>
-        <w:rPr/>
-      </w:pPr>
+        <w:jc w:val="left"/>
+        <w:rPr>
+          <w:rFonts w:ascii="Arial" w:hAnsi="Arial" w:eastAsia="Arial" w:cs="Arial"/>
+          <w:sz w:val="24"/>
+          <w:szCs w:val="24"/>
+        </w:rPr>
+      </w:pPr>
+      <w:r>
+        <w:rPr>
+          <w:rFonts w:ascii="Arial" w:hAnsi="Arial" w:eastAsia="Arial" w:cs="Arial"/>
+          <w:sz w:val="24"/>
+          <w:szCs w:val="24"/>
+        </w:rPr>
+        <w:t>Título</w:t>
+      </w:r>
     </w:p>
     <w:p>
       <w:pPr>
         <w:pStyle w:val="PargrafodaLista"/>
         <w:numPr>
           <w:ilvl w:val="0"/>
-          <w:numId w:val="53"/>
+          <w:numId w:val="57"/>
         </w:numPr>
         <w:suppressLineNumbers w:val="0"/>
         <w:bidi w:val="0"/>
         <w:spacing w:before="0" w:beforeAutospacing="off" w:after="0" w:afterAutospacing="off" w:line="360" w:lineRule="auto"/>
         <w:ind w:right="0"/>
-        <w:jc w:val="both"/>
-        <w:rPr/>
-      </w:pPr>
+        <w:jc w:val="left"/>
+        <w:rPr>
+          <w:rFonts w:ascii="Arial" w:hAnsi="Arial" w:eastAsia="Arial" w:cs="Arial"/>
+          <w:sz w:val="24"/>
+          <w:szCs w:val="24"/>
+        </w:rPr>
+      </w:pPr>
+      <w:r>
+        <w:rPr>
+          <w:rFonts w:ascii="Arial" w:hAnsi="Arial" w:eastAsia="Arial" w:cs="Arial"/>
+          <w:sz w:val="24"/>
+          <w:szCs w:val="24"/>
+        </w:rPr>
+        <w:t>Capacidade máxima</w:t>
+      </w:r>
     </w:p>
     <w:p>
       <w:pPr>
         <w:pStyle w:val="PargrafodaLista"/>
         <w:numPr>
           <w:ilvl w:val="0"/>
-          <w:numId w:val="53"/>
+          <w:numId w:val="57"/>
         </w:numPr>
         <w:suppressLineNumbers w:val="0"/>
         <w:bidi w:val="0"/>
         <w:spacing w:before="0" w:beforeAutospacing="off" w:after="0" w:afterAutospacing="off" w:line="360" w:lineRule="auto"/>
         <w:ind w:right="0"/>
-        <w:jc w:val="both"/>
-        <w:rPr/>
-      </w:pPr>
+        <w:jc w:val="left"/>
+        <w:rPr>
+          <w:rFonts w:ascii="Arial" w:hAnsi="Arial" w:eastAsia="Arial" w:cs="Arial"/>
+          <w:sz w:val="24"/>
+          <w:szCs w:val="24"/>
+        </w:rPr>
+      </w:pPr>
+      <w:r>
+        <w:rPr>
+          <w:rFonts w:ascii="Arial" w:hAnsi="Arial" w:eastAsia="Arial" w:cs="Arial"/>
+          <w:sz w:val="24"/>
+          <w:szCs w:val="24"/>
+        </w:rPr>
+        <w:t>Tipo de localização (presencial, online ou híbrido)</w:t>
+      </w:r>
     </w:p>
     <w:p>
       <w:pPr>
         <w:pStyle w:val="PargrafodaLista"/>
         <w:numPr>
           <w:ilvl w:val="0"/>
-          <w:numId w:val="53"/>
+          <w:numId w:val="57"/>
         </w:numPr>
         <w:suppressLineNumbers w:val="0"/>
         <w:bidi w:val="0"/>
         <w:spacing w:before="0" w:beforeAutospacing="off" w:after="0" w:afterAutospacing="off" w:line="360" w:lineRule="auto"/>
         <w:ind w:right="0"/>
-        <w:jc w:val="both"/>
+        <w:jc w:val="left"/>
         <w:rPr>
           <w:rFonts w:ascii="Arial" w:hAnsi="Arial" w:eastAsia="Arial" w:cs="Arial"/>
           <w:sz w:val="24"/>
           <w:szCs w:val="24"/>
         </w:rPr>
       </w:pPr>
+      <w:r>
+        <w:rPr>
+          <w:rFonts w:ascii="Arial" w:hAnsi="Arial" w:eastAsia="Arial" w:cs="Arial"/>
+          <w:sz w:val="24"/>
+          <w:szCs w:val="24"/>
+        </w:rPr>
+        <w:t>Data e hora de início</w:t>
+      </w:r>
     </w:p>
     <w:p>
       <w:pPr>
         <w:pStyle w:val="PargrafodaLista"/>
         <w:numPr>
           <w:ilvl w:val="0"/>
-          <w:numId w:val="53"/>
+          <w:numId w:val="57"/>
         </w:numPr>
         <w:suppressLineNumbers w:val="0"/>
         <w:bidi w:val="0"/>
         <w:spacing w:before="0" w:beforeAutospacing="off" w:after="0" w:afterAutospacing="off" w:line="360" w:lineRule="auto"/>
         <w:ind w:right="0"/>
-        <w:jc w:val="both"/>
-        <w:rPr/>
+        <w:jc w:val="left"/>
+        <w:rPr>
+          <w:rFonts w:ascii="Arial" w:hAnsi="Arial" w:eastAsia="Arial" w:cs="Arial"/>
+          <w:sz w:val="24"/>
+          <w:szCs w:val="24"/>
+        </w:rPr>
+      </w:pPr>
+      <w:r>
+        <w:rPr>
+          <w:rFonts w:ascii="Arial" w:hAnsi="Arial" w:eastAsia="Arial" w:cs="Arial"/>
+          <w:sz w:val="24"/>
+          <w:szCs w:val="24"/>
+        </w:rPr>
+        <w:t>Data e hora de fim</w:t>
+      </w:r>
+    </w:p>
+    <w:p>
+      <w:pPr>
+        <w:pStyle w:val="PargrafodaLista"/>
+        <w:numPr>
+          <w:ilvl w:val="0"/>
+          <w:numId w:val="57"/>
+        </w:numPr>
+        <w:suppressLineNumbers w:val="0"/>
+        <w:bidi w:val="0"/>
+        <w:spacing w:before="0" w:beforeAutospacing="off" w:after="0" w:afterAutospacing="off" w:line="360" w:lineRule="auto"/>
+        <w:ind w:right="0"/>
+        <w:jc w:val="left"/>
+        <w:rPr>
+          <w:rFonts w:ascii="Arial" w:hAnsi="Arial" w:eastAsia="Arial" w:cs="Arial"/>
+          <w:sz w:val="24"/>
+          <w:szCs w:val="24"/>
+        </w:rPr>
+      </w:pPr>
+      <w:r>
+        <w:rPr>
+          <w:rFonts w:ascii="Arial" w:hAnsi="Arial" w:eastAsia="Arial" w:cs="Arial"/>
+          <w:sz w:val="24"/>
+          <w:szCs w:val="24"/>
+        </w:rPr>
+        <w:t xml:space="preserve">Categoria (música, esportes, </w:t>
+      </w:r>
+      <w:r>
+        <w:rPr>
+          <w:rFonts w:ascii="Arial" w:hAnsi="Arial" w:eastAsia="Arial" w:cs="Arial"/>
+          <w:sz w:val="24"/>
+          <w:szCs w:val="24"/>
+        </w:rPr>
+        <w:t>tecnologia etc.</w:t>
+      </w:r>
+      <w:r>
+        <w:rPr>
+          <w:rFonts w:ascii="Arial" w:hAnsi="Arial" w:eastAsia="Arial" w:cs="Arial"/>
+          <w:sz w:val="24"/>
+          <w:szCs w:val="24"/>
+        </w:rPr>
+        <w:t>)</w:t>
+      </w:r>
+    </w:p>
+    <w:p>
+      <w:pPr>
+        <w:pStyle w:val="PargrafodaLista"/>
+        <w:numPr>
+          <w:ilvl w:val="0"/>
+          <w:numId w:val="57"/>
+        </w:numPr>
+        <w:suppressLineNumbers w:val="0"/>
+        <w:bidi w:val="0"/>
+        <w:spacing w:before="0" w:beforeAutospacing="off" w:after="0" w:afterAutospacing="off" w:line="360" w:lineRule="auto"/>
+        <w:ind w:right="0"/>
+        <w:jc w:val="left"/>
+        <w:rPr>
+          <w:rFonts w:ascii="Arial" w:hAnsi="Arial" w:eastAsia="Arial" w:cs="Arial"/>
+          <w:sz w:val="24"/>
+          <w:szCs w:val="24"/>
+        </w:rPr>
+      </w:pPr>
+      <w:r>
+        <w:rPr>
+          <w:rFonts w:ascii="Arial" w:hAnsi="Arial" w:eastAsia="Arial" w:cs="Arial"/>
+          <w:sz w:val="24"/>
+          <w:szCs w:val="24"/>
+        </w:rPr>
+        <w:t>Flag para marcar se o evento é para maiores de 18 anos</w:t>
+      </w:r>
+    </w:p>
+    <w:p>
+      <w:pPr>
+        <w:pStyle w:val="PargrafodaLista"/>
+        <w:numPr>
+          <w:ilvl w:val="0"/>
+          <w:numId w:val="57"/>
+        </w:numPr>
+        <w:suppressLineNumbers w:val="0"/>
+        <w:bidi w:val="0"/>
+        <w:spacing w:before="0" w:beforeAutospacing="off" w:after="0" w:afterAutospacing="off" w:line="360" w:lineRule="auto"/>
+        <w:ind w:right="0"/>
+        <w:jc w:val="left"/>
+        <w:rPr>
+          <w:rFonts w:ascii="Arial" w:hAnsi="Arial" w:eastAsia="Arial" w:cs="Arial"/>
+          <w:b w:val="0"/>
+          <w:bCs w:val="0"/>
+          <w:sz w:val="24"/>
+          <w:szCs w:val="24"/>
+        </w:rPr>
+      </w:pPr>
+      <w:r>
+        <w:rPr>
+          <w:rFonts w:ascii="Arial" w:hAnsi="Arial" w:eastAsia="Arial" w:cs="Arial"/>
+          <w:sz w:val="24"/>
+          <w:szCs w:val="24"/>
+        </w:rPr>
+        <w:t>S</w:t>
+      </w:r>
+      <w:r>
+        <w:rPr>
+          <w:rFonts w:ascii="Arial" w:hAnsi="Arial" w:eastAsia="Arial" w:cs="Arial"/>
+          <w:b w:val="0"/>
+          <w:bCs w:val="0"/>
+          <w:sz w:val="24"/>
+          <w:szCs w:val="24"/>
+        </w:rPr>
+        <w:t>tatus (rascunho ou em aberto)</w:t>
+      </w:r>
+    </w:p>
+    <w:p>
+      <w:pPr>
+        <w:pStyle w:val="PargrafodaLista"/>
+        <w:bidi w:val="0"/>
+        <w:spacing w:before="0" w:beforeAutospacing="off" w:after="0" w:afterAutospacing="off" w:line="360" w:lineRule="auto"/>
+        <w:ind w:left="1778" w:right="0"/>
+        <w:jc w:val="left"/>
+        <w:rPr>
+          <w:rFonts w:ascii="Arial" w:hAnsi="Arial" w:eastAsia="Arial" w:cs="Arial"/>
+          <w:b w:val="0"/>
+          <w:bCs w:val="0"/>
+          <w:sz w:val="24"/>
+          <w:szCs w:val="24"/>
+        </w:rPr>
+      </w:pPr>
+    </w:p>
+    <w:p>
+      <w:pPr>
+        <w:pStyle w:val="Normal"/>
+        <w:bidi w:val="0"/>
+        <w:spacing w:before="0" w:beforeAutospacing="off" w:after="0" w:afterAutospacing="off" w:line="360" w:lineRule="auto"/>
+        <w:ind w:left="0" w:right="0" w:firstLine="0"/>
+        <w:jc w:val="left"/>
+        <w:rPr>
+          <w:rFonts w:ascii="Arial" w:hAnsi="Arial" w:eastAsia="Arial" w:cs="Arial"/>
+          <w:b w:val="0"/>
+          <w:bCs w:val="0"/>
+          <w:sz w:val="24"/>
+          <w:szCs w:val="24"/>
+        </w:rPr>
+      </w:pPr>
+      <w:r>
+        <w:rPr>
+          <w:rFonts w:ascii="Arial" w:hAnsi="Arial" w:eastAsia="Arial" w:cs="Arial"/>
+          <w:b w:val="0"/>
+          <w:bCs w:val="0"/>
+          <w:sz w:val="24"/>
+          <w:szCs w:val="24"/>
+        </w:rPr>
+        <w:t xml:space="preserve">  </w:t>
+      </w:r>
+      <w:r>
+        <w:tab/>
+      </w:r>
+      <w:r>
+        <w:rPr>
+          <w:rFonts w:ascii="Arial" w:hAnsi="Arial" w:eastAsia="Arial" w:cs="Arial"/>
+          <w:b w:val="0"/>
+          <w:bCs w:val="0"/>
+          <w:sz w:val="24"/>
+          <w:szCs w:val="24"/>
+        </w:rPr>
+        <w:t>Campos obrigatórios apenas se o tipo de localização for presencial ou híbrido</w:t>
+      </w:r>
+    </w:p>
+    <w:p>
+      <w:pPr>
+        <w:pStyle w:val="PargrafodaLista"/>
+        <w:numPr>
+          <w:ilvl w:val="0"/>
+          <w:numId w:val="58"/>
+        </w:numPr>
+        <w:bidi w:val="0"/>
+        <w:spacing w:before="0" w:beforeAutospacing="off" w:after="0" w:afterAutospacing="off" w:line="360" w:lineRule="auto"/>
+        <w:ind w:right="0"/>
+        <w:jc w:val="left"/>
+        <w:rPr>
+          <w:rFonts w:ascii="Arial" w:hAnsi="Arial" w:eastAsia="Arial" w:cs="Arial"/>
+          <w:b w:val="0"/>
+          <w:bCs w:val="0"/>
+          <w:sz w:val="24"/>
+          <w:szCs w:val="24"/>
+        </w:rPr>
+      </w:pPr>
+      <w:r>
+        <w:rPr>
+          <w:rFonts w:ascii="Arial" w:hAnsi="Arial" w:eastAsia="Arial" w:cs="Arial"/>
+          <w:b w:val="0"/>
+          <w:bCs w:val="0"/>
+          <w:sz w:val="24"/>
+          <w:szCs w:val="24"/>
+        </w:rPr>
+        <w:t>Nome do local</w:t>
+      </w:r>
+    </w:p>
+    <w:p>
+      <w:pPr>
+        <w:pStyle w:val="PargrafodaLista"/>
+        <w:numPr>
+          <w:ilvl w:val="0"/>
+          <w:numId w:val="58"/>
+        </w:numPr>
+        <w:bidi w:val="0"/>
+        <w:spacing w:before="0" w:beforeAutospacing="off" w:after="0" w:afterAutospacing="off" w:line="360" w:lineRule="auto"/>
+        <w:ind w:right="0"/>
+        <w:jc w:val="left"/>
+        <w:rPr>
+          <w:rFonts w:ascii="Arial" w:hAnsi="Arial" w:eastAsia="Arial" w:cs="Arial"/>
+          <w:b w:val="0"/>
+          <w:bCs w:val="0"/>
+          <w:sz w:val="24"/>
+          <w:szCs w:val="24"/>
+        </w:rPr>
+      </w:pPr>
+      <w:r>
+        <w:rPr>
+          <w:rFonts w:ascii="Arial" w:hAnsi="Arial" w:eastAsia="Arial" w:cs="Arial"/>
+          <w:b w:val="0"/>
+          <w:bCs w:val="0"/>
+          <w:sz w:val="24"/>
+          <w:szCs w:val="24"/>
+        </w:rPr>
+        <w:t>Cidade</w:t>
+      </w:r>
+    </w:p>
+    <w:p>
+      <w:pPr>
+        <w:pStyle w:val="PargrafodaLista"/>
+        <w:numPr>
+          <w:ilvl w:val="0"/>
+          <w:numId w:val="58"/>
+        </w:numPr>
+        <w:bidi w:val="0"/>
+        <w:spacing w:before="0" w:beforeAutospacing="off" w:after="0" w:afterAutospacing="off" w:line="360" w:lineRule="auto"/>
+        <w:ind w:right="0"/>
+        <w:jc w:val="left"/>
+        <w:rPr>
+          <w:rFonts w:ascii="Arial" w:hAnsi="Arial" w:eastAsia="Arial" w:cs="Arial"/>
+          <w:b w:val="0"/>
+          <w:bCs w:val="0"/>
+          <w:sz w:val="24"/>
+          <w:szCs w:val="24"/>
+        </w:rPr>
+      </w:pPr>
+      <w:r>
+        <w:rPr>
+          <w:rFonts w:ascii="Arial" w:hAnsi="Arial" w:eastAsia="Arial" w:cs="Arial"/>
+          <w:b w:val="0"/>
+          <w:bCs w:val="0"/>
+          <w:sz w:val="24"/>
+          <w:szCs w:val="24"/>
+        </w:rPr>
+        <w:t>CEP</w:t>
+      </w:r>
+    </w:p>
+    <w:p>
+      <w:pPr>
+        <w:pStyle w:val="PargrafodaLista"/>
+        <w:numPr>
+          <w:ilvl w:val="0"/>
+          <w:numId w:val="58"/>
+        </w:numPr>
+        <w:bidi w:val="0"/>
+        <w:spacing w:before="0" w:beforeAutospacing="off" w:after="0" w:afterAutospacing="off" w:line="360" w:lineRule="auto"/>
+        <w:ind w:right="0"/>
+        <w:jc w:val="left"/>
+        <w:rPr>
+          <w:rFonts w:ascii="Arial" w:hAnsi="Arial" w:eastAsia="Arial" w:cs="Arial"/>
+          <w:b w:val="0"/>
+          <w:bCs w:val="0"/>
+          <w:sz w:val="24"/>
+          <w:szCs w:val="24"/>
+        </w:rPr>
+      </w:pPr>
+      <w:r>
+        <w:rPr>
+          <w:rFonts w:ascii="Arial" w:hAnsi="Arial" w:eastAsia="Arial" w:cs="Arial"/>
+          <w:b w:val="0"/>
+          <w:bCs w:val="0"/>
+          <w:sz w:val="24"/>
+          <w:szCs w:val="24"/>
+        </w:rPr>
+        <w:t>Bairro</w:t>
+      </w:r>
+    </w:p>
+    <w:p>
+      <w:pPr>
+        <w:pStyle w:val="PargrafodaLista"/>
+        <w:numPr>
+          <w:ilvl w:val="0"/>
+          <w:numId w:val="58"/>
+        </w:numPr>
+        <w:bidi w:val="0"/>
+        <w:spacing w:before="0" w:beforeAutospacing="off" w:after="0" w:afterAutospacing="off" w:line="360" w:lineRule="auto"/>
+        <w:ind w:right="0"/>
+        <w:jc w:val="left"/>
+        <w:rPr>
+          <w:rFonts w:ascii="Arial" w:hAnsi="Arial" w:eastAsia="Arial" w:cs="Arial"/>
+          <w:b w:val="0"/>
+          <w:bCs w:val="0"/>
+          <w:sz w:val="24"/>
+          <w:szCs w:val="24"/>
+        </w:rPr>
+      </w:pPr>
+      <w:r>
+        <w:rPr>
+          <w:rFonts w:ascii="Arial" w:hAnsi="Arial" w:eastAsia="Arial" w:cs="Arial"/>
+          <w:b w:val="0"/>
+          <w:bCs w:val="0"/>
+          <w:sz w:val="24"/>
+          <w:szCs w:val="24"/>
+        </w:rPr>
+        <w:t>Rua</w:t>
+      </w:r>
+    </w:p>
+    <w:p>
+      <w:pPr>
+        <w:pStyle w:val="PargrafodaLista"/>
+        <w:numPr>
+          <w:ilvl w:val="0"/>
+          <w:numId w:val="58"/>
+        </w:numPr>
+        <w:bidi w:val="0"/>
+        <w:spacing w:before="0" w:beforeAutospacing="off" w:after="0" w:afterAutospacing="off" w:line="360" w:lineRule="auto"/>
+        <w:ind w:right="0"/>
+        <w:jc w:val="left"/>
+        <w:rPr>
+          <w:rFonts w:ascii="Arial" w:hAnsi="Arial" w:eastAsia="Arial" w:cs="Arial"/>
+          <w:b w:val="0"/>
+          <w:bCs w:val="0"/>
+          <w:sz w:val="24"/>
+          <w:szCs w:val="24"/>
+        </w:rPr>
+      </w:pPr>
+      <w:r>
+        <w:rPr>
+          <w:rFonts w:ascii="Arial" w:hAnsi="Arial" w:eastAsia="Arial" w:cs="Arial"/>
+          <w:b w:val="0"/>
+          <w:bCs w:val="0"/>
+          <w:sz w:val="24"/>
+          <w:szCs w:val="24"/>
+        </w:rPr>
+        <w:t>Número</w:t>
+      </w:r>
+    </w:p>
+    <w:p>
+      <w:pPr>
+        <w:pStyle w:val="PargrafodaLista"/>
+        <w:bidi w:val="0"/>
+        <w:spacing w:before="0" w:beforeAutospacing="off" w:after="0" w:afterAutospacing="off" w:line="360" w:lineRule="auto"/>
+        <w:ind w:left="1776" w:right="0" w:firstLine="0"/>
+        <w:jc w:val="left"/>
+        <w:rPr>
+          <w:rFonts w:ascii="Arial" w:hAnsi="Arial" w:eastAsia="Arial" w:cs="Arial"/>
+          <w:b w:val="0"/>
+          <w:bCs w:val="0"/>
+          <w:sz w:val="24"/>
+          <w:szCs w:val="24"/>
+        </w:rPr>
+      </w:pPr>
+    </w:p>
+    <w:p>
+      <w:pPr>
+        <w:pStyle w:val="Normal"/>
+        <w:bidi w:val="0"/>
+        <w:spacing w:before="0" w:beforeAutospacing="off" w:after="0" w:afterAutospacing="off" w:line="360" w:lineRule="auto"/>
+        <w:ind w:left="720" w:right="0" w:firstLine="0"/>
+        <w:jc w:val="left"/>
+        <w:rPr>
+          <w:rFonts w:ascii="Arial" w:hAnsi="Arial" w:eastAsia="Arial" w:cs="Arial"/>
+          <w:b w:val="0"/>
+          <w:bCs w:val="0"/>
+          <w:sz w:val="24"/>
+          <w:szCs w:val="24"/>
+        </w:rPr>
+      </w:pPr>
+      <w:r>
+        <w:rPr>
+          <w:rFonts w:ascii="Arial" w:hAnsi="Arial" w:eastAsia="Arial" w:cs="Arial"/>
+          <w:b w:val="0"/>
+          <w:bCs w:val="0"/>
+          <w:sz w:val="24"/>
+          <w:szCs w:val="24"/>
+        </w:rPr>
+        <w:t>Campos opcionais</w:t>
+      </w:r>
+    </w:p>
+    <w:p>
+      <w:pPr>
+        <w:pStyle w:val="PargrafodaLista"/>
+        <w:numPr>
+          <w:ilvl w:val="0"/>
+          <w:numId w:val="59"/>
+        </w:numPr>
+        <w:bidi w:val="0"/>
+        <w:spacing w:before="0" w:beforeAutospacing="off" w:after="0" w:afterAutospacing="off" w:line="360" w:lineRule="auto"/>
+        <w:ind w:right="0"/>
+        <w:jc w:val="left"/>
+        <w:rPr>
+          <w:rFonts w:ascii="Arial" w:hAnsi="Arial" w:eastAsia="Arial" w:cs="Arial"/>
+          <w:b w:val="0"/>
+          <w:bCs w:val="0"/>
+          <w:sz w:val="24"/>
+          <w:szCs w:val="24"/>
+        </w:rPr>
+      </w:pPr>
+      <w:r>
+        <w:rPr>
+          <w:rFonts w:ascii="Arial" w:hAnsi="Arial" w:eastAsia="Arial" w:cs="Arial"/>
+          <w:b w:val="0"/>
+          <w:bCs w:val="0"/>
+          <w:sz w:val="24"/>
+          <w:szCs w:val="24"/>
+        </w:rPr>
+        <w:t>Descrição</w:t>
+      </w:r>
+    </w:p>
+    <w:p>
+      <w:pPr>
+        <w:pStyle w:val="PargrafodaLista"/>
+        <w:numPr>
+          <w:ilvl w:val="0"/>
+          <w:numId w:val="59"/>
+        </w:numPr>
+        <w:bidi w:val="0"/>
+        <w:spacing w:before="0" w:beforeAutospacing="off" w:after="0" w:afterAutospacing="off" w:line="360" w:lineRule="auto"/>
+        <w:ind w:right="0"/>
+        <w:jc w:val="left"/>
+        <w:rPr>
+          <w:rFonts w:ascii="Arial" w:hAnsi="Arial" w:eastAsia="Arial" w:cs="Arial"/>
+          <w:b w:val="0"/>
+          <w:bCs w:val="0"/>
+          <w:sz w:val="24"/>
+          <w:szCs w:val="24"/>
+        </w:rPr>
+      </w:pPr>
+      <w:r>
+        <w:rPr>
+          <w:rFonts w:ascii="Arial" w:hAnsi="Arial" w:eastAsia="Arial" w:cs="Arial"/>
+          <w:b w:val="0"/>
+          <w:bCs w:val="0"/>
+          <w:sz w:val="24"/>
+          <w:szCs w:val="24"/>
+        </w:rPr>
+        <w:t>Banner do evento</w:t>
+      </w:r>
+    </w:p>
+    <w:p>
+      <w:pPr>
+        <w:pStyle w:val="PargrafodaLista"/>
+        <w:numPr>
+          <w:ilvl w:val="0"/>
+          <w:numId w:val="59"/>
+        </w:numPr>
+        <w:bidi w:val="0"/>
+        <w:spacing w:before="0" w:beforeAutospacing="off" w:after="0" w:afterAutospacing="off" w:line="360" w:lineRule="auto"/>
+        <w:ind w:right="0"/>
+        <w:jc w:val="left"/>
+        <w:rPr>
+          <w:rFonts w:ascii="Arial" w:hAnsi="Arial" w:eastAsia="Arial" w:cs="Arial"/>
+          <w:b w:val="0"/>
+          <w:bCs w:val="0"/>
+          <w:sz w:val="24"/>
+          <w:szCs w:val="24"/>
+        </w:rPr>
+      </w:pPr>
+      <w:r>
+        <w:rPr>
+          <w:rFonts w:ascii="Arial" w:hAnsi="Arial" w:eastAsia="Arial" w:cs="Arial"/>
+          <w:b w:val="0"/>
+          <w:bCs w:val="0"/>
+          <w:sz w:val="24"/>
+          <w:szCs w:val="24"/>
+        </w:rPr>
+        <w:t>Complemento</w:t>
+      </w:r>
+    </w:p>
+    <w:p>
+      <w:pPr>
+        <w:pStyle w:val="Normal"/>
+        <w:bidi w:val="0"/>
+        <w:spacing w:before="0" w:beforeAutospacing="off" w:after="0" w:afterAutospacing="off" w:line="360" w:lineRule="auto"/>
+        <w:ind w:left="0" w:right="0" w:firstLine="0"/>
+        <w:jc w:val="left"/>
+        <w:rPr>
+          <w:rFonts w:ascii="Arial" w:hAnsi="Arial" w:eastAsia="Arial" w:cs="Arial"/>
+          <w:b w:val="0"/>
+          <w:bCs w:val="0"/>
+          <w:sz w:val="24"/>
+          <w:szCs w:val="24"/>
+        </w:rPr>
       </w:pPr>
     </w:p>
     <w:p>
@@ -5818,12 +10134,16 @@
       </w:pPr>
       <w:bookmarkStart w:name="_Toc211596439" w:id="93"/>
       <w:bookmarkStart w:name="_Toc75493863" w:id="199782629"/>
+      <w:bookmarkStart w:name="_Toc1444578306" w:id="379376516"/>
+      <w:bookmarkStart w:name="_Toc1745642989" w:id="1264537207"/>
       <w:r>
         <w:rPr/>
         <w:t>Personas</w:t>
       </w:r>
       <w:bookmarkEnd w:id="93"/>
       <w:bookmarkEnd w:id="199782629"/>
+      <w:bookmarkEnd w:id="379376516"/>
+      <w:bookmarkEnd w:id="1264537207"/>
     </w:p>
     <w:p>
       <w:pPr>
@@ -5839,6 +10159,8 @@
         <w:rPr/>
       </w:pPr>
       <w:bookmarkStart w:name="_Toc2068419887" w:id="38054741"/>
+      <w:bookmarkStart w:name="_Toc1070876317" w:id="1743083144"/>
+      <w:bookmarkStart w:name="_Toc1852244707" w:id="1571667663"/>
       <w:r>
         <w:rPr/>
         <w:t>PERSONA 1 - “</w:t>
@@ -5852,6 +10174,8 @@
         <w:t>”</w:t>
       </w:r>
       <w:bookmarkEnd w:id="38054741"/>
+      <w:bookmarkEnd w:id="1743083144"/>
+      <w:bookmarkEnd w:id="1571667663"/>
     </w:p>
     <w:p>
       <w:pPr>
@@ -6007,6 +10331,8 @@
         <w:rPr/>
       </w:pPr>
       <w:bookmarkStart w:name="_Toc691174062" w:id="89884336"/>
+      <w:bookmarkStart w:name="_Toc399356069" w:id="2072387313"/>
+      <w:bookmarkStart w:name="_Toc15560502" w:id="999063599"/>
       <w:r>
         <w:rPr/>
         <w:t>PERSONA 2 - “</w:t>
@@ -6020,6 +10346,8 @@
         <w:t>”</w:t>
       </w:r>
       <w:bookmarkEnd w:id="89884336"/>
+      <w:bookmarkEnd w:id="2072387313"/>
+      <w:bookmarkEnd w:id="999063599"/>
     </w:p>
     <w:p>
       <w:pPr>
@@ -6174,8 +10502,16 @@
       </w:pPr>
       <w:r>
         <w:rPr/>
-        <w:t xml:space="preserve">    BPMN</w:t>
-      </w:r>
+        <w:t xml:space="preserve">    </w:t>
+      </w:r>
+      <w:bookmarkStart w:name="_Toc983540111" w:id="913213015"/>
+      <w:bookmarkStart w:name="_Toc1441998094" w:id="834703327"/>
+      <w:r>
+        <w:rPr/>
+        <w:t>BPMN</w:t>
+      </w:r>
+      <w:bookmarkEnd w:id="913213015"/>
+      <w:bookmarkEnd w:id="834703327"/>
     </w:p>
     <w:p>
       <w:pPr>
@@ -6187,11 +10523,41 @@
         <w:t>Segue abaixo alguns dos diagramas BPMN que realizamos para o nosso projeto:</w:t>
       </w:r>
     </w:p>
-    <w:p w14:noSpellErr="1">
-      <w:pPr>
-        <w:pStyle w:val="Normal"/>
+    <w:p>
+      <w:pPr>
         <w:widowControl w:val="1"/>
-      </w:pPr>
+        <w:spacing w:line="360" w:lineRule="auto"/>
+        <w:jc w:val="both"/>
+        <w:rPr>
+          <w:rFonts w:ascii="Arial" w:hAnsi="Arial" w:eastAsia="Arial" w:cs="Arial"/>
+          <w:b w:val="1"/>
+          <w:bCs w:val="1"/>
+          <w:noProof w:val="0"/>
+          <w:sz w:val="24"/>
+          <w:szCs w:val="24"/>
+          <w:lang w:val="pt-BR"/>
+        </w:rPr>
+      </w:pPr>
+    </w:p>
+    <w:p>
+      <w:pPr>
+        <w:widowControl w:val="1"/>
+        <w:spacing w:line="360" w:lineRule="auto"/>
+        <w:ind w:firstLine="0"/>
+        <w:jc w:val="both"/>
+      </w:pPr>
+      <w:r>
+        <w:rPr>
+          <w:rFonts w:ascii="Arial" w:hAnsi="Arial" w:eastAsia="Arial" w:cs="Arial"/>
+          <w:b w:val="1"/>
+          <w:bCs w:val="1"/>
+          <w:noProof w:val="0"/>
+          <w:sz w:val="24"/>
+          <w:szCs w:val="24"/>
+          <w:lang w:val="pt-BR"/>
+        </w:rPr>
+        <w:t>Figura 5 - Fluxo de compra de ingresso</w:t>
+      </w:r>
     </w:p>
     <w:p>
       <w:pPr>
@@ -6199,10 +10565,14 @@
         <w:widowControl w:val="1"/>
         <w:ind w:firstLine="0"/>
         <w:jc w:val="left"/>
+        <w:rPr>
+          <w:b w:val="0"/>
+          <w:bCs w:val="0"/>
+        </w:rPr>
       </w:pPr>
       <w:r>
         <w:drawing>
-          <wp:inline wp14:editId="7101590D" wp14:anchorId="61D18600">
+          <wp:inline wp14:editId="43576004" wp14:anchorId="61D18600">
             <wp:extent cx="5762625" cy="1514475"/>
             <wp:effectExtent l="0" t="0" r="0" b="0"/>
             <wp:docPr id="1749935597" name="drawing"/>
@@ -6255,21 +10625,57 @@
       <w:r>
         <w:tab/>
       </w:r>
-      <w:r>
-        <w:rPr/>
-        <w:t>Fluxo de compra de ingresso</w:t>
-      </w:r>
     </w:p>
     <w:p>
       <w:pPr>
         <w:pStyle w:val="Normal"/>
         <w:widowControl w:val="1"/>
         <w:ind w:firstLine="0"/>
-        <w:jc w:val="center"/>
+        <w:jc w:val="left"/>
+        <w:rPr>
+          <w:b w:val="0"/>
+          <w:bCs w:val="0"/>
+        </w:rPr>
+      </w:pPr>
+    </w:p>
+    <w:p>
+      <w:pPr>
+        <w:pStyle w:val="Normal"/>
+        <w:widowControl w:val="1"/>
+        <w:ind w:firstLine="0"/>
+        <w:jc w:val="left"/>
+        <w:rPr>
+          <w:b w:val="0"/>
+          <w:bCs w:val="0"/>
+        </w:rPr>
+      </w:pPr>
+    </w:p>
+    <w:p>
+      <w:pPr>
+        <w:pStyle w:val="Normal"/>
+        <w:widowControl w:val="1"/>
+        <w:ind w:firstLine="0"/>
+        <w:jc w:val="left"/>
+        <w:rPr>
+          <w:b w:val="1"/>
+          <w:bCs w:val="1"/>
+        </w:rPr>
+      </w:pPr>
+    </w:p>
+    <w:p>
+      <w:pPr>
+        <w:pStyle w:val="Normal"/>
+        <w:widowControl w:val="1"/>
+        <w:ind w:firstLine="0"/>
+        <w:jc w:val="left"/>
+        <w:rPr>
+          <w:b w:val="0"/>
+          <w:bCs w:val="0"/>
+        </w:rPr>
       </w:pPr>
       <w:r>
         <w:drawing>
-          <wp:inline wp14:editId="11CF7A0E" wp14:anchorId="39CF8FE4">
+          <wp:inline wp14:editId="35982C55" wp14:anchorId="39CF8FE4">
             <wp:extent cx="5762625" cy="2705100"/>
             <wp:effectExtent l="0" t="0" r="0" b="0"/>
             <wp:docPr id="1575890725" name="drawing"/>
@@ -6311,8 +10717,25 @@
         </w:drawing>
       </w:r>
       <w:r>
-        <w:rPr/>
-        <w:t>Fluxo de convite de colaborador</w:t>
+        <w:rPr>
+          <w:b w:val="1"/>
+          <w:bCs w:val="1"/>
+        </w:rPr>
+        <w:t>F</w:t>
+      </w:r>
+      <w:r>
+        <w:rPr>
+          <w:b w:val="1"/>
+          <w:bCs w:val="1"/>
+        </w:rPr>
+        <w:t xml:space="preserve">onte: </w:t>
+      </w:r>
+      <w:r>
+        <w:rPr>
+          <w:b w:val="0"/>
+          <w:bCs w:val="0"/>
+        </w:rPr>
+        <w:t>Os autores (2026)</w:t>
       </w:r>
     </w:p>
     <w:p>
@@ -6320,11 +10743,60 @@
         <w:pStyle w:val="Normal"/>
         <w:widowControl w:val="1"/>
         <w:ind w:firstLine="0"/>
-        <w:jc w:val="center"/>
+        <w:jc w:val="left"/>
+        <w:rPr>
+          <w:b w:val="0"/>
+          <w:bCs w:val="0"/>
+        </w:rPr>
+      </w:pPr>
+    </w:p>
+    <w:p>
+      <w:pPr>
+        <w:pStyle w:val="Normal"/>
+        <w:widowControl w:val="1"/>
+        <w:ind w:firstLine="0"/>
+        <w:jc w:val="left"/>
+        <w:rPr>
+          <w:b w:val="1"/>
+          <w:bCs w:val="1"/>
+        </w:rPr>
+      </w:pPr>
+      <w:r>
+        <w:rPr>
+          <w:b w:val="1"/>
+          <w:bCs w:val="1"/>
+        </w:rPr>
+        <w:t xml:space="preserve">Figura 7 – </w:t>
+      </w:r>
+      <w:r>
+        <w:rPr>
+          <w:b w:val="1"/>
+          <w:bCs w:val="1"/>
+        </w:rPr>
+        <w:t>Checkin</w:t>
+      </w:r>
+      <w:r>
+        <w:rPr>
+          <w:b w:val="1"/>
+          <w:bCs w:val="1"/>
+        </w:rPr>
+        <w:t xml:space="preserve"> Evento</w:t>
+      </w:r>
+    </w:p>
+    <w:p>
+      <w:pPr>
+        <w:pStyle w:val="Normal"/>
+        <w:widowControl w:val="1"/>
+        <w:ind w:firstLine="0"/>
+        <w:jc w:val="left"/>
+        <w:rPr>
+          <w:b w:val="0"/>
+          <w:bCs w:val="0"/>
+        </w:rPr>
       </w:pPr>
       <w:r>
         <w:drawing>
-          <wp:inline wp14:editId="57008532" wp14:anchorId="07E2E344">
+          <wp:inline wp14:editId="1D1C9655" wp14:anchorId="07E2E344">
             <wp:extent cx="5762625" cy="2990850"/>
             <wp:effectExtent l="0" t="0" r="0" b="0"/>
             <wp:docPr id="1408978570" name="drawing"/>
@@ -6366,8 +10838,32 @@
         </w:drawing>
       </w:r>
       <w:r>
-        <w:rPr/>
-        <w:t>Checkin Evento</w:t>
+        <w:rPr>
+          <w:b w:val="1"/>
+          <w:bCs w:val="1"/>
+        </w:rPr>
+        <w:t>Fonte:</w:t>
+      </w:r>
+      <w:r>
+        <w:rPr>
+          <w:b w:val="0"/>
+          <w:bCs w:val="0"/>
+        </w:rPr>
+        <w:t xml:space="preserve"> Os </w:t>
+      </w:r>
+      <w:r>
+        <w:rPr>
+          <w:b w:val="0"/>
+          <w:bCs w:val="0"/>
+        </w:rPr>
+        <w:t xml:space="preserve">autores </w:t>
+      </w:r>
+      <w:r>
+        <w:rPr>
+          <w:b w:val="0"/>
+          <w:bCs w:val="0"/>
+        </w:rPr>
+        <w:t>(2026)</w:t>
       </w:r>
     </w:p>
     <w:p>
@@ -6386,6 +10882,8 @@
       </w:pPr>
       <w:bookmarkStart w:name="_Toc211596440" w:id="119"/>
       <w:bookmarkStart w:name="_Toc236427104" w:id="1772675964"/>
+      <w:bookmarkStart w:name="_Toc1103971741" w:id="1605154353"/>
+      <w:bookmarkStart w:name="_Toc1659163122" w:id="1081672179"/>
       <w:r>
         <w:rPr/>
         <w:t>Estudo</w:t>
@@ -6400,6 +10898,8 @@
       </w:r>
       <w:bookmarkEnd w:id="119"/>
       <w:bookmarkEnd w:id="1772675964"/>
+      <w:bookmarkEnd w:id="1605154353"/>
+      <w:bookmarkEnd w:id="1081672179"/>
       <w:r>
         <w:rPr/>
         <w:t> </w:t>
@@ -6419,6 +10919,8 @@
       </w:pPr>
       <w:bookmarkStart w:name="_Toc211596441" w:id="121"/>
       <w:bookmarkStart w:name="_Toc1802712037" w:id="1142028622"/>
+      <w:bookmarkStart w:name="_Toc229789503" w:id="2018869284"/>
+      <w:bookmarkStart w:name="_Toc1701244200" w:id="726746108"/>
       <w:r>
         <w:rPr>
           <w:rFonts w:eastAsia="Arial"/>
@@ -6429,6 +10931,8 @@
       </w:r>
       <w:bookmarkEnd w:id="121"/>
       <w:bookmarkEnd w:id="1142028622"/>
+      <w:bookmarkEnd w:id="2018869284"/>
+      <w:bookmarkEnd w:id="726746108"/>
     </w:p>
     <w:p>
       <w:pPr>
@@ -6531,6 +11035,8 @@
       </w:pPr>
       <w:bookmarkStart w:name="_Toc211596442" w:id="123"/>
       <w:bookmarkStart w:name="_Toc1271744004" w:id="528603702"/>
+      <w:bookmarkStart w:name="_Toc1262068914" w:id="1820300711"/>
+      <w:bookmarkStart w:name="_Toc2026788046" w:id="1286011654"/>
       <w:r>
         <w:rPr>
           <w:rFonts w:eastAsia="Arial"/>
@@ -6539,6 +11045,8 @@
       </w:r>
       <w:bookmarkEnd w:id="123"/>
       <w:bookmarkEnd w:id="528603702"/>
+      <w:bookmarkEnd w:id="1820300711"/>
+      <w:bookmarkEnd w:id="1286011654"/>
     </w:p>
     <w:p>
       <w:pPr>
@@ -6681,6 +11189,8 @@
       </w:pPr>
       <w:bookmarkStart w:name="_Toc211596443" w:id="125"/>
       <w:bookmarkStart w:name="_Toc1362769093" w:id="325803989"/>
+      <w:bookmarkStart w:name="_Toc956284135" w:id="24487226"/>
+      <w:bookmarkStart w:name="_Toc2048398507" w:id="973109965"/>
       <w:r>
         <w:rPr>
           <w:rFonts w:eastAsia="Arial"/>
@@ -6689,6 +11199,8 @@
       </w:r>
       <w:bookmarkEnd w:id="125"/>
       <w:bookmarkEnd w:id="325803989"/>
+      <w:bookmarkEnd w:id="24487226"/>
+      <w:bookmarkEnd w:id="973109965"/>
     </w:p>
     <w:p>
       <w:pPr>
@@ -6811,6 +11323,8 @@
       </w:pPr>
       <w:bookmarkStart w:name="_Toc211596444" w:id="127"/>
       <w:bookmarkStart w:name="_Toc1750400205" w:id="970195534"/>
+      <w:bookmarkStart w:name="_Toc1556068242" w:id="1988419512"/>
+      <w:bookmarkStart w:name="_Toc1590650649" w:id="160521815"/>
       <w:r>
         <w:rPr>
           <w:rFonts w:eastAsia="Arial"/>
@@ -6819,6 +11333,8 @@
       </w:r>
       <w:bookmarkEnd w:id="127"/>
       <w:bookmarkEnd w:id="970195534"/>
+      <w:bookmarkEnd w:id="1988419512"/>
+      <w:bookmarkEnd w:id="160521815"/>
     </w:p>
     <w:p>
       <w:pPr>
@@ -6971,6 +11487,8 @@
       </w:pPr>
       <w:bookmarkStart w:name="_Toc211596445" w:id="129"/>
       <w:bookmarkStart w:name="_Toc2014560598" w:id="696107716"/>
+      <w:bookmarkStart w:name="_Toc850055013" w:id="1610107624"/>
+      <w:bookmarkStart w:name="_Toc513793304" w:id="676842503"/>
       <w:r>
         <w:rPr>
           <w:rFonts w:eastAsia="Arial"/>
@@ -6979,6 +11497,8 @@
       </w:r>
       <w:bookmarkEnd w:id="129"/>
       <w:bookmarkEnd w:id="696107716"/>
+      <w:bookmarkEnd w:id="1610107624"/>
+      <w:bookmarkEnd w:id="676842503"/>
     </w:p>
     <w:p>
       <w:pPr>
@@ -7074,12 +11594,16 @@
       </w:pPr>
       <w:bookmarkStart w:name="_Toc211596446" w:id="131"/>
       <w:bookmarkStart w:name="_Toc1466128924" w:id="1371669425"/>
+      <w:bookmarkStart w:name="_Toc1010906765" w:id="1923784848"/>
+      <w:bookmarkStart w:name="_Toc346335800" w:id="1437765556"/>
       <w:r>
         <w:rPr/>
         <w:t>Modelo de dados</w:t>
       </w:r>
       <w:bookmarkEnd w:id="131"/>
       <w:bookmarkEnd w:id="1371669425"/>
+      <w:bookmarkEnd w:id="1923784848"/>
+      <w:bookmarkEnd w:id="1437765556"/>
     </w:p>
     <w:p>
       <w:pPr>
@@ -7182,12 +11706,16 @@
       </w:pPr>
       <w:bookmarkStart w:name="_Toc211596447" w:id="133"/>
       <w:bookmarkStart w:name="_Toc208500551" w:id="330938648"/>
+      <w:bookmarkStart w:name="_Toc1794341916" w:id="822799106"/>
+      <w:bookmarkStart w:name="_Toc1671397361" w:id="1944579041"/>
       <w:r>
         <w:rPr/>
         <w:t>Design</w:t>
       </w:r>
       <w:bookmarkEnd w:id="133"/>
       <w:bookmarkEnd w:id="330938648"/>
+      <w:bookmarkEnd w:id="822799106"/>
+      <w:bookmarkEnd w:id="1944579041"/>
     </w:p>
     <w:p>
       <w:pPr>
@@ -7201,10 +11729,38 @@
         <w:pStyle w:val="Normal"/>
         <w:widowControl w:val="1"/>
         <w:ind w:firstLine="0"/>
-      </w:pPr>
-      <w:r>
-        <w:rPr/>
-        <w:t>Logotipos:</w:t>
+        <w:rPr>
+          <w:b w:val="1"/>
+          <w:bCs w:val="1"/>
+        </w:rPr>
+      </w:pPr>
+      <w:r>
+        <w:rPr>
+          <w:b w:val="1"/>
+          <w:bCs w:val="1"/>
+        </w:rPr>
+        <w:t>Figura 8</w:t>
+      </w:r>
+      <w:r>
+        <w:rPr>
+          <w:b w:val="1"/>
+          <w:bCs w:val="1"/>
+        </w:rPr>
+        <w:t xml:space="preserve"> – </w:t>
+      </w:r>
+      <w:r>
+        <w:rPr>
+          <w:b w:val="1"/>
+          <w:bCs w:val="1"/>
+        </w:rPr>
+        <w:t>Logotipo</w:t>
+      </w:r>
+      <w:r>
+        <w:rPr>
+          <w:b w:val="1"/>
+          <w:bCs w:val="1"/>
+        </w:rPr>
+        <w:t xml:space="preserve"> por extenso</w:t>
       </w:r>
     </w:p>
     <w:p>
@@ -7213,13 +11769,10 @@
         <w:widowControl w:val="1"/>
         <w:ind w:firstLine="0"/>
         <w:jc w:val="center"/>
-        <w:rPr>
-          <w:u w:val="single"/>
-        </w:rPr>
       </w:pPr>
       <w:r>
         <w:drawing>
-          <wp:inline wp14:editId="3B64089A" wp14:anchorId="10E48B0A">
+          <wp:inline wp14:editId="7F5C7B4F" wp14:anchorId="10E48B0A">
             <wp:extent cx="4810125" cy="1399309"/>
             <wp:effectExtent l="0" t="0" r="0" b="0"/>
             <wp:docPr id="582069555" name="drawing"/>
@@ -7263,9 +11816,66 @@
       <w:r>
         <w:tab/>
       </w:r>
+    </w:p>
+    <w:p>
+      <w:pPr>
+        <w:pStyle w:val="Normal"/>
+        <w:widowControl w:val="1"/>
+        <w:ind w:firstLine="0"/>
+        <w:jc w:val="left"/>
+      </w:pPr>
+      <w:r>
+        <w:rPr>
+          <w:b w:val="1"/>
+          <w:bCs w:val="1"/>
+        </w:rPr>
+        <w:t xml:space="preserve">Fonte: </w:t>
+      </w:r>
+      <w:r>
+        <w:rPr/>
+        <w:t>Os autores (2026)</w:t>
+      </w:r>
+    </w:p>
+    <w:p>
+      <w:pPr>
+        <w:pStyle w:val="Normal"/>
+        <w:widowControl w:val="1"/>
+        <w:ind w:firstLine="0"/>
+        <w:jc w:val="left"/>
+      </w:pPr>
+    </w:p>
+    <w:p>
+      <w:pPr>
+        <w:pStyle w:val="Normal"/>
+        <w:widowControl w:val="1"/>
+        <w:ind w:firstLine="0"/>
+        <w:jc w:val="left"/>
+        <w:rPr>
+          <w:b w:val="1"/>
+          <w:bCs w:val="1"/>
+        </w:rPr>
+      </w:pPr>
+      <w:r>
+        <w:rPr>
+          <w:b w:val="1"/>
+          <w:bCs w:val="1"/>
+        </w:rPr>
+        <w:t>Figura 9 – Logotipo minimalista</w:t>
+      </w:r>
+    </w:p>
+    <w:p>
+      <w:pPr>
+        <w:pStyle w:val="Normal"/>
+        <w:widowControl w:val="1"/>
+        <w:ind w:firstLine="0"/>
+        <w:jc w:val="center"/>
+        <w:rPr>
+          <w:u w:val="single"/>
+        </w:rPr>
+      </w:pPr>
       <w:r>
         <w:drawing>
-          <wp:inline wp14:editId="3D8B979D" wp14:anchorId="594B0EE1">
+          <wp:inline wp14:editId="7E6A40EF" wp14:anchorId="594B0EE1">
             <wp:extent cx="1961449" cy="1951722"/>
             <wp:effectExtent l="0" t="0" r="0" b="0"/>
             <wp:docPr id="1664437213" name="drawing"/>
@@ -7311,6 +11921,38 @@
       <w:pPr>
         <w:pStyle w:val="Normal"/>
         <w:widowControl w:val="1"/>
+        <w:ind w:firstLine="0"/>
+        <w:jc w:val="left"/>
+        <w:rPr>
+          <w:b w:val="1"/>
+          <w:bCs w:val="1"/>
+        </w:rPr>
+      </w:pPr>
+      <w:r>
+        <w:rPr>
+          <w:b w:val="1"/>
+          <w:bCs w:val="1"/>
+        </w:rPr>
+        <w:t xml:space="preserve">Fonte: </w:t>
+      </w:r>
+      <w:r>
+        <w:rPr>
+          <w:b w:val="0"/>
+          <w:bCs w:val="0"/>
+        </w:rPr>
+        <w:t>Os autores (2026)</w:t>
+      </w:r>
+    </w:p>
+    <w:p>
+      <w:pPr>
+        <w:pStyle w:val="Normal"/>
+        <w:widowControl w:val="1"/>
+      </w:pPr>
+    </w:p>
+    <w:p>
+      <w:pPr>
+        <w:pStyle w:val="Normal"/>
+        <w:widowControl w:val="1"/>
       </w:pPr>
       <w:r>
         <w:rPr/>
@@ -7322,7 +11964,45 @@
       </w:r>
       <w:r>
         <w:rPr/>
-        <w:t>, enquanto na aplicação foi utilizado a Plus Jakarta Sans:</w:t>
+        <w:t xml:space="preserve">, enquanto na aplicação foi utilizado a Plus Jakarta </w:t>
+      </w:r>
+      <w:r>
+        <w:rPr/>
+        <w:t>Sans</w:t>
+      </w:r>
+      <w:r>
+        <w:rPr/>
+        <w:t>:</w:t>
+      </w:r>
+    </w:p>
+    <w:p>
+      <w:pPr>
+        <w:pStyle w:val="Normal"/>
+        <w:widowControl w:val="1"/>
+        <w:jc w:val="left"/>
+        <w:rPr>
+          <w:b w:val="1"/>
+          <w:bCs w:val="1"/>
+        </w:rPr>
+      </w:pPr>
+    </w:p>
+    <w:p>
+      <w:pPr>
+        <w:pStyle w:val="Normal"/>
+        <w:widowControl w:val="1"/>
+        <w:ind w:firstLine="0"/>
+        <w:jc w:val="left"/>
+        <w:rPr>
+          <w:b w:val="1"/>
+          <w:bCs w:val="1"/>
+        </w:rPr>
+      </w:pPr>
+      <w:r>
+        <w:rPr>
+          <w:b w:val="1"/>
+          <w:bCs w:val="1"/>
+        </w:rPr>
+        <w:t>Figura 10 – Fonte Fredoka</w:t>
       </w:r>
     </w:p>
     <w:p>
@@ -7334,7 +12014,7 @@
       </w:pPr>
       <w:r>
         <w:drawing>
-          <wp:inline wp14:editId="7181778A" wp14:anchorId="0CA39650">
+          <wp:inline wp14:editId="5DB43B15" wp14:anchorId="0CA39650">
             <wp:extent cx="1706033" cy="621991"/>
             <wp:effectExtent l="0" t="0" r="0" b="0"/>
             <wp:docPr id="1456497920" name="drawing"/>
@@ -7374,6 +12054,63 @@
             </a:graphic>
           </wp:inline>
         </w:drawing>
+      </w:r>
+    </w:p>
+    <w:p>
+      <w:pPr>
+        <w:pStyle w:val="Normal"/>
+        <w:widowControl w:val="1"/>
+        <w:ind w:firstLine="0"/>
+        <w:jc w:val="left"/>
+        <w:rPr>
+          <w:b w:val="0"/>
+          <w:bCs w:val="0"/>
+        </w:rPr>
+      </w:pPr>
+      <w:r>
+        <w:rPr>
+          <w:b w:val="1"/>
+          <w:bCs w:val="1"/>
+        </w:rPr>
+        <w:t>Fonte:</w:t>
+      </w:r>
+      <w:r>
+        <w:rPr>
+          <w:b w:val="0"/>
+          <w:bCs w:val="0"/>
+        </w:rPr>
+        <w:t xml:space="preserve"> Os autores (2026)</w:t>
+      </w:r>
+    </w:p>
+    <w:p>
+      <w:pPr>
+        <w:pStyle w:val="Normal"/>
+        <w:widowControl w:val="1"/>
+        <w:ind w:firstLine="0"/>
+        <w:jc w:val="left"/>
+        <w:rPr>
+          <w:b w:val="0"/>
+          <w:bCs w:val="0"/>
+        </w:rPr>
+      </w:pPr>
+    </w:p>
+    <w:p>
+      <w:pPr>
+        <w:pStyle w:val="Normal"/>
+        <w:widowControl w:val="1"/>
+        <w:ind w:firstLine="0"/>
+        <w:jc w:val="left"/>
+        <w:rPr>
+          <w:b w:val="1"/>
+          <w:bCs w:val="1"/>
+        </w:rPr>
+      </w:pPr>
+      <w:r>
+        <w:rPr>
+          <w:b w:val="1"/>
+          <w:bCs w:val="1"/>
+        </w:rPr>
+        <w:t>Figura 11 – Fonte Plus Jakarta Sans</w:t>
       </w:r>
     </w:p>
     <w:p>
@@ -7429,21 +12166,65 @@
       <w:pPr>
         <w:pStyle w:val="Normal"/>
         <w:widowControl w:val="1"/>
-      </w:pPr>
+        <w:ind w:firstLine="0"/>
+      </w:pPr>
+      <w:r>
+        <w:rPr>
+          <w:b w:val="1"/>
+          <w:bCs w:val="1"/>
+        </w:rPr>
+        <w:t>Fonte:</w:t>
+      </w:r>
+      <w:r>
+        <w:rPr/>
+        <w:t xml:space="preserve"> Os autores (2026)</w:t>
+      </w:r>
     </w:p>
     <w:p>
       <w:pPr>
         <w:pStyle w:val="Normal"/>
         <w:widowControl w:val="1"/>
+      </w:pPr>
+    </w:p>
+    <w:p>
+      <w:pPr>
+        <w:pStyle w:val="Normal"/>
+        <w:widowControl w:val="1"/>
+        <w:ind w:firstLine="0"/>
         <w:jc w:val="left"/>
-      </w:pPr>
-      <w:r>
-        <w:rPr/>
-        <w:t>Cores do projeto</w:t>
+        <w:rPr>
+          <w:b w:val="0"/>
+          <w:bCs w:val="0"/>
+        </w:rPr>
+      </w:pPr>
+      <w:r>
+        <w:rPr>
+          <w:b w:val="1"/>
+          <w:bCs w:val="1"/>
+        </w:rPr>
+        <w:t>Figura 1</w:t>
+      </w:r>
+      <w:r>
+        <w:rPr>
+          <w:b w:val="1"/>
+          <w:bCs w:val="1"/>
+        </w:rPr>
+        <w:t>2</w:t>
+      </w:r>
+      <w:r>
+        <w:rPr>
+          <w:b w:val="1"/>
+          <w:bCs w:val="1"/>
+        </w:rPr>
+        <w:t xml:space="preserve"> – Cores do projeto</w:t>
+      </w:r>
+      <w:r>
+        <w:rPr/>
+        <w:t xml:space="preserve"> </w:t>
       </w:r>
       <w:r>
         <w:drawing>
-          <wp:inline wp14:editId="356F11E1" wp14:anchorId="4DF5B6D4">
+          <wp:inline wp14:editId="2A4305D4" wp14:anchorId="4DF5B6D4">
             <wp:extent cx="5762625" cy="1590675"/>
             <wp:effectExtent l="0" t="0" r="0" b="0"/>
             <wp:docPr id="1820252337" name="drawing"/>
@@ -7484,6 +12265,20 @@
           </wp:inline>
         </w:drawing>
       </w:r>
+      <w:r>
+        <w:rPr>
+          <w:b w:val="1"/>
+          <w:bCs w:val="1"/>
+        </w:rPr>
+        <w:t xml:space="preserve">Fonte: </w:t>
+      </w:r>
+      <w:r>
+        <w:rPr>
+          <w:b w:val="0"/>
+          <w:bCs w:val="0"/>
+        </w:rPr>
+        <w:t>Os autores (2026)</w:t>
+      </w:r>
     </w:p>
     <w:p>
       <w:pPr>
@@ -7495,144 +12290,7 @@
       <w:pPr>
         <w:pStyle w:val="Normal"/>
         <w:widowControl w:val="1"/>
-      </w:pPr>
-    </w:p>
-    <w:p>
-      <w:pPr>
-        <w:pStyle w:val="Normal"/>
-        <w:widowControl w:val="1"/>
-      </w:pPr>
-    </w:p>
-    <w:p>
-      <w:pPr>
-        <w:pStyle w:val="Normal"/>
-        <w:widowControl w:val="1"/>
-      </w:pPr>
-    </w:p>
-    <w:p>
-      <w:pPr>
-        <w:pStyle w:val="Normal"/>
-        <w:widowControl w:val="1"/>
-      </w:pPr>
-    </w:p>
-    <w:p>
-      <w:pPr>
-        <w:pStyle w:val="Normal"/>
-        <w:widowControl w:val="1"/>
-      </w:pPr>
-    </w:p>
-    <w:p>
-      <w:pPr>
-        <w:pStyle w:val="Normal"/>
-        <w:widowControl w:val="1"/>
-      </w:pPr>
-    </w:p>
-    <w:p>
-      <w:pPr>
-        <w:pStyle w:val="Normal"/>
-        <w:widowControl w:val="1"/>
-      </w:pPr>
-    </w:p>
-    <w:p>
-      <w:pPr>
-        <w:pStyle w:val="Normal"/>
-        <w:widowControl w:val="1"/>
-      </w:pPr>
-    </w:p>
-    <w:p>
-      <w:pPr>
-        <w:pStyle w:val="Normal"/>
-        <w:widowControl w:val="1"/>
-      </w:pPr>
-    </w:p>
-    <w:p>
-      <w:pPr>
-        <w:pStyle w:val="Normal"/>
-        <w:widowControl w:val="1"/>
-      </w:pPr>
-    </w:p>
-    <w:p>
-      <w:pPr>
-        <w:pStyle w:val="Normal"/>
-        <w:widowControl w:val="1"/>
-      </w:pPr>
-    </w:p>
-    <w:p>
-      <w:pPr>
-        <w:pStyle w:val="Normal"/>
-        <w:widowControl w:val="1"/>
-      </w:pPr>
-    </w:p>
-    <w:p>
-      <w:pPr>
-        <w:pStyle w:val="Normal"/>
-        <w:widowControl w:val="1"/>
-      </w:pPr>
-    </w:p>
-    <w:p>
-      <w:pPr>
-        <w:pStyle w:val="Normal"/>
-        <w:widowControl w:val="1"/>
-      </w:pPr>
-    </w:p>
-    <w:p>
-      <w:pPr>
-        <w:pStyle w:val="Normal"/>
-        <w:widowControl w:val="1"/>
-      </w:pPr>
-    </w:p>
-    <w:p>
-      <w:pPr>
-        <w:pStyle w:val="Normal"/>
-        <w:widowControl w:val="1"/>
-      </w:pPr>
-    </w:p>
-    <w:p>
-      <w:pPr>
-        <w:pStyle w:val="Normal"/>
-        <w:widowControl w:val="1"/>
-      </w:pPr>
-    </w:p>
-    <w:p>
-      <w:pPr>
-        <w:pStyle w:val="Normal"/>
-        <w:widowControl w:val="1"/>
-      </w:pPr>
-    </w:p>
-    <w:p>
-      <w:pPr>
-        <w:pStyle w:val="Normal"/>
-        <w:widowControl w:val="1"/>
-      </w:pPr>
-    </w:p>
-    <w:p>
-      <w:pPr>
-        <w:pStyle w:val="Normal"/>
-        <w:widowControl w:val="1"/>
-      </w:pPr>
-    </w:p>
-    <w:p>
-      <w:pPr>
-        <w:pStyle w:val="Normal"/>
-        <w:widowControl w:val="1"/>
-      </w:pPr>
-    </w:p>
-    <w:p>
-      <w:pPr>
-        <w:pStyle w:val="Normal"/>
-        <w:widowControl w:val="1"/>
-      </w:pPr>
-    </w:p>
-    <w:p>
-      <w:pPr>
-        <w:pStyle w:val="Normal"/>
-        <w:widowControl w:val="1"/>
-      </w:pPr>
-    </w:p>
-    <w:p>
-      <w:pPr>
-        <w:pStyle w:val="Normal"/>
-        <w:widowControl w:val="1"/>
+        <w:ind w:firstLine="0"/>
       </w:pPr>
       <w:bookmarkStart w:name="_Toc211596452" w:id="153"/>
       <w:r>
@@ -7669,12 +12327,65 @@
         <w:ind w:firstLine="0"/>
         <w:jc w:val="center"/>
       </w:pPr>
+    </w:p>
+    <w:p>
+      <w:pPr>
+        <w:pStyle w:val="Normal"/>
+        <w:widowControl w:val="1"/>
+        <w:ind w:firstLine="0"/>
+        <w:jc w:val="center"/>
+      </w:pPr>
+    </w:p>
+    <w:p>
+      <w:pPr>
+        <w:pStyle w:val="Normal"/>
+        <w:widowControl w:val="1"/>
+        <w:ind w:firstLine="0"/>
+        <w:jc w:val="center"/>
+      </w:pPr>
+    </w:p>
+    <w:p>
+      <w:pPr>
+        <w:pStyle w:val="Normal"/>
+        <w:widowControl w:val="1"/>
+        <w:ind w:firstLine="0"/>
+        <w:jc w:val="center"/>
+      </w:pPr>
+    </w:p>
+    <w:p>
+      <w:pPr>
+        <w:pStyle w:val="Normal"/>
+        <w:widowControl w:val="1"/>
+        <w:ind w:firstLine="0"/>
+        <w:jc w:val="left"/>
+        <w:rPr>
+          <w:b w:val="1"/>
+          <w:bCs w:val="1"/>
+        </w:rPr>
+      </w:pPr>
+      <w:r>
+        <w:rPr>
+          <w:b w:val="1"/>
+          <w:bCs w:val="1"/>
+        </w:rPr>
+        <w:t>Figura 13 – Checkout de evento</w:t>
+      </w:r>
+    </w:p>
+    <w:p>
+      <w:pPr>
+        <w:pStyle w:val="Normal"/>
+        <w:widowControl w:val="1"/>
+        <w:suppressLineNumbers w:val="0"/>
+        <w:bidi w:val="0"/>
+        <w:ind w:firstLine="0"/>
+        <w:jc w:val="left"/>
+      </w:pPr>
       <w:r>
         <w:drawing>
-          <wp:inline wp14:editId="27508DAE" wp14:anchorId="3C67E4A2">
+          <wp:inline wp14:editId="13881F5A" wp14:anchorId="5D2E4082">
             <wp:extent cx="2590800" cy="5762625"/>
             <wp:effectExtent l="0" t="0" r="0" b="0"/>
-            <wp:docPr id="436751930" name="drawing"/>
+            <wp:docPr id="1168519072" name="drawing"/>
             <wp:cNvGraphicFramePr>
               <a:graphicFrameLocks noChangeAspect="1"/>
             </wp:cNvGraphicFramePr>
@@ -7712,12 +12423,183 @@
           </wp:inline>
         </w:drawing>
       </w:r>
+    </w:p>
+    <w:p>
+      <w:pPr>
+        <w:pStyle w:val="Normal"/>
+        <w:widowControl w:val="1"/>
+        <w:suppressLineNumbers w:val="0"/>
+        <w:bidi w:val="0"/>
+        <w:ind w:firstLine="0"/>
+        <w:jc w:val="left"/>
+        <w:rPr>
+          <w:b w:val="0"/>
+          <w:bCs w:val="0"/>
+        </w:rPr>
+      </w:pPr>
+      <w:r>
+        <w:rPr>
+          <w:b w:val="1"/>
+          <w:bCs w:val="1"/>
+        </w:rPr>
+        <w:t xml:space="preserve">Fonte: </w:t>
+      </w:r>
+      <w:r>
+        <w:rPr>
+          <w:b w:val="0"/>
+          <w:bCs w:val="0"/>
+        </w:rPr>
+        <w:t>Os autores (2026)</w:t>
+      </w:r>
+    </w:p>
+    <w:p>
+      <w:pPr>
+        <w:pStyle w:val="Normal"/>
+        <w:widowControl w:val="1"/>
+        <w:suppressLineNumbers w:val="0"/>
+        <w:bidi w:val="0"/>
+        <w:ind w:firstLine="0"/>
+        <w:jc w:val="left"/>
+        <w:rPr>
+          <w:b w:val="0"/>
+          <w:bCs w:val="0"/>
+        </w:rPr>
+      </w:pPr>
+    </w:p>
+    <w:p>
+      <w:pPr>
+        <w:pStyle w:val="Normal"/>
+        <w:widowControl w:val="1"/>
+        <w:suppressLineNumbers w:val="0"/>
+        <w:bidi w:val="0"/>
+        <w:ind w:firstLine="0"/>
+        <w:jc w:val="left"/>
+        <w:rPr>
+          <w:b w:val="1"/>
+          <w:bCs w:val="1"/>
+        </w:rPr>
+      </w:pPr>
+    </w:p>
+    <w:p>
+      <w:pPr>
+        <w:pStyle w:val="Normal"/>
+        <w:widowControl w:val="1"/>
+        <w:suppressLineNumbers w:val="0"/>
+        <w:bidi w:val="0"/>
+        <w:ind w:firstLine="0"/>
+        <w:jc w:val="left"/>
+        <w:rPr>
+          <w:b w:val="1"/>
+          <w:bCs w:val="1"/>
+        </w:rPr>
+      </w:pPr>
+    </w:p>
+    <w:p>
+      <w:pPr>
+        <w:pStyle w:val="Normal"/>
+        <w:widowControl w:val="1"/>
+        <w:suppressLineNumbers w:val="0"/>
+        <w:bidi w:val="0"/>
+        <w:ind w:firstLine="0"/>
+        <w:jc w:val="left"/>
+        <w:rPr>
+          <w:b w:val="1"/>
+          <w:bCs w:val="1"/>
+        </w:rPr>
+      </w:pPr>
+    </w:p>
+    <w:p>
+      <w:pPr>
+        <w:pStyle w:val="Normal"/>
+        <w:widowControl w:val="1"/>
+        <w:suppressLineNumbers w:val="0"/>
+        <w:bidi w:val="0"/>
+        <w:ind w:firstLine="0"/>
+        <w:jc w:val="left"/>
+        <w:rPr>
+          <w:b w:val="1"/>
+          <w:bCs w:val="1"/>
+        </w:rPr>
+      </w:pPr>
+    </w:p>
+    <w:p>
+      <w:pPr>
+        <w:pStyle w:val="Normal"/>
+        <w:widowControl w:val="1"/>
+        <w:suppressLineNumbers w:val="0"/>
+        <w:bidi w:val="0"/>
+        <w:ind w:firstLine="0"/>
+        <w:jc w:val="left"/>
+        <w:rPr>
+          <w:b w:val="1"/>
+          <w:bCs w:val="1"/>
+        </w:rPr>
+      </w:pPr>
+    </w:p>
+    <w:p>
+      <w:pPr>
+        <w:pStyle w:val="Normal"/>
+        <w:widowControl w:val="1"/>
+        <w:suppressLineNumbers w:val="0"/>
+        <w:bidi w:val="0"/>
+        <w:ind w:firstLine="0"/>
+        <w:jc w:val="left"/>
+        <w:rPr>
+          <w:b w:val="1"/>
+          <w:bCs w:val="1"/>
+        </w:rPr>
+      </w:pPr>
+    </w:p>
+    <w:p>
+      <w:pPr>
+        <w:pStyle w:val="Normal"/>
+        <w:widowControl w:val="1"/>
+        <w:suppressLineNumbers w:val="0"/>
+        <w:bidi w:val="0"/>
+        <w:ind w:firstLine="0"/>
+        <w:jc w:val="left"/>
+        <w:rPr>
+          <w:b w:val="1"/>
+          <w:bCs w:val="1"/>
+        </w:rPr>
+      </w:pPr>
+    </w:p>
+    <w:p>
+      <w:pPr>
+        <w:pStyle w:val="Normal"/>
+        <w:widowControl w:val="1"/>
+        <w:suppressLineNumbers w:val="0"/>
+        <w:bidi w:val="0"/>
+        <w:ind w:firstLine="0"/>
+        <w:jc w:val="left"/>
+        <w:rPr>
+          <w:b w:val="1"/>
+          <w:bCs w:val="1"/>
+        </w:rPr>
+      </w:pPr>
+      <w:r>
+        <w:rPr>
+          <w:b w:val="1"/>
+          <w:bCs w:val="1"/>
+        </w:rPr>
+        <w:t>Figura 14 – Painel do Organizador</w:t>
+      </w:r>
+    </w:p>
+    <w:p>
+      <w:pPr>
+        <w:pStyle w:val="Normal"/>
+        <w:widowControl w:val="1"/>
+        <w:suppressLineNumbers w:val="0"/>
+        <w:bidi w:val="0"/>
+        <w:ind w:firstLine="0"/>
+        <w:jc w:val="left"/>
+      </w:pPr>
       <w:r>
         <w:drawing>
-          <wp:inline wp14:editId="19CE0506" wp14:anchorId="5910554B">
+          <wp:inline wp14:editId="6D67ABA4" wp14:anchorId="146C029D">
             <wp:extent cx="2590800" cy="5762625"/>
             <wp:effectExtent l="0" t="0" r="0" b="0"/>
-            <wp:docPr id="1620488867" name="drawing"/>
+            <wp:docPr id="651026992" name="drawing"/>
             <wp:cNvGraphicFramePr>
               <a:graphicFrameLocks noChangeAspect="1"/>
             </wp:cNvGraphicFramePr>
@@ -7760,15 +12642,189 @@
       <w:pPr>
         <w:pStyle w:val="Normal"/>
         <w:widowControl w:val="1"/>
-        <w:ind w:left="708" w:firstLine="708"/>
+        <w:suppressLineNumbers w:val="0"/>
+        <w:bidi w:val="0"/>
+        <w:spacing w:before="0" w:beforeAutospacing="off" w:after="0" w:afterAutospacing="off" w:line="360" w:lineRule="auto"/>
+        <w:ind w:left="0" w:right="0" w:firstLine="0"/>
         <w:jc w:val="left"/>
+        <w:rPr>
+          <w:b w:val="0"/>
+          <w:bCs w:val="0"/>
+        </w:rPr>
+      </w:pPr>
+      <w:r>
+        <w:rPr>
+          <w:b w:val="1"/>
+          <w:bCs w:val="1"/>
+        </w:rPr>
+        <w:t xml:space="preserve">Fonte: </w:t>
+      </w:r>
+      <w:r>
+        <w:rPr>
+          <w:b w:val="0"/>
+          <w:bCs w:val="0"/>
+        </w:rPr>
+        <w:t>Os autores (2026)</w:t>
+      </w:r>
+    </w:p>
+    <w:p>
+      <w:pPr>
+        <w:pStyle w:val="Normal"/>
+        <w:widowControl w:val="1"/>
+        <w:suppressLineNumbers w:val="0"/>
+        <w:bidi w:val="0"/>
+        <w:spacing w:before="0" w:beforeAutospacing="off" w:after="0" w:afterAutospacing="off" w:line="360" w:lineRule="auto"/>
+        <w:ind w:left="0" w:right="0" w:firstLine="0"/>
+        <w:jc w:val="left"/>
+        <w:rPr>
+          <w:b w:val="0"/>
+          <w:bCs w:val="0"/>
+        </w:rPr>
+      </w:pPr>
+    </w:p>
+    <w:p>
+      <w:pPr>
+        <w:pStyle w:val="Normal"/>
+        <w:widowControl w:val="1"/>
+        <w:suppressLineNumbers w:val="0"/>
+        <w:bidi w:val="0"/>
+        <w:spacing w:before="0" w:beforeAutospacing="off" w:after="0" w:afterAutospacing="off" w:line="360" w:lineRule="auto"/>
+        <w:ind w:left="0" w:right="0" w:firstLine="0"/>
+        <w:jc w:val="left"/>
+        <w:rPr>
+          <w:b w:val="1"/>
+          <w:bCs w:val="1"/>
+        </w:rPr>
+      </w:pPr>
+    </w:p>
+    <w:p>
+      <w:pPr>
+        <w:pStyle w:val="Normal"/>
+        <w:widowControl w:val="1"/>
+        <w:suppressLineNumbers w:val="0"/>
+        <w:bidi w:val="0"/>
+        <w:spacing w:before="0" w:beforeAutospacing="off" w:after="0" w:afterAutospacing="off" w:line="360" w:lineRule="auto"/>
+        <w:ind w:left="0" w:right="0" w:firstLine="0"/>
+        <w:jc w:val="left"/>
+        <w:rPr>
+          <w:b w:val="1"/>
+          <w:bCs w:val="1"/>
+        </w:rPr>
+      </w:pPr>
+    </w:p>
+    <w:p>
+      <w:pPr>
+        <w:pStyle w:val="Normal"/>
+        <w:widowControl w:val="1"/>
+        <w:suppressLineNumbers w:val="0"/>
+        <w:bidi w:val="0"/>
+        <w:spacing w:before="0" w:beforeAutospacing="off" w:after="0" w:afterAutospacing="off" w:line="360" w:lineRule="auto"/>
+        <w:ind w:left="0" w:right="0" w:firstLine="0"/>
+        <w:jc w:val="left"/>
+        <w:rPr>
+          <w:b w:val="1"/>
+          <w:bCs w:val="1"/>
+        </w:rPr>
+      </w:pPr>
+    </w:p>
+    <w:p>
+      <w:pPr>
+        <w:pStyle w:val="Normal"/>
+        <w:widowControl w:val="1"/>
+        <w:suppressLineNumbers w:val="0"/>
+        <w:bidi w:val="0"/>
+        <w:spacing w:before="0" w:beforeAutospacing="off" w:after="0" w:afterAutospacing="off" w:line="360" w:lineRule="auto"/>
+        <w:ind w:left="0" w:right="0" w:firstLine="0"/>
+        <w:jc w:val="left"/>
+        <w:rPr>
+          <w:b w:val="1"/>
+          <w:bCs w:val="1"/>
+        </w:rPr>
+      </w:pPr>
+    </w:p>
+    <w:p>
+      <w:pPr>
+        <w:pStyle w:val="Normal"/>
+        <w:widowControl w:val="1"/>
+        <w:suppressLineNumbers w:val="0"/>
+        <w:bidi w:val="0"/>
+        <w:spacing w:before="0" w:beforeAutospacing="off" w:after="0" w:afterAutospacing="off" w:line="360" w:lineRule="auto"/>
+        <w:ind w:left="0" w:right="0" w:firstLine="0"/>
+        <w:jc w:val="left"/>
+        <w:rPr>
+          <w:b w:val="1"/>
+          <w:bCs w:val="1"/>
+        </w:rPr>
+      </w:pPr>
+    </w:p>
+    <w:p>
+      <w:pPr>
+        <w:pStyle w:val="Normal"/>
+        <w:widowControl w:val="1"/>
+        <w:suppressLineNumbers w:val="0"/>
+        <w:bidi w:val="0"/>
+        <w:spacing w:before="0" w:beforeAutospacing="off" w:after="0" w:afterAutospacing="off" w:line="360" w:lineRule="auto"/>
+        <w:ind w:left="0" w:right="0" w:firstLine="0"/>
+        <w:jc w:val="left"/>
+        <w:rPr>
+          <w:b w:val="1"/>
+          <w:bCs w:val="1"/>
+        </w:rPr>
+      </w:pPr>
+    </w:p>
+    <w:p>
+      <w:pPr>
+        <w:pStyle w:val="Normal"/>
+        <w:widowControl w:val="1"/>
+        <w:suppressLineNumbers w:val="0"/>
+        <w:bidi w:val="0"/>
+        <w:spacing w:before="0" w:beforeAutospacing="off" w:after="0" w:afterAutospacing="off" w:line="360" w:lineRule="auto"/>
+        <w:ind w:left="0" w:right="0" w:firstLine="0"/>
+        <w:jc w:val="left"/>
+        <w:rPr>
+          <w:b w:val="1"/>
+          <w:bCs w:val="1"/>
+        </w:rPr>
+      </w:pPr>
+    </w:p>
+    <w:p>
+      <w:pPr>
+        <w:pStyle w:val="Normal"/>
+        <w:widowControl w:val="1"/>
+        <w:suppressLineNumbers w:val="0"/>
+        <w:bidi w:val="0"/>
+        <w:spacing w:before="0" w:beforeAutospacing="off" w:after="0" w:afterAutospacing="off" w:line="360" w:lineRule="auto"/>
+        <w:ind w:left="0" w:right="0" w:firstLine="0"/>
+        <w:jc w:val="left"/>
+        <w:rPr>
+          <w:b w:val="1"/>
+          <w:bCs w:val="1"/>
+        </w:rPr>
+      </w:pPr>
+      <w:r>
+        <w:rPr>
+          <w:b w:val="1"/>
+          <w:bCs w:val="1"/>
+        </w:rPr>
+        <w:t>Figura 15 - Visão do Colaborador</w:t>
+      </w:r>
+    </w:p>
+    <w:p>
+      <w:pPr>
+        <w:pStyle w:val="Normal"/>
+        <w:widowControl w:val="1"/>
+        <w:suppressLineNumbers w:val="0"/>
+        <w:bidi w:val="0"/>
+        <w:spacing w:before="0" w:beforeAutospacing="off" w:after="0" w:afterAutospacing="off" w:line="360" w:lineRule="auto"/>
+        <w:ind w:left="0" w:right="0" w:firstLine="0"/>
+        <w:jc w:val="left"/>
       </w:pPr>
       <w:r>
         <w:drawing>
-          <wp:inline wp14:editId="08AA06C0" wp14:anchorId="6C2169BA">
+          <wp:inline wp14:editId="6F3A29FA" wp14:anchorId="42C15850">
             <wp:extent cx="2590800" cy="5762625"/>
             <wp:effectExtent l="0" t="0" r="0" b="0"/>
-            <wp:docPr id="1094026937" name="drawing"/>
+            <wp:docPr id="1968977498" name="drawing"/>
             <wp:cNvGraphicFramePr>
               <a:graphicFrameLocks noChangeAspect="1"/>
             </wp:cNvGraphicFramePr>
@@ -7811,15 +12867,187 @@
       <w:pPr>
         <w:pStyle w:val="Normal"/>
         <w:widowControl w:val="1"/>
-        <w:ind w:left="708" w:firstLine="0"/>
-        <w:jc w:val="center"/>
+        <w:suppressLineNumbers w:val="0"/>
+        <w:bidi w:val="0"/>
+        <w:spacing w:before="0" w:beforeAutospacing="off" w:after="0" w:afterAutospacing="off" w:line="360" w:lineRule="auto"/>
+        <w:ind w:left="0" w:right="0" w:firstLine="0"/>
+        <w:jc w:val="left"/>
+        <w:rPr>
+          <w:b w:val="0"/>
+          <w:bCs w:val="0"/>
+        </w:rPr>
+      </w:pPr>
+      <w:r>
+        <w:rPr>
+          <w:b w:val="1"/>
+          <w:bCs w:val="1"/>
+        </w:rPr>
+        <w:t xml:space="preserve">Fonte: </w:t>
+      </w:r>
+      <w:r>
+        <w:rPr>
+          <w:b w:val="0"/>
+          <w:bCs w:val="0"/>
+        </w:rPr>
+        <w:t>Os autores (2026)</w:t>
+      </w:r>
+    </w:p>
+    <w:p>
+      <w:pPr>
+        <w:pStyle w:val="Normal"/>
+        <w:widowControl w:val="1"/>
+        <w:suppressLineNumbers w:val="0"/>
+        <w:bidi w:val="0"/>
+        <w:spacing w:before="0" w:beforeAutospacing="off" w:after="0" w:afterAutospacing="off" w:line="360" w:lineRule="auto"/>
+        <w:ind w:left="0" w:right="0" w:firstLine="0"/>
+        <w:jc w:val="left"/>
+        <w:rPr>
+          <w:b w:val="0"/>
+          <w:bCs w:val="0"/>
+        </w:rPr>
+      </w:pPr>
+    </w:p>
+    <w:p>
+      <w:pPr>
+        <w:pStyle w:val="Normal"/>
+        <w:widowControl w:val="1"/>
+        <w:suppressLineNumbers w:val="0"/>
+        <w:bidi w:val="0"/>
+        <w:spacing w:before="0" w:beforeAutospacing="off" w:after="0" w:afterAutospacing="off" w:line="360" w:lineRule="auto"/>
+        <w:ind w:left="0" w:right="0" w:firstLine="0"/>
+        <w:jc w:val="left"/>
+        <w:rPr>
+          <w:b w:val="1"/>
+          <w:bCs w:val="1"/>
+        </w:rPr>
+      </w:pPr>
+    </w:p>
+    <w:p>
+      <w:pPr>
+        <w:pStyle w:val="Normal"/>
+        <w:widowControl w:val="1"/>
+        <w:suppressLineNumbers w:val="0"/>
+        <w:bidi w:val="0"/>
+        <w:spacing w:before="0" w:beforeAutospacing="off" w:after="0" w:afterAutospacing="off" w:line="360" w:lineRule="auto"/>
+        <w:ind w:left="0" w:right="0" w:firstLine="0"/>
+        <w:jc w:val="left"/>
+        <w:rPr>
+          <w:b w:val="1"/>
+          <w:bCs w:val="1"/>
+        </w:rPr>
+      </w:pPr>
+    </w:p>
+    <w:p>
+      <w:pPr>
+        <w:pStyle w:val="Normal"/>
+        <w:widowControl w:val="1"/>
+        <w:suppressLineNumbers w:val="0"/>
+        <w:bidi w:val="0"/>
+        <w:spacing w:before="0" w:beforeAutospacing="off" w:after="0" w:afterAutospacing="off" w:line="360" w:lineRule="auto"/>
+        <w:ind w:left="0" w:right="0" w:firstLine="0"/>
+        <w:jc w:val="left"/>
+        <w:rPr>
+          <w:b w:val="1"/>
+          <w:bCs w:val="1"/>
+        </w:rPr>
+      </w:pPr>
+    </w:p>
+    <w:p>
+      <w:pPr>
+        <w:pStyle w:val="Normal"/>
+        <w:widowControl w:val="1"/>
+        <w:suppressLineNumbers w:val="0"/>
+        <w:bidi w:val="0"/>
+        <w:spacing w:before="0" w:beforeAutospacing="off" w:after="0" w:afterAutospacing="off" w:line="360" w:lineRule="auto"/>
+        <w:ind w:left="0" w:right="0" w:firstLine="0"/>
+        <w:jc w:val="left"/>
+        <w:rPr>
+          <w:b w:val="1"/>
+          <w:bCs w:val="1"/>
+        </w:rPr>
+      </w:pPr>
+    </w:p>
+    <w:p>
+      <w:pPr>
+        <w:pStyle w:val="Normal"/>
+        <w:widowControl w:val="1"/>
+        <w:suppressLineNumbers w:val="0"/>
+        <w:bidi w:val="0"/>
+        <w:spacing w:before="0" w:beforeAutospacing="off" w:after="0" w:afterAutospacing="off" w:line="360" w:lineRule="auto"/>
+        <w:ind w:left="0" w:right="0" w:firstLine="0"/>
+        <w:jc w:val="left"/>
+        <w:rPr>
+          <w:b w:val="1"/>
+          <w:bCs w:val="1"/>
+        </w:rPr>
+      </w:pPr>
+    </w:p>
+    <w:p>
+      <w:pPr>
+        <w:pStyle w:val="Normal"/>
+        <w:widowControl w:val="1"/>
+        <w:suppressLineNumbers w:val="0"/>
+        <w:bidi w:val="0"/>
+        <w:spacing w:before="0" w:beforeAutospacing="off" w:after="0" w:afterAutospacing="off" w:line="360" w:lineRule="auto"/>
+        <w:ind w:left="0" w:right="0" w:firstLine="0"/>
+        <w:jc w:val="left"/>
+        <w:rPr>
+          <w:b w:val="1"/>
+          <w:bCs w:val="1"/>
+        </w:rPr>
+      </w:pPr>
+    </w:p>
+    <w:p>
+      <w:pPr>
+        <w:pStyle w:val="Normal"/>
+        <w:widowControl w:val="1"/>
+        <w:suppressLineNumbers w:val="0"/>
+        <w:bidi w:val="0"/>
+        <w:spacing w:before="0" w:beforeAutospacing="off" w:after="0" w:afterAutospacing="off" w:line="360" w:lineRule="auto"/>
+        <w:ind w:left="0" w:right="0" w:firstLine="0"/>
+        <w:jc w:val="left"/>
+        <w:rPr>
+          <w:b w:val="1"/>
+          <w:bCs w:val="1"/>
+        </w:rPr>
+      </w:pPr>
+    </w:p>
+    <w:p>
+      <w:pPr>
+        <w:pStyle w:val="Normal"/>
+        <w:widowControl w:val="1"/>
+        <w:suppressLineNumbers w:val="0"/>
+        <w:bidi w:val="0"/>
+        <w:spacing w:before="0" w:beforeAutospacing="off" w:after="0" w:afterAutospacing="off" w:line="360" w:lineRule="auto"/>
+        <w:ind w:left="0" w:right="0" w:firstLine="0"/>
+        <w:jc w:val="left"/>
+        <w:rPr>
+          <w:b w:val="1"/>
+          <w:bCs w:val="1"/>
+        </w:rPr>
+      </w:pPr>
+      <w:r>
+        <w:rPr>
+          <w:b w:val="1"/>
+          <w:bCs w:val="1"/>
+        </w:rPr>
+        <w:t>Figura 16 – Formulário de cadastro de usuário</w:t>
+      </w:r>
+    </w:p>
+    <w:p>
+      <w:pPr>
+        <w:pStyle w:val="Normal"/>
+        <w:widowControl w:val="1"/>
+        <w:spacing w:before="0" w:beforeAutospacing="off" w:after="0" w:afterAutospacing="off" w:line="360" w:lineRule="auto"/>
+        <w:ind w:left="0" w:right="0" w:firstLine="0"/>
+        <w:jc w:val="left"/>
       </w:pPr>
       <w:r>
         <w:drawing>
-          <wp:inline wp14:editId="5ADEBC1E" wp14:anchorId="407F0250">
+          <wp:inline wp14:editId="56DC01E1" wp14:anchorId="5CED4393">
             <wp:extent cx="2590800" cy="5762625"/>
             <wp:effectExtent l="0" t="0" r="0" b="0"/>
-            <wp:docPr id="931714480" name="drawing"/>
+            <wp:docPr id="1047756427" name="drawing"/>
             <wp:cNvGraphicFramePr>
               <a:graphicFrameLocks noChangeAspect="1"/>
             </wp:cNvGraphicFramePr>
@@ -7863,8 +13091,9 @@
       <w:pPr>
         <w:pStyle w:val="Normal"/>
         <w:widowControl w:val="1"/>
-        <w:ind w:left="432" w:firstLine="0"/>
-        <w:jc w:val="center"/>
+        <w:spacing w:before="0" w:beforeAutospacing="off" w:after="0" w:afterAutospacing="off" w:line="360" w:lineRule="auto"/>
+        <w:ind w:left="0" w:right="0" w:firstLine="0"/>
+        <w:jc w:val="left"/>
       </w:pPr>
       <w:r>
         <w:rPr/>
@@ -7873,12 +13102,23 @@
     </w:p>
     <w:p>
       <w:pPr>
+        <w:pStyle w:val="Normal"/>
+        <w:widowControl w:val="1"/>
+        <w:spacing w:before="0" w:beforeAutospacing="off" w:after="0" w:afterAutospacing="off" w:line="360" w:lineRule="auto"/>
+        <w:ind w:left="0" w:right="0" w:firstLine="0"/>
+        <w:jc w:val="left"/>
+      </w:pPr>
+    </w:p>
+    <w:p>
+      <w:pPr>
         <w:pStyle w:val="Ttulo1"/>
         <w:spacing w:line="360" w:lineRule="auto"/>
         <w:jc w:val="both"/>
         <w:rPr/>
       </w:pPr>
       <w:bookmarkStart w:name="_Toc1295765489" w:id="527029070"/>
+      <w:bookmarkStart w:name="_Toc864368150" w:id="2147396987"/>
+      <w:bookmarkStart w:name="_Toc2017909151" w:id="550046199"/>
       <w:r>
         <w:rPr/>
         <w:t>APLICAÇ</w:t>
@@ -7889,6 +13129,8 @@
       </w:r>
       <w:bookmarkEnd w:id="153"/>
       <w:bookmarkEnd w:id="527029070"/>
+      <w:bookmarkEnd w:id="2147396987"/>
+      <w:bookmarkEnd w:id="550046199"/>
     </w:p>
     <w:p>
       <w:pPr>
@@ -7896,15 +13138,43 @@
       </w:pPr>
       <w:r>
         <w:rPr/>
-        <w:t xml:space="preserve">Nossa API está hospedada na nuvem, e pode ser </w:t>
-      </w:r>
-      <w:r>
-        <w:rPr/>
-        <w:t>acessada a</w:t>
-      </w:r>
-      <w:r>
-        <w:rPr/>
-        <w:t xml:space="preserve"> partir desse link: </w:t>
+        <w:t xml:space="preserve">A </w:t>
+      </w:r>
+      <w:r>
+        <w:rPr/>
+        <w:t xml:space="preserve">API </w:t>
+      </w:r>
+      <w:r>
+        <w:rPr/>
+        <w:t xml:space="preserve">do nosso projeto </w:t>
+      </w:r>
+      <w:r>
+        <w:rPr/>
+        <w:t xml:space="preserve">está hospedada </w:t>
+      </w:r>
+      <w:r>
+        <w:rPr/>
+        <w:t xml:space="preserve">em um CSP (Cloud Service </w:t>
+      </w:r>
+      <w:r>
+        <w:rPr/>
+        <w:t>Provider</w:t>
+      </w:r>
+      <w:r>
+        <w:rPr/>
+        <w:t xml:space="preserve">) chamada </w:t>
+      </w:r>
+      <w:r>
+        <w:rPr/>
+        <w:t>Heroku</w:t>
+      </w:r>
+      <w:r>
+        <w:rPr/>
+        <w:t>. Acesse sua documentação a partir do link:</w:t>
+      </w:r>
+      <w:r>
+        <w:rPr/>
+        <w:t xml:space="preserve"> https://corevent-app-fatec-d78bb2efd71a.herokuapp.com/docs</w:t>
       </w:r>
     </w:p>
     <w:p>
@@ -7913,8 +13183,26 @@
       </w:pPr>
       <w:r>
         <w:rPr/>
-        <w:t xml:space="preserve">O APK para a aplicação Mobile pode ser acessado por esse link: </w:t>
-      </w:r>
+        <w:t xml:space="preserve">O banco de dados está sendo hospedado a partir dos serviços da plataforma Neon. </w:t>
+      </w:r>
+    </w:p>
+    <w:p>
+      <w:pPr>
+        <w:pStyle w:val="Normal"/>
+      </w:pPr>
+      <w:r>
+        <w:rPr/>
+        <w:t>O APK para a aplicação Mobile pode ser acessado por esse link:</w:t>
+      </w:r>
+      <w:r>
+        <w:rPr/>
+        <w:t xml:space="preserve"> https://github.com/corevent/CoreventApp</w:t>
+      </w:r>
+    </w:p>
+    <w:p>
+      <w:pPr>
+        <w:pStyle w:val="Normal"/>
+      </w:pPr>
     </w:p>
     <w:p>
       <w:pPr>
@@ -7926,6 +13214,8 @@
       </w:pPr>
       <w:bookmarkStart w:name="_Toc211596453" w:id="158"/>
       <w:bookmarkStart w:name="_Toc1490401303" w:id="1612427860"/>
+      <w:bookmarkStart w:name="_Toc1069316357" w:id="36647922"/>
+      <w:bookmarkStart w:name="_Toc415120256" w:id="1814568640"/>
       <w:r>
         <w:rPr/>
         <w:t>CO</w:t>
@@ -7938,6 +13228,73 @@
       </w:r>
       <w:bookmarkEnd w:id="158"/>
       <w:bookmarkEnd w:id="1612427860"/>
+      <w:bookmarkEnd w:id="36647922"/>
+      <w:bookmarkEnd w:id="1814568640"/>
+    </w:p>
+    <w:p>
+      <w:pPr>
+        <w:pStyle w:val="Normal"/>
+        <w:widowControl w:val="1"/>
+        <w:ind w:firstLine="432"/>
+        <w:jc w:val="left"/>
+      </w:pPr>
+      <w:r>
+        <w:rPr>
+          <w:rFonts w:ascii="Arial" w:hAnsi="Arial" w:eastAsia="Arial" w:cs="Arial"/>
+          <w:noProof w:val="0"/>
+          <w:sz w:val="24"/>
+          <w:szCs w:val="24"/>
+          <w:lang w:val="pt-BR"/>
+        </w:rPr>
+        <w:t>O desenvolvimento deste projeto permitiu a criação de uma aplicação mobile voltada para o gerenciamento e participação em eventos, possibilitando funcionalidades como cadastro de usuários, autenticação, criação e visualização de eventos. Para isso, foram utilizadas tecnologias como PostgreSQL, Docker, NestJS e .NET MAUI, proporcionando experiência prática com desenvolvimento mobile, integração entre serviços e gerenciamento de banco de dados.</w:t>
+      </w:r>
+    </w:p>
+    <w:p>
+      <w:pPr>
+        <w:ind w:firstLine="432"/>
+        <w:jc w:val="left"/>
+      </w:pPr>
+      <w:r>
+        <w:rPr>
+          <w:rFonts w:ascii="Arial" w:hAnsi="Arial" w:eastAsia="Arial" w:cs="Arial"/>
+          <w:noProof w:val="0"/>
+          <w:sz w:val="24"/>
+          <w:szCs w:val="24"/>
+          <w:lang w:val="pt-BR"/>
+        </w:rPr>
+        <w:t>Embora o sistema esteja funcional em suas principais funcionalidades, recursos relacionados à integração financeira, como compra de ingressos e movimentação de valores, ainda não foram implementados, podendo ser adicionados futuramente para tornar a aplicação mais completa.</w:t>
+      </w:r>
+    </w:p>
+    <w:p>
+      <w:pPr>
+        <w:ind w:firstLine="432"/>
+        <w:jc w:val="left"/>
+      </w:pPr>
+      <w:r>
+        <w:rPr>
+          <w:rFonts w:ascii="Arial" w:hAnsi="Arial" w:eastAsia="Arial" w:cs="Arial"/>
+          <w:noProof w:val="0"/>
+          <w:sz w:val="24"/>
+          <w:szCs w:val="24"/>
+          <w:lang w:val="pt-BR"/>
+        </w:rPr>
+        <w:t>Além do aprendizado técnico, o projeto também contribuiu para o desenvolvimento do trabalho em equipe e da organização entre os integrantes, atingindo os objetivos propostos no contexto acadêmico.</w:t>
+      </w:r>
+    </w:p>
+    <w:p>
+      <w:pPr>
+        <w:pStyle w:val="Normal"/>
+        <w:widowControl w:val="1"/>
+        <w:ind w:firstLine="0"/>
+        <w:jc w:val="left"/>
+        <w:rPr>
+          <w:rFonts w:ascii="Arial" w:hAnsi="Arial" w:eastAsia="Arial" w:cs="Arial"/>
+          <w:noProof w:val="0"/>
+          <w:sz w:val="24"/>
+          <w:szCs w:val="24"/>
+          <w:lang w:val="pt-BR"/>
+        </w:rPr>
+      </w:pPr>
     </w:p>
     <w:sectPr>
       <w:headerReference w:type="default" r:id="rId29"/>
@@ -8209,6 +13566,454 @@
 
 <file path=word/numbering.xml><?xml version="1.0" encoding="utf-8"?>
 <w:numbering xmlns:wpc="http://schemas.microsoft.com/office/word/2010/wordprocessingCanvas" xmlns:cx="http://schemas.microsoft.com/office/drawing/2014/chartex" xmlns:cx1="http://schemas.microsoft.com/office/drawing/2015/9/8/chartex" xmlns:cx2="http://schemas.microsoft.com/office/drawing/2015/10/21/chartex" xmlns:cx3="http://schemas.microsoft.com/office/drawing/2016/5/9/chartex" xmlns:cx4="http://schemas.microsoft.com/office/drawing/2016/5/10/chartex" xmlns:cx5="http://schemas.microsoft.com/office/drawing/2016/5/11/chartex" xmlns:cx6="http://schemas.microsoft.com/office/drawing/2016/5/12/chartex" xmlns:cx7="http://schemas.microsoft.com/office/drawing/2016/5/13/chartex" xmlns:cx8="http://schemas.microsoft.com/office/drawing/2016/5/14/chartex" xmlns:mc="http://schemas.openxmlformats.org/markup-compatibility/2006" xmlns:aink="http://schemas.microsoft.com/office/drawing/2016/ink" xmlns:am3d="http://schemas.microsoft.com/office/drawing/2017/model3d" xmlns:o="urn:schemas-microsoft-com:office:office" xmlns:oel="http://schemas.microsoft.com/office/2019/extlst" xmlns:r="http://schemas.openxmlformats.org/officeDocument/2006/relationships" xmlns:m="http://schemas.openxmlformats.org/officeDocument/2006/math" xmlns:v="urn:schemas-microsoft-com:vml" xmlns:wp14="http://schemas.microsoft.com/office/word/2010/wordprocessingDrawing" xmlns:wp="http://schemas.openxmlformats.org/drawingml/2006/wordprocessingDrawing" xmlns:w10="urn:schemas-microsoft-com:office:word" xmlns:w="http://schemas.openxmlformats.org/wordprocessingml/2006/main" xmlns:w14="http://schemas.microsoft.com/office/word/2010/wordml" xmlns:w15="http://schemas.microsoft.com/office/word/2012/wordml" xmlns:w16cex="http://schemas.microsoft.com/office/word/2018/wordml/cex" xmlns:w16cid="http://schemas.microsoft.com/office/word/2016/wordml/cid" xmlns:w16="http://schemas.microsoft.com/office/word/2018/wordml" xmlns:w16du="http://schemas.microsoft.com/office/word/2023/wordml/word16du" xmlns:w16sdtdh="http://schemas.microsoft.com/office/word/2020/wordml/sdtdatahash" xmlns:w16sdtfl="http://schemas.microsoft.com/office/word/2024/wordml/sdtformatlock" xmlns:w16se="http://schemas.microsoft.com/office/word/2015/wordml/symex" xmlns:wpg="http://schemas.microsoft.com/office/word/2010/wordprocessingGroup" xmlns:wpi="http://schemas.microsoft.com/office/word/2010/wordprocessingInk" xmlns:wne="http://schemas.microsoft.com/office/word/2006/wordml" xmlns:wps="http://schemas.microsoft.com/office/word/2010/wordprocessingShape" mc:Ignorable="w14 w15 w16se w16cid w16 w16cex w16sdtdh w16sdtfl w16du wp14">
+  <w:abstractNum xmlns:w="http://schemas.openxmlformats.org/wordprocessingml/2006/main" w:abstractNumId="58">
+    <w:nsid w:val="43134a17"/>
+    <w:multiLevelType xmlns:w="http://schemas.openxmlformats.org/wordprocessingml/2006/main" w:val="hybridMultilevel"/>
+    <w:lvl xmlns:w="http://schemas.openxmlformats.org/wordprocessingml/2006/main" w:ilvl="0">
+      <w:start w:val="1"/>
+      <w:numFmt w:val="bullet"/>
+      <w:lvlText w:val=""/>
+      <w:lvlJc w:val="left"/>
+      <w:pPr>
+        <w:ind w:left="1789" w:hanging="360"/>
+      </w:pPr>
+      <w:rPr>
+        <w:rFonts w:hint="default" w:ascii="Symbol" w:hAnsi="Symbol"/>
+      </w:rPr>
+    </w:lvl>
+    <w:lvl xmlns:w="http://schemas.openxmlformats.org/wordprocessingml/2006/main" w:ilvl="1">
+      <w:start w:val="1"/>
+      <w:numFmt w:val="bullet"/>
+      <w:lvlText w:val="o"/>
+      <w:lvlJc w:val="left"/>
+      <w:pPr>
+        <w:ind w:left="2509" w:hanging="360"/>
+      </w:pPr>
+      <w:rPr>
+        <w:rFonts w:hint="default" w:ascii="Courier New" w:hAnsi="Courier New"/>
+      </w:rPr>
+    </w:lvl>
+    <w:lvl xmlns:w="http://schemas.openxmlformats.org/wordprocessingml/2006/main" w:ilvl="2">
+      <w:start w:val="1"/>
+      <w:numFmt w:val="bullet"/>
+      <w:lvlText w:val=""/>
+      <w:lvlJc w:val="left"/>
+      <w:pPr>
+        <w:ind w:left="3229" w:hanging="360"/>
+      </w:pPr>
+      <w:rPr>
+        <w:rFonts w:hint="default" w:ascii="Wingdings" w:hAnsi="Wingdings"/>
+      </w:rPr>
+    </w:lvl>
+    <w:lvl xmlns:w="http://schemas.openxmlformats.org/wordprocessingml/2006/main" w:ilvl="3">
+      <w:start w:val="1"/>
+      <w:numFmt w:val="bullet"/>
+      <w:lvlText w:val=""/>
+      <w:lvlJc w:val="left"/>
+      <w:pPr>
+        <w:ind w:left="3949" w:hanging="360"/>
+      </w:pPr>
+      <w:rPr>
+        <w:rFonts w:hint="default" w:ascii="Symbol" w:hAnsi="Symbol"/>
+      </w:rPr>
+    </w:lvl>
+    <w:lvl xmlns:w="http://schemas.openxmlformats.org/wordprocessingml/2006/main" w:ilvl="4">
+      <w:start w:val="1"/>
+      <w:numFmt w:val="bullet"/>
+      <w:lvlText w:val="o"/>
+      <w:lvlJc w:val="left"/>
+      <w:pPr>
+        <w:ind w:left="4669" w:hanging="360"/>
+      </w:pPr>
+      <w:rPr>
+        <w:rFonts w:hint="default" w:ascii="Courier New" w:hAnsi="Courier New"/>
+      </w:rPr>
+    </w:lvl>
+    <w:lvl xmlns:w="http://schemas.openxmlformats.org/wordprocessingml/2006/main" w:ilvl="5">
+      <w:start w:val="1"/>
+      <w:numFmt w:val="bullet"/>
+      <w:lvlText w:val=""/>
+      <w:lvlJc w:val="left"/>
+      <w:pPr>
+        <w:ind w:left="5389" w:hanging="360"/>
+      </w:pPr>
+      <w:rPr>
+        <w:rFonts w:hint="default" w:ascii="Wingdings" w:hAnsi="Wingdings"/>
+      </w:rPr>
+    </w:lvl>
+    <w:lvl xmlns:w="http://schemas.openxmlformats.org/wordprocessingml/2006/main" w:ilvl="6">
+      <w:start w:val="1"/>
+      <w:numFmt w:val="bullet"/>
+      <w:lvlText w:val=""/>
+      <w:lvlJc w:val="left"/>
+      <w:pPr>
+        <w:ind w:left="6109" w:hanging="360"/>
+      </w:pPr>
+      <w:rPr>
+        <w:rFonts w:hint="default" w:ascii="Symbol" w:hAnsi="Symbol"/>
+      </w:rPr>
+    </w:lvl>
+    <w:lvl xmlns:w="http://schemas.openxmlformats.org/wordprocessingml/2006/main" w:ilvl="7">
+      <w:start w:val="1"/>
+      <w:numFmt w:val="bullet"/>
+      <w:lvlText w:val="o"/>
+      <w:lvlJc w:val="left"/>
+      <w:pPr>
+        <w:ind w:left="6829" w:hanging="360"/>
+      </w:pPr>
+      <w:rPr>
+        <w:rFonts w:hint="default" w:ascii="Courier New" w:hAnsi="Courier New"/>
+      </w:rPr>
+    </w:lvl>
+    <w:lvl xmlns:w="http://schemas.openxmlformats.org/wordprocessingml/2006/main" w:ilvl="8">
+      <w:start w:val="1"/>
+      <w:numFmt w:val="bullet"/>
+      <w:lvlText w:val=""/>
+      <w:lvlJc w:val="left"/>
+      <w:pPr>
+        <w:ind w:left="7549" w:hanging="360"/>
+      </w:pPr>
+      <w:rPr>
+        <w:rFonts w:hint="default" w:ascii="Wingdings" w:hAnsi="Wingdings"/>
+      </w:rPr>
+    </w:lvl>
+  </w:abstractNum>
+  <w:abstractNum xmlns:w="http://schemas.openxmlformats.org/wordprocessingml/2006/main" w:abstractNumId="57">
+    <w:nsid w:val="71703e25"/>
+    <w:multiLevelType xmlns:w="http://schemas.openxmlformats.org/wordprocessingml/2006/main" w:val="hybridMultilevel"/>
+    <w:lvl xmlns:w="http://schemas.openxmlformats.org/wordprocessingml/2006/main" w:ilvl="0">
+      <w:start w:val="1"/>
+      <w:numFmt w:val="bullet"/>
+      <w:lvlText w:val=""/>
+      <w:lvlJc w:val="left"/>
+      <w:pPr>
+        <w:ind w:left="1776" w:hanging="360"/>
+      </w:pPr>
+      <w:rPr>
+        <w:rFonts w:hint="default" w:ascii="Symbol" w:hAnsi="Symbol"/>
+      </w:rPr>
+    </w:lvl>
+    <w:lvl xmlns:w="http://schemas.openxmlformats.org/wordprocessingml/2006/main" w:ilvl="1">
+      <w:start w:val="1"/>
+      <w:numFmt w:val="bullet"/>
+      <w:lvlText w:val="o"/>
+      <w:lvlJc w:val="left"/>
+      <w:pPr>
+        <w:ind w:left="2496" w:hanging="360"/>
+      </w:pPr>
+      <w:rPr>
+        <w:rFonts w:hint="default" w:ascii="Courier New" w:hAnsi="Courier New"/>
+      </w:rPr>
+    </w:lvl>
+    <w:lvl xmlns:w="http://schemas.openxmlformats.org/wordprocessingml/2006/main" w:ilvl="2">
+      <w:start w:val="1"/>
+      <w:numFmt w:val="bullet"/>
+      <w:lvlText w:val=""/>
+      <w:lvlJc w:val="left"/>
+      <w:pPr>
+        <w:ind w:left="3216" w:hanging="360"/>
+      </w:pPr>
+      <w:rPr>
+        <w:rFonts w:hint="default" w:ascii="Wingdings" w:hAnsi="Wingdings"/>
+      </w:rPr>
+    </w:lvl>
+    <w:lvl xmlns:w="http://schemas.openxmlformats.org/wordprocessingml/2006/main" w:ilvl="3">
+      <w:start w:val="1"/>
+      <w:numFmt w:val="bullet"/>
+      <w:lvlText w:val=""/>
+      <w:lvlJc w:val="left"/>
+      <w:pPr>
+        <w:ind w:left="3936" w:hanging="360"/>
+      </w:pPr>
+      <w:rPr>
+        <w:rFonts w:hint="default" w:ascii="Symbol" w:hAnsi="Symbol"/>
+      </w:rPr>
+    </w:lvl>
+    <w:lvl xmlns:w="http://schemas.openxmlformats.org/wordprocessingml/2006/main" w:ilvl="4">
+      <w:start w:val="1"/>
+      <w:numFmt w:val="bullet"/>
+      <w:lvlText w:val="o"/>
+      <w:lvlJc w:val="left"/>
+      <w:pPr>
+        <w:ind w:left="4656" w:hanging="360"/>
+      </w:pPr>
+      <w:rPr>
+        <w:rFonts w:hint="default" w:ascii="Courier New" w:hAnsi="Courier New"/>
+      </w:rPr>
+    </w:lvl>
+    <w:lvl xmlns:w="http://schemas.openxmlformats.org/wordprocessingml/2006/main" w:ilvl="5">
+      <w:start w:val="1"/>
+      <w:numFmt w:val="bullet"/>
+      <w:lvlText w:val=""/>
+      <w:lvlJc w:val="left"/>
+      <w:pPr>
+        <w:ind w:left="5376" w:hanging="360"/>
+      </w:pPr>
+      <w:rPr>
+        <w:rFonts w:hint="default" w:ascii="Wingdings" w:hAnsi="Wingdings"/>
+      </w:rPr>
+    </w:lvl>
+    <w:lvl xmlns:w="http://schemas.openxmlformats.org/wordprocessingml/2006/main" w:ilvl="6">
+      <w:start w:val="1"/>
+      <w:numFmt w:val="bullet"/>
+      <w:lvlText w:val=""/>
+      <w:lvlJc w:val="left"/>
+      <w:pPr>
+        <w:ind w:left="6096" w:hanging="360"/>
+      </w:pPr>
+      <w:rPr>
+        <w:rFonts w:hint="default" w:ascii="Symbol" w:hAnsi="Symbol"/>
+      </w:rPr>
+    </w:lvl>
+    <w:lvl xmlns:w="http://schemas.openxmlformats.org/wordprocessingml/2006/main" w:ilvl="7">
+      <w:start w:val="1"/>
+      <w:numFmt w:val="bullet"/>
+      <w:lvlText w:val="o"/>
+      <w:lvlJc w:val="left"/>
+      <w:pPr>
+        <w:ind w:left="6816" w:hanging="360"/>
+      </w:pPr>
+      <w:rPr>
+        <w:rFonts w:hint="default" w:ascii="Courier New" w:hAnsi="Courier New"/>
+      </w:rPr>
+    </w:lvl>
+    <w:lvl xmlns:w="http://schemas.openxmlformats.org/wordprocessingml/2006/main" w:ilvl="8">
+      <w:start w:val="1"/>
+      <w:numFmt w:val="bullet"/>
+      <w:lvlText w:val=""/>
+      <w:lvlJc w:val="left"/>
+      <w:pPr>
+        <w:ind w:left="7536" w:hanging="360"/>
+      </w:pPr>
+      <w:rPr>
+        <w:rFonts w:hint="default" w:ascii="Wingdings" w:hAnsi="Wingdings"/>
+      </w:rPr>
+    </w:lvl>
+  </w:abstractNum>
+  <w:abstractNum xmlns:w="http://schemas.openxmlformats.org/wordprocessingml/2006/main" w:abstractNumId="56">
+    <w:nsid w:val="6070d723"/>
+    <w:multiLevelType xmlns:w="http://schemas.openxmlformats.org/wordprocessingml/2006/main" w:val="hybridMultilevel"/>
+    <w:lvl xmlns:w="http://schemas.openxmlformats.org/wordprocessingml/2006/main" w:ilvl="0">
+      <w:start w:val="1"/>
+      <w:numFmt w:val="bullet"/>
+      <w:lvlText w:val=""/>
+      <w:lvlJc w:val="left"/>
+      <w:pPr>
+        <w:ind w:left="1778" w:hanging="360"/>
+      </w:pPr>
+      <w:rPr>
+        <w:rFonts w:hint="default" w:ascii="Symbol" w:hAnsi="Symbol"/>
+      </w:rPr>
+    </w:lvl>
+    <w:lvl xmlns:w="http://schemas.openxmlformats.org/wordprocessingml/2006/main" w:ilvl="1">
+      <w:start w:val="1"/>
+      <w:numFmt w:val="bullet"/>
+      <w:lvlText w:val="o"/>
+      <w:lvlJc w:val="left"/>
+      <w:pPr>
+        <w:ind w:left="2498" w:hanging="360"/>
+      </w:pPr>
+      <w:rPr>
+        <w:rFonts w:hint="default" w:ascii="Courier New" w:hAnsi="Courier New"/>
+      </w:rPr>
+    </w:lvl>
+    <w:lvl xmlns:w="http://schemas.openxmlformats.org/wordprocessingml/2006/main" w:ilvl="2">
+      <w:start w:val="1"/>
+      <w:numFmt w:val="bullet"/>
+      <w:lvlText w:val=""/>
+      <w:lvlJc w:val="left"/>
+      <w:pPr>
+        <w:ind w:left="3218" w:hanging="360"/>
+      </w:pPr>
+      <w:rPr>
+        <w:rFonts w:hint="default" w:ascii="Wingdings" w:hAnsi="Wingdings"/>
+      </w:rPr>
+    </w:lvl>
+    <w:lvl xmlns:w="http://schemas.openxmlformats.org/wordprocessingml/2006/main" w:ilvl="3">
+      <w:start w:val="1"/>
+      <w:numFmt w:val="bullet"/>
+      <w:lvlText w:val=""/>
+      <w:lvlJc w:val="left"/>
+      <w:pPr>
+        <w:ind w:left="3938" w:hanging="360"/>
+      </w:pPr>
+      <w:rPr>
+        <w:rFonts w:hint="default" w:ascii="Symbol" w:hAnsi="Symbol"/>
+      </w:rPr>
+    </w:lvl>
+    <w:lvl xmlns:w="http://schemas.openxmlformats.org/wordprocessingml/2006/main" w:ilvl="4">
+      <w:start w:val="1"/>
+      <w:numFmt w:val="bullet"/>
+      <w:lvlText w:val="o"/>
+      <w:lvlJc w:val="left"/>
+      <w:pPr>
+        <w:ind w:left="4658" w:hanging="360"/>
+      </w:pPr>
+      <w:rPr>
+        <w:rFonts w:hint="default" w:ascii="Courier New" w:hAnsi="Courier New"/>
+      </w:rPr>
+    </w:lvl>
+    <w:lvl xmlns:w="http://schemas.openxmlformats.org/wordprocessingml/2006/main" w:ilvl="5">
+      <w:start w:val="1"/>
+      <w:numFmt w:val="bullet"/>
+      <w:lvlText w:val=""/>
+      <w:lvlJc w:val="left"/>
+      <w:pPr>
+        <w:ind w:left="5378" w:hanging="360"/>
+      </w:pPr>
+      <w:rPr>
+        <w:rFonts w:hint="default" w:ascii="Wingdings" w:hAnsi="Wingdings"/>
+      </w:rPr>
+    </w:lvl>
+    <w:lvl xmlns:w="http://schemas.openxmlformats.org/wordprocessingml/2006/main" w:ilvl="6">
+      <w:start w:val="1"/>
+      <w:numFmt w:val="bullet"/>
+      <w:lvlText w:val=""/>
+      <w:lvlJc w:val="left"/>
+      <w:pPr>
+        <w:ind w:left="6098" w:hanging="360"/>
+      </w:pPr>
+      <w:rPr>
+        <w:rFonts w:hint="default" w:ascii="Symbol" w:hAnsi="Symbol"/>
+      </w:rPr>
+    </w:lvl>
+    <w:lvl xmlns:w="http://schemas.openxmlformats.org/wordprocessingml/2006/main" w:ilvl="7">
+      <w:start w:val="1"/>
+      <w:numFmt w:val="bullet"/>
+      <w:lvlText w:val="o"/>
+      <w:lvlJc w:val="left"/>
+      <w:pPr>
+        <w:ind w:left="6818" w:hanging="360"/>
+      </w:pPr>
+      <w:rPr>
+        <w:rFonts w:hint="default" w:ascii="Courier New" w:hAnsi="Courier New"/>
+      </w:rPr>
+    </w:lvl>
+    <w:lvl xmlns:w="http://schemas.openxmlformats.org/wordprocessingml/2006/main" w:ilvl="8">
+      <w:start w:val="1"/>
+      <w:numFmt w:val="bullet"/>
+      <w:lvlText w:val=""/>
+      <w:lvlJc w:val="left"/>
+      <w:pPr>
+        <w:ind w:left="7538" w:hanging="360"/>
+      </w:pPr>
+      <w:rPr>
+        <w:rFonts w:hint="default" w:ascii="Wingdings" w:hAnsi="Wingdings"/>
+      </w:rPr>
+    </w:lvl>
+  </w:abstractNum>
+  <w:abstractNum xmlns:w="http://schemas.openxmlformats.org/wordprocessingml/2006/main" w:abstractNumId="55">
+    <w:nsid w:val="491cd109"/>
+    <w:multiLevelType xmlns:w="http://schemas.openxmlformats.org/wordprocessingml/2006/main" w:val="hybridMultilevel"/>
+    <w:lvl xmlns:w="http://schemas.openxmlformats.org/wordprocessingml/2006/main" w:ilvl="0">
+      <w:start w:val="1"/>
+      <w:numFmt w:val="bullet"/>
+      <w:lvlText w:val=""/>
+      <w:lvlJc w:val="left"/>
+      <w:pPr>
+        <w:ind w:left="2858" w:hanging="360"/>
+      </w:pPr>
+      <w:rPr>
+        <w:rFonts w:hint="default" w:ascii="Symbol" w:hAnsi="Symbol"/>
+      </w:rPr>
+    </w:lvl>
+    <w:lvl xmlns:w="http://schemas.openxmlformats.org/wordprocessingml/2006/main" w:ilvl="1">
+      <w:start w:val="1"/>
+      <w:numFmt w:val="bullet"/>
+      <w:lvlText w:val="o"/>
+      <w:lvlJc w:val="left"/>
+      <w:pPr>
+        <w:ind w:left="3578" w:hanging="360"/>
+      </w:pPr>
+      <w:rPr>
+        <w:rFonts w:hint="default" w:ascii="Courier New" w:hAnsi="Courier New"/>
+      </w:rPr>
+    </w:lvl>
+    <w:lvl xmlns:w="http://schemas.openxmlformats.org/wordprocessingml/2006/main" w:ilvl="2">
+      <w:start w:val="1"/>
+      <w:numFmt w:val="bullet"/>
+      <w:lvlText w:val=""/>
+      <w:lvlJc w:val="left"/>
+      <w:pPr>
+        <w:ind w:left="4298" w:hanging="360"/>
+      </w:pPr>
+      <w:rPr>
+        <w:rFonts w:hint="default" w:ascii="Wingdings" w:hAnsi="Wingdings"/>
+      </w:rPr>
+    </w:lvl>
+    <w:lvl xmlns:w="http://schemas.openxmlformats.org/wordprocessingml/2006/main" w:ilvl="3">
+      <w:start w:val="1"/>
+      <w:numFmt w:val="bullet"/>
+      <w:lvlText w:val=""/>
+      <w:lvlJc w:val="left"/>
+      <w:pPr>
+        <w:ind w:left="5018" w:hanging="360"/>
+      </w:pPr>
+      <w:rPr>
+        <w:rFonts w:hint="default" w:ascii="Symbol" w:hAnsi="Symbol"/>
+      </w:rPr>
+    </w:lvl>
+    <w:lvl xmlns:w="http://schemas.openxmlformats.org/wordprocessingml/2006/main" w:ilvl="4">
+      <w:start w:val="1"/>
+      <w:numFmt w:val="bullet"/>
+      <w:lvlText w:val="o"/>
+      <w:lvlJc w:val="left"/>
+      <w:pPr>
+        <w:ind w:left="5738" w:hanging="360"/>
+      </w:pPr>
+      <w:rPr>
+        <w:rFonts w:hint="default" w:ascii="Courier New" w:hAnsi="Courier New"/>
+      </w:rPr>
+    </w:lvl>
+    <w:lvl xmlns:w="http://schemas.openxmlformats.org/wordprocessingml/2006/main" w:ilvl="5">
+      <w:start w:val="1"/>
+      <w:numFmt w:val="bullet"/>
+      <w:lvlText w:val=""/>
+      <w:lvlJc w:val="left"/>
+      <w:pPr>
+        <w:ind w:left="6458" w:hanging="360"/>
+      </w:pPr>
+      <w:rPr>
+        <w:rFonts w:hint="default" w:ascii="Wingdings" w:hAnsi="Wingdings"/>
+      </w:rPr>
+    </w:lvl>
+    <w:lvl xmlns:w="http://schemas.openxmlformats.org/wordprocessingml/2006/main" w:ilvl="6">
+      <w:start w:val="1"/>
+      <w:numFmt w:val="bullet"/>
+      <w:lvlText w:val=""/>
+      <w:lvlJc w:val="left"/>
+      <w:pPr>
+        <w:ind w:left="7178" w:hanging="360"/>
+      </w:pPr>
+      <w:rPr>
+        <w:rFonts w:hint="default" w:ascii="Symbol" w:hAnsi="Symbol"/>
+      </w:rPr>
+    </w:lvl>
+    <w:lvl xmlns:w="http://schemas.openxmlformats.org/wordprocessingml/2006/main" w:ilvl="7">
+      <w:start w:val="1"/>
+      <w:numFmt w:val="bullet"/>
+      <w:lvlText w:val="o"/>
+      <w:lvlJc w:val="left"/>
+      <w:pPr>
+        <w:ind w:left="7898" w:hanging="360"/>
+      </w:pPr>
+      <w:rPr>
+        <w:rFonts w:hint="default" w:ascii="Courier New" w:hAnsi="Courier New"/>
+      </w:rPr>
+    </w:lvl>
+    <w:lvl xmlns:w="http://schemas.openxmlformats.org/wordprocessingml/2006/main" w:ilvl="8">
+      <w:start w:val="1"/>
+      <w:numFmt w:val="bullet"/>
+      <w:lvlText w:val=""/>
+      <w:lvlJc w:val="left"/>
+      <w:pPr>
+        <w:ind w:left="8618" w:hanging="360"/>
+      </w:pPr>
+      <w:rPr>
+        <w:rFonts w:hint="default" w:ascii="Wingdings" w:hAnsi="Wingdings"/>
+      </w:rPr>
+    </w:lvl>
+  </w:abstractNum>
   <w:abstractNum xmlns:w="http://schemas.openxmlformats.org/wordprocessingml/2006/main" w:abstractNumId="54">
     <w:nsid w:val="270cb47e"/>
     <w:multiLevelType xmlns:w="http://schemas.openxmlformats.org/wordprocessingml/2006/main" w:val="hybridMultilevel"/>
@@ -15332,6 +21137,18 @@
       </w:rPr>
     </w:lvl>
   </w:abstractNum>
+  <w:num w:numId="59">
+    <w:abstractNumId w:val="58"/>
+  </w:num>
+  <w:num w:numId="58">
+    <w:abstractNumId w:val="57"/>
+  </w:num>
+  <w:num w:numId="57">
+    <w:abstractNumId w:val="56"/>
+  </w:num>
+  <w:num w:numId="56">
+    <w:abstractNumId w:val="55"/>
+  </w:num>
   <w:num w:numId="55">
     <w:abstractNumId w:val="54"/>
   </w:num>
@@ -16315,26 +22132,22 @@
     </w:rPr>
   </w:style>
   <w:style w:type="paragraph" w:styleId="Sumrio1">
+    <w:uiPriority w:val="39"/>
     <w:name w:val="toc 1"/>
     <w:basedOn w:val="Normal"/>
     <w:next w:val="Normal"/>
-    <w:uiPriority w:val="39"/>
     <w:unhideWhenUsed/>
-    <w:rsid w:val="2982125D"/>
+    <w:rsid w:val="6A43359C"/>
+    <w:rPr>
+      <w:rFonts w:ascii="Arial Negrito" w:hAnsi="Arial Negrito"/>
+      <w:b w:val="1"/>
+      <w:bCs w:val="1"/>
+      <w:caps w:val="1"/>
+    </w:rPr>
     <w:pPr>
-      <w:tabs>
-        <w:tab w:val="left" w:pos="1320"/>
-        <w:tab w:val="right" w:leader="dot" w:pos="9062"/>
-      </w:tabs>
       <w:spacing w:after="100"/>
       <w:jc w:val="left"/>
     </w:pPr>
-    <w:rPr>
-      <w:rFonts w:ascii="Arial Negrito" w:hAnsi="Arial Negrito"/>
-      <w:b/>
-      <w:bCs/>
-      <w:caps/>
-    </w:rPr>
   </w:style>
   <w:style w:type="paragraph" w:styleId="Sumrio2">
     <w:name w:val="toc 2"/>
